--- a/wankoe-python-model/dossiers/DT-002/DT-002-Zone11-Sizing-Note.docx
+++ b/wankoe-python-model/dossiers/DT-002/DT-002-Zone11-Sizing-Note.docx
@@ -171,80 +171,8 @@
     </w:p>
     <w:p>
       <w:r>
-        <w:t>The sheet below is the contractual reference of this note and is also attached as a separate PDF (20260806_Wankoe_1.1_PFD_REV15.pdf) for full-screen reading. Chain: ROM stockpile 0/700 (10 000 t), truck to hopper HO.5001 (20 m3), vibrating feeder VF.5002 (250 t/h), primary crusher CR.5003 (0/700 to 0/200), conveyors BC.5004/BC.5005, toothed-roll sizer CR.5006 (0/200 to 0/40), conveyor BC.5007 to the double-deck screen SR.5008 (decks 35 and 20 mm), diverter DV.5009, loop crusher CR.5011 returning via BC.5010, products BC.5012 to SP.5014 (0/20 crude, 10 000 t, to AG and Feed plant) and BC.5013 to SP.5015 (KFS 20/35, 5 000 t, to kiln).</w:t>
+        <w:t>The PFD plate is the contractual reference of this note; it is deliberately NOT reproduced inside this document (an A1 sheet does not survive page-size reduction) and travels as a separate PDF (20260806_Wankoe_1.1_PFD_REV15.pdf) to be opened full screen alongside. Chain: ROM stockpile 0/700 (10 000 t), truck to hopper HO.5001 (20 m3), vibrating feeder VF.5002 (250 t/h), primary crusher CR.5003 (0/700 to 0/200), conveyors BC.5004/BC.5005, toothed-roll sizer CR.5006 (0/200 to 0/40), conveyor BC.5007 to the double-deck screen SR.5008 (decks 35 and 20 mm), diverter DV.5009, loop crusher CR.5011 returning via BC.5010, products BC.5012 to SP.5014 (0/20 crude, 10 000 t, to AG and Feed plant) and BC.5013 to SP.5015 (KFS 20/35, 5 000 t, to kiln).</w:t>
       </w:r>
-    </w:p>
-    <w:p>
-      <w:pPr>
-        <w:sectPr>
-          <w:footerReference w:type="default" r:id="rId9"/>
-          <w:pgSz w:w="12240" w:h="15840"/>
-          <w:pgMar w:top="1440" w:right="1440" w:bottom="1440" w:left="1440" w:header="720" w:footer="720" w:gutter="0"/>
-          <w:cols w:space="720"/>
-          <w:docGrid w:linePitch="360"/>
-        </w:sectPr>
-      </w:pPr>
-    </w:p>
-    <w:p>
-      <w:pPr>
-        <w:jc w:val="center"/>
-      </w:pPr>
-      <w:r>
-        <w:drawing>
-          <wp:inline xmlns:a="http://schemas.openxmlformats.org/drawingml/2006/main" xmlns:pic="http://schemas.openxmlformats.org/drawingml/2006/picture">
-            <wp:extent cx="9000000" cy="12720279"/>
-            <wp:docPr id="2" name="Picture 2"/>
-            <wp:cNvGraphicFramePr>
-              <a:graphicFrameLocks noChangeAspect="1"/>
-            </wp:cNvGraphicFramePr>
-            <a:graphic>
-              <a:graphicData uri="http://schemas.openxmlformats.org/drawingml/2006/picture">
-                <pic:pic>
-                  <pic:nvPicPr>
-                    <pic:cNvPr id="0" name="pfd_rev15-1.png"/>
-                    <pic:cNvPicPr/>
-                  </pic:nvPicPr>
-                  <pic:blipFill>
-                    <a:blip r:embed="rId11"/>
-                    <a:stretch>
-                      <a:fillRect/>
-                    </a:stretch>
-                  </pic:blipFill>
-                  <pic:spPr>
-                    <a:xfrm>
-                      <a:off x="0" y="0"/>
-                      <a:ext cx="9000000" cy="12720279"/>
-                    </a:xfrm>
-                    <a:prstGeom prst="rect"/>
-                  </pic:spPr>
-                </pic:pic>
-              </a:graphicData>
-            </a:graphic>
-          </wp:inline>
-        </w:drawing>
-      </w:r>
-    </w:p>
-    <w:p>
-      <w:pPr>
-        <w:jc w:val="center"/>
-      </w:pPr>
-      <w:r>
-        <w:rPr>
-          <w:color w:val="605E5C"/>
-          <w:sz w:val="16"/>
-        </w:rPr>
-        <w:t>PFD 11-01-PFD REV15 (NACO), the contractual flowsheet of this note; full-resolution PDF attached separately.</w:t>
-      </w:r>
-    </w:p>
-    <w:p>
-      <w:pPr>
-        <w:sectPr>
-          <w:pgSz w:w="15840" w:h="12240" w:orient="landscape"/>
-          <w:pgMar w:top="907" w:right="907" w:bottom="907" w:left="907" w:header="720" w:footer="720" w:gutter="0"/>
-          <w:cols w:space="720"/>
-          <w:docGrid w:linePitch="360"/>
-        </w:sectPr>
-      </w:pPr>
     </w:p>
     <w:p>
       <w:pPr>
@@ -286,13 +214,13 @@
         </w:tblBorders>
       </w:tblPr>
       <w:tblGrid>
-        <w:gridCol w:w="6480"/>
-        <w:gridCol w:w="6480"/>
+        <w:gridCol w:w="4680"/>
+        <w:gridCol w:w="4680"/>
       </w:tblGrid>
       <w:tr>
         <w:tc>
           <w:tcPr>
-            <w:tcW w:type="dxa" w:w="6480"/>
+            <w:tcW w:type="dxa" w:w="4680"/>
           </w:tcPr>
           <w:p>
             <w:r/>
@@ -308,7 +236,7 @@
         </w:tc>
         <w:tc>
           <w:tcPr>
-            <w:tcW w:type="dxa" w:w="6480"/>
+            <w:tcW w:type="dxa" w:w="4680"/>
           </w:tcPr>
           <w:p>
             <w:r/>
@@ -326,7 +254,7 @@
       <w:tr>
         <w:tc>
           <w:tcPr>
-            <w:tcW w:type="dxa" w:w="6480"/>
+            <w:tcW w:type="dxa" w:w="4680"/>
           </w:tcPr>
           <w:p>
             <w:r/>
@@ -342,7 +270,7 @@
         </w:tc>
         <w:tc>
           <w:tcPr>
-            <w:tcW w:type="dxa" w:w="6480"/>
+            <w:tcW w:type="dxa" w:w="4680"/>
           </w:tcPr>
           <w:p>
             <w:r/>
@@ -360,7 +288,7 @@
       <w:tr>
         <w:tc>
           <w:tcPr>
-            <w:tcW w:type="dxa" w:w="6480"/>
+            <w:tcW w:type="dxa" w:w="4680"/>
           </w:tcPr>
           <w:p>
             <w:r/>
@@ -376,7 +304,7 @@
         </w:tc>
         <w:tc>
           <w:tcPr>
-            <w:tcW w:type="dxa" w:w="6480"/>
+            <w:tcW w:type="dxa" w:w="4680"/>
           </w:tcPr>
           <w:p>
             <w:r/>
@@ -394,7 +322,7 @@
       <w:tr>
         <w:tc>
           <w:tcPr>
-            <w:tcW w:type="dxa" w:w="6480"/>
+            <w:tcW w:type="dxa" w:w="4680"/>
           </w:tcPr>
           <w:p>
             <w:r/>
@@ -410,7 +338,7 @@
         </w:tc>
         <w:tc>
           <w:tcPr>
-            <w:tcW w:type="dxa" w:w="6480"/>
+            <w:tcW w:type="dxa" w:w="4680"/>
           </w:tcPr>
           <w:p>
             <w:r/>
@@ -428,7 +356,7 @@
       <w:tr>
         <w:tc>
           <w:tcPr>
-            <w:tcW w:type="dxa" w:w="6480"/>
+            <w:tcW w:type="dxa" w:w="4680"/>
           </w:tcPr>
           <w:p>
             <w:r/>
@@ -444,7 +372,7 @@
         </w:tc>
         <w:tc>
           <w:tcPr>
-            <w:tcW w:type="dxa" w:w="6480"/>
+            <w:tcW w:type="dxa" w:w="4680"/>
           </w:tcPr>
           <w:p>
             <w:r/>
@@ -462,7 +390,7 @@
       <w:tr>
         <w:tc>
           <w:tcPr>
-            <w:tcW w:type="dxa" w:w="6480"/>
+            <w:tcW w:type="dxa" w:w="4680"/>
           </w:tcPr>
           <w:p>
             <w:r/>
@@ -478,7 +406,7 @@
         </w:tc>
         <w:tc>
           <w:tcPr>
-            <w:tcW w:type="dxa" w:w="6480"/>
+            <w:tcW w:type="dxa" w:w="4680"/>
           </w:tcPr>
           <w:p>
             <w:r/>
@@ -496,7 +424,7 @@
       <w:tr>
         <w:tc>
           <w:tcPr>
-            <w:tcW w:type="dxa" w:w="6480"/>
+            <w:tcW w:type="dxa" w:w="4680"/>
           </w:tcPr>
           <w:p>
             <w:r/>
@@ -512,7 +440,7 @@
         </w:tc>
         <w:tc>
           <w:tcPr>
-            <w:tcW w:type="dxa" w:w="6480"/>
+            <w:tcW w:type="dxa" w:w="4680"/>
           </w:tcPr>
           <w:p>
             <w:r/>
@@ -530,7 +458,7 @@
       <w:tr>
         <w:tc>
           <w:tcPr>
-            <w:tcW w:type="dxa" w:w="6480"/>
+            <w:tcW w:type="dxa" w:w="4680"/>
           </w:tcPr>
           <w:p>
             <w:r/>
@@ -546,7 +474,7 @@
         </w:tc>
         <w:tc>
           <w:tcPr>
-            <w:tcW w:type="dxa" w:w="6480"/>
+            <w:tcW w:type="dxa" w:w="4680"/>
           </w:tcPr>
           <w:p>
             <w:r/>
@@ -564,7 +492,7 @@
       <w:tr>
         <w:tc>
           <w:tcPr>
-            <w:tcW w:type="dxa" w:w="6480"/>
+            <w:tcW w:type="dxa" w:w="4680"/>
           </w:tcPr>
           <w:p>
             <w:r/>
@@ -580,7 +508,7 @@
         </w:tc>
         <w:tc>
           <w:tcPr>
-            <w:tcW w:type="dxa" w:w="6480"/>
+            <w:tcW w:type="dxa" w:w="4680"/>
           </w:tcPr>
           <w:p>
             <w:r/>
@@ -598,7 +526,7 @@
       <w:tr>
         <w:tc>
           <w:tcPr>
-            <w:tcW w:type="dxa" w:w="6480"/>
+            <w:tcW w:type="dxa" w:w="4680"/>
           </w:tcPr>
           <w:p>
             <w:r/>
@@ -614,7 +542,7 @@
         </w:tc>
         <w:tc>
           <w:tcPr>
-            <w:tcW w:type="dxa" w:w="6480"/>
+            <w:tcW w:type="dxa" w:w="4680"/>
           </w:tcPr>
           <w:p>
             <w:r/>
@@ -632,7 +560,7 @@
       <w:tr>
         <w:tc>
           <w:tcPr>
-            <w:tcW w:type="dxa" w:w="6480"/>
+            <w:tcW w:type="dxa" w:w="4680"/>
           </w:tcPr>
           <w:p>
             <w:r/>
@@ -648,7 +576,7 @@
         </w:tc>
         <w:tc>
           <w:tcPr>
-            <w:tcW w:type="dxa" w:w="6480"/>
+            <w:tcW w:type="dxa" w:w="4680"/>
           </w:tcPr>
           <w:p>
             <w:r/>
@@ -666,7 +594,7 @@
       <w:tr>
         <w:tc>
           <w:tcPr>
-            <w:tcW w:type="dxa" w:w="6480"/>
+            <w:tcW w:type="dxa" w:w="4680"/>
           </w:tcPr>
           <w:p>
             <w:r/>
@@ -682,7 +610,7 @@
         </w:tc>
         <w:tc>
           <w:tcPr>
-            <w:tcW w:type="dxa" w:w="6480"/>
+            <w:tcW w:type="dxa" w:w="4680"/>
           </w:tcPr>
           <w:p>
             <w:r/>
@@ -700,7 +628,7 @@
       <w:tr>
         <w:tc>
           <w:tcPr>
-            <w:tcW w:type="dxa" w:w="6480"/>
+            <w:tcW w:type="dxa" w:w="4680"/>
           </w:tcPr>
           <w:p>
             <w:r/>
@@ -716,7 +644,7 @@
         </w:tc>
         <w:tc>
           <w:tcPr>
-            <w:tcW w:type="dxa" w:w="6480"/>
+            <w:tcW w:type="dxa" w:w="4680"/>
           </w:tcPr>
           <w:p>
             <w:r/>
@@ -734,7 +662,7 @@
       <w:tr>
         <w:tc>
           <w:tcPr>
-            <w:tcW w:type="dxa" w:w="6480"/>
+            <w:tcW w:type="dxa" w:w="4680"/>
           </w:tcPr>
           <w:p>
             <w:r/>
@@ -750,7 +678,7 @@
         </w:tc>
         <w:tc>
           <w:tcPr>
-            <w:tcW w:type="dxa" w:w="6480"/>
+            <w:tcW w:type="dxa" w:w="4680"/>
           </w:tcPr>
           <w:p>
             <w:r/>
@@ -768,7 +696,7 @@
       <w:tr>
         <w:tc>
           <w:tcPr>
-            <w:tcW w:type="dxa" w:w="6480"/>
+            <w:tcW w:type="dxa" w:w="4680"/>
           </w:tcPr>
           <w:p>
             <w:r/>
@@ -784,7 +712,7 @@
         </w:tc>
         <w:tc>
           <w:tcPr>
-            <w:tcW w:type="dxa" w:w="6480"/>
+            <w:tcW w:type="dxa" w:w="4680"/>
           </w:tcPr>
           <w:p>
             <w:r/>
@@ -802,7 +730,7 @@
       <w:tr>
         <w:tc>
           <w:tcPr>
-            <w:tcW w:type="dxa" w:w="6480"/>
+            <w:tcW w:type="dxa" w:w="4680"/>
           </w:tcPr>
           <w:p>
             <w:r/>
@@ -818,7 +746,7 @@
         </w:tc>
         <w:tc>
           <w:tcPr>
-            <w:tcW w:type="dxa" w:w="6480"/>
+            <w:tcW w:type="dxa" w:w="4680"/>
           </w:tcPr>
           <w:p>
             <w:r/>
@@ -836,7 +764,7 @@
       <w:tr>
         <w:tc>
           <w:tcPr>
-            <w:tcW w:type="dxa" w:w="6480"/>
+            <w:tcW w:type="dxa" w:w="4680"/>
           </w:tcPr>
           <w:p>
             <w:r/>
@@ -852,7 +780,7 @@
         </w:tc>
         <w:tc>
           <w:tcPr>
-            <w:tcW w:type="dxa" w:w="6480"/>
+            <w:tcW w:type="dxa" w:w="4680"/>
           </w:tcPr>
           <w:p>
             <w:r/>
@@ -870,7 +798,7 @@
       <w:tr>
         <w:tc>
           <w:tcPr>
-            <w:tcW w:type="dxa" w:w="6480"/>
+            <w:tcW w:type="dxa" w:w="4680"/>
           </w:tcPr>
           <w:p>
             <w:r/>
@@ -886,7 +814,7 @@
         </w:tc>
         <w:tc>
           <w:tcPr>
-            <w:tcW w:type="dxa" w:w="6480"/>
+            <w:tcW w:type="dxa" w:w="4680"/>
           </w:tcPr>
           <w:p>
             <w:r/>
@@ -925,14 +853,14 @@
         </w:tblBorders>
       </w:tblPr>
       <w:tblGrid>
-        <w:gridCol w:w="4320"/>
-        <w:gridCol w:w="4320"/>
-        <w:gridCol w:w="4320"/>
+        <w:gridCol w:w="3120"/>
+        <w:gridCol w:w="3120"/>
+        <w:gridCol w:w="3120"/>
       </w:tblGrid>
       <w:tr>
         <w:tc>
           <w:tcPr>
-            <w:tcW w:type="dxa" w:w="4320"/>
+            <w:tcW w:type="dxa" w:w="3120"/>
           </w:tcPr>
           <w:p>
             <w:r/>
@@ -948,7 +876,7 @@
         </w:tc>
         <w:tc>
           <w:tcPr>
-            <w:tcW w:type="dxa" w:w="4320"/>
+            <w:tcW w:type="dxa" w:w="3120"/>
           </w:tcPr>
           <w:p>
             <w:r/>
@@ -964,7 +892,7 @@
         </w:tc>
         <w:tc>
           <w:tcPr>
-            <w:tcW w:type="dxa" w:w="4320"/>
+            <w:tcW w:type="dxa" w:w="3120"/>
           </w:tcPr>
           <w:p>
             <w:r/>
@@ -982,7 +910,7 @@
       <w:tr>
         <w:tc>
           <w:tcPr>
-            <w:tcW w:type="dxa" w:w="4320"/>
+            <w:tcW w:type="dxa" w:w="3120"/>
           </w:tcPr>
           <w:p>
             <w:r/>
@@ -998,7 +926,7 @@
         </w:tc>
         <w:tc>
           <w:tcPr>
-            <w:tcW w:type="dxa" w:w="4320"/>
+            <w:tcW w:type="dxa" w:w="3120"/>
           </w:tcPr>
           <w:p>
             <w:r/>
@@ -1014,7 +942,7 @@
         </w:tc>
         <w:tc>
           <w:tcPr>
-            <w:tcW w:type="dxa" w:w="4320"/>
+            <w:tcW w:type="dxa" w:w="3120"/>
           </w:tcPr>
           <w:p>
             <w:r/>
@@ -1032,7 +960,7 @@
       <w:tr>
         <w:tc>
           <w:tcPr>
-            <w:tcW w:type="dxa" w:w="4320"/>
+            <w:tcW w:type="dxa" w:w="3120"/>
           </w:tcPr>
           <w:p>
             <w:r/>
@@ -1048,7 +976,7 @@
         </w:tc>
         <w:tc>
           <w:tcPr>
-            <w:tcW w:type="dxa" w:w="4320"/>
+            <w:tcW w:type="dxa" w:w="3120"/>
           </w:tcPr>
           <w:p>
             <w:r/>
@@ -1064,7 +992,7 @@
         </w:tc>
         <w:tc>
           <w:tcPr>
-            <w:tcW w:type="dxa" w:w="4320"/>
+            <w:tcW w:type="dxa" w:w="3120"/>
           </w:tcPr>
           <w:p>
             <w:r/>
@@ -1082,7 +1010,7 @@
       <w:tr>
         <w:tc>
           <w:tcPr>
-            <w:tcW w:type="dxa" w:w="4320"/>
+            <w:tcW w:type="dxa" w:w="3120"/>
           </w:tcPr>
           <w:p>
             <w:r/>
@@ -1098,7 +1026,7 @@
         </w:tc>
         <w:tc>
           <w:tcPr>
-            <w:tcW w:type="dxa" w:w="4320"/>
+            <w:tcW w:type="dxa" w:w="3120"/>
           </w:tcPr>
           <w:p>
             <w:r/>
@@ -1114,7 +1042,7 @@
         </w:tc>
         <w:tc>
           <w:tcPr>
-            <w:tcW w:type="dxa" w:w="4320"/>
+            <w:tcW w:type="dxa" w:w="3120"/>
           </w:tcPr>
           <w:p>
             <w:r/>
@@ -1132,7 +1060,7 @@
       <w:tr>
         <w:tc>
           <w:tcPr>
-            <w:tcW w:type="dxa" w:w="4320"/>
+            <w:tcW w:type="dxa" w:w="3120"/>
           </w:tcPr>
           <w:p>
             <w:r/>
@@ -1148,7 +1076,7 @@
         </w:tc>
         <w:tc>
           <w:tcPr>
-            <w:tcW w:type="dxa" w:w="4320"/>
+            <w:tcW w:type="dxa" w:w="3120"/>
           </w:tcPr>
           <w:p>
             <w:r/>
@@ -1164,7 +1092,7 @@
         </w:tc>
         <w:tc>
           <w:tcPr>
-            <w:tcW w:type="dxa" w:w="4320"/>
+            <w:tcW w:type="dxa" w:w="3120"/>
           </w:tcPr>
           <w:p>
             <w:r/>
@@ -1182,7 +1110,7 @@
       <w:tr>
         <w:tc>
           <w:tcPr>
-            <w:tcW w:type="dxa" w:w="4320"/>
+            <w:tcW w:type="dxa" w:w="3120"/>
           </w:tcPr>
           <w:p>
             <w:r/>
@@ -1198,7 +1126,7 @@
         </w:tc>
         <w:tc>
           <w:tcPr>
-            <w:tcW w:type="dxa" w:w="4320"/>
+            <w:tcW w:type="dxa" w:w="3120"/>
           </w:tcPr>
           <w:p>
             <w:r/>
@@ -1214,7 +1142,7 @@
         </w:tc>
         <w:tc>
           <w:tcPr>
-            <w:tcW w:type="dxa" w:w="4320"/>
+            <w:tcW w:type="dxa" w:w="3120"/>
           </w:tcPr>
           <w:p>
             <w:r/>
@@ -1232,7 +1160,7 @@
       <w:tr>
         <w:tc>
           <w:tcPr>
-            <w:tcW w:type="dxa" w:w="4320"/>
+            <w:tcW w:type="dxa" w:w="3120"/>
           </w:tcPr>
           <w:p>
             <w:r/>
@@ -1248,7 +1176,7 @@
         </w:tc>
         <w:tc>
           <w:tcPr>
-            <w:tcW w:type="dxa" w:w="4320"/>
+            <w:tcW w:type="dxa" w:w="3120"/>
           </w:tcPr>
           <w:p>
             <w:r/>
@@ -1264,7 +1192,7 @@
         </w:tc>
         <w:tc>
           <w:tcPr>
-            <w:tcW w:type="dxa" w:w="4320"/>
+            <w:tcW w:type="dxa" w:w="3120"/>
           </w:tcPr>
           <w:p>
             <w:r/>
@@ -1282,7 +1210,7 @@
       <w:tr>
         <w:tc>
           <w:tcPr>
-            <w:tcW w:type="dxa" w:w="4320"/>
+            <w:tcW w:type="dxa" w:w="3120"/>
           </w:tcPr>
           <w:p>
             <w:r/>
@@ -1298,7 +1226,7 @@
         </w:tc>
         <w:tc>
           <w:tcPr>
-            <w:tcW w:type="dxa" w:w="4320"/>
+            <w:tcW w:type="dxa" w:w="3120"/>
           </w:tcPr>
           <w:p>
             <w:r/>
@@ -1314,7 +1242,7 @@
         </w:tc>
         <w:tc>
           <w:tcPr>
-            <w:tcW w:type="dxa" w:w="4320"/>
+            <w:tcW w:type="dxa" w:w="3120"/>
           </w:tcPr>
           <w:p>
             <w:r/>
@@ -1332,7 +1260,7 @@
       <w:tr>
         <w:tc>
           <w:tcPr>
-            <w:tcW w:type="dxa" w:w="4320"/>
+            <w:tcW w:type="dxa" w:w="3120"/>
           </w:tcPr>
           <w:p>
             <w:r/>
@@ -1348,7 +1276,7 @@
         </w:tc>
         <w:tc>
           <w:tcPr>
-            <w:tcW w:type="dxa" w:w="4320"/>
+            <w:tcW w:type="dxa" w:w="3120"/>
           </w:tcPr>
           <w:p>
             <w:r/>
@@ -1364,7 +1292,7 @@
         </w:tc>
         <w:tc>
           <w:tcPr>
-            <w:tcW w:type="dxa" w:w="4320"/>
+            <w:tcW w:type="dxa" w:w="3120"/>
           </w:tcPr>
           <w:p>
             <w:r/>
@@ -1382,7 +1310,7 @@
       <w:tr>
         <w:tc>
           <w:tcPr>
-            <w:tcW w:type="dxa" w:w="4320"/>
+            <w:tcW w:type="dxa" w:w="3120"/>
           </w:tcPr>
           <w:p>
             <w:r/>
@@ -1398,7 +1326,7 @@
         </w:tc>
         <w:tc>
           <w:tcPr>
-            <w:tcW w:type="dxa" w:w="4320"/>
+            <w:tcW w:type="dxa" w:w="3120"/>
           </w:tcPr>
           <w:p>
             <w:r/>
@@ -1414,7 +1342,7 @@
         </w:tc>
         <w:tc>
           <w:tcPr>
-            <w:tcW w:type="dxa" w:w="4320"/>
+            <w:tcW w:type="dxa" w:w="3120"/>
           </w:tcPr>
           <w:p>
             <w:r/>
@@ -1432,7 +1360,7 @@
       <w:tr>
         <w:tc>
           <w:tcPr>
-            <w:tcW w:type="dxa" w:w="4320"/>
+            <w:tcW w:type="dxa" w:w="3120"/>
           </w:tcPr>
           <w:p>
             <w:r/>
@@ -1448,7 +1376,7 @@
         </w:tc>
         <w:tc>
           <w:tcPr>
-            <w:tcW w:type="dxa" w:w="4320"/>
+            <w:tcW w:type="dxa" w:w="3120"/>
           </w:tcPr>
           <w:p>
             <w:r/>
@@ -1464,7 +1392,7 @@
         </w:tc>
         <w:tc>
           <w:tcPr>
-            <w:tcW w:type="dxa" w:w="4320"/>
+            <w:tcW w:type="dxa" w:w="3120"/>
           </w:tcPr>
           <w:p>
             <w:r/>
@@ -1585,6 +1513,3766 @@
         </w:tblBorders>
       </w:tblPr>
       <w:tblGrid>
+        <w:gridCol w:w="2340"/>
+        <w:gridCol w:w="2340"/>
+        <w:gridCol w:w="2340"/>
+        <w:gridCol w:w="2340"/>
+      </w:tblGrid>
+      <w:tr>
+        <w:tc>
+          <w:tcPr>
+            <w:tcW w:type="dxa" w:w="2340"/>
+          </w:tcPr>
+          <w:p>
+            <w:r/>
+            <w:r>
+              <w:rPr>
+                <w:rFonts w:ascii="Aptos" w:hAnsi="Aptos"/>
+                <w:b/>
+                <w:sz w:val="17"/>
+              </w:rPr>
+              <w:t>Machine</w:t>
+            </w:r>
+          </w:p>
+        </w:tc>
+        <w:tc>
+          <w:tcPr>
+            <w:tcW w:type="dxa" w:w="2340"/>
+          </w:tcPr>
+          <w:p>
+            <w:r/>
+            <w:r>
+              <w:rPr>
+                <w:rFonts w:ascii="Aptos" w:hAnsi="Aptos"/>
+                <w:b/>
+                <w:sz w:val="17"/>
+              </w:rPr>
+              <w:t>Duty at this mode</w:t>
+            </w:r>
+          </w:p>
+        </w:tc>
+        <w:tc>
+          <w:tcPr>
+            <w:tcW w:type="dxa" w:w="2340"/>
+          </w:tcPr>
+          <w:p>
+            <w:r/>
+            <w:r>
+              <w:rPr>
+                <w:rFonts w:ascii="Aptos" w:hAnsi="Aptos"/>
+                <w:b/>
+                <w:sz w:val="17"/>
+              </w:rPr>
+              <w:t>Power</w:t>
+            </w:r>
+          </w:p>
+        </w:tc>
+        <w:tc>
+          <w:tcPr>
+            <w:tcW w:type="dxa" w:w="2340"/>
+          </w:tcPr>
+          <w:p>
+            <w:r/>
+            <w:r>
+              <w:rPr>
+                <w:rFonts w:ascii="Aptos" w:hAnsi="Aptos"/>
+                <w:b/>
+                <w:sz w:val="17"/>
+              </w:rPr>
+              <w:t>Sizing check</w:t>
+            </w:r>
+          </w:p>
+        </w:tc>
+      </w:tr>
+      <w:tr>
+        <w:tc>
+          <w:tcPr>
+            <w:tcW w:type="dxa" w:w="2340"/>
+          </w:tcPr>
+          <w:p>
+            <w:r/>
+            <w:r>
+              <w:rPr>
+                <w:rFonts w:ascii="Aptos" w:hAnsi="Aptos"/>
+                <w:b w:val="0"/>
+                <w:sz w:val="17"/>
+              </w:rPr>
+              <w:t>CR.5006 toothed-roll sizer</w:t>
+            </w:r>
+          </w:p>
+        </w:tc>
+        <w:tc>
+          <w:tcPr>
+            <w:tcW w:type="dxa" w:w="2340"/>
+          </w:tcPr>
+          <w:p>
+            <w:r/>
+            <w:r>
+              <w:rPr>
+                <w:rFonts w:ascii="Aptos" w:hAnsi="Aptos"/>
+                <w:b w:val="0"/>
+                <w:sz w:val="17"/>
+              </w:rPr>
+              <w:t>250.00 t/h wet (232.50 dry), F80 180.57 mm, P80 42.70 mm, x80 = gap = 60 mm</w:t>
+            </w:r>
+          </w:p>
+        </w:tc>
+        <w:tc>
+          <w:tcPr>
+            <w:tcW w:type="dxa" w:w="2340"/>
+          </w:tcPr>
+          <w:p>
+            <w:r/>
+            <w:r>
+              <w:rPr>
+                <w:rFonts w:ascii="Aptos" w:hAnsi="Aptos"/>
+                <w:b w:val="0"/>
+                <w:sz w:val="17"/>
+              </w:rPr>
+              <w:t>W = 0.312 kWh/t, P_net 72.5 kW, absorbed 96.6 kW (eta_m 0.75)</w:t>
+            </w:r>
+          </w:p>
+        </w:tc>
+        <w:tc>
+          <w:tcPr>
+            <w:tcW w:type="dxa" w:w="2340"/>
+          </w:tcPr>
+          <w:p>
+            <w:r/>
+            <w:r>
+              <w:rPr>
+                <w:rFonts w:ascii="Aptos" w:hAnsi="Aptos"/>
+                <w:b w:val="0"/>
+                <w:sz w:val="17"/>
+              </w:rPr>
+              <w:t>100.0 % of the 250 t/h wet line rating</w:t>
+            </w:r>
+          </w:p>
+        </w:tc>
+      </w:tr>
+      <w:tr>
+        <w:tc>
+          <w:tcPr>
+            <w:tcW w:type="dxa" w:w="2340"/>
+          </w:tcPr>
+          <w:p>
+            <w:r/>
+            <w:r>
+              <w:rPr>
+                <w:rFonts w:ascii="Aptos" w:hAnsi="Aptos"/>
+                <w:b w:val="0"/>
+                <w:sz w:val="17"/>
+              </w:rPr>
+              <w:t>SR.5008 double-deck screen 35/20</w:t>
+            </w:r>
+          </w:p>
+        </w:tc>
+        <w:tc>
+          <w:tcPr>
+            <w:tcW w:type="dxa" w:w="2340"/>
+          </w:tcPr>
+          <w:p>
+            <w:r/>
+            <w:r>
+              <w:rPr>
+                <w:rFonts w:ascii="Aptos" w:hAnsi="Aptos"/>
+                <w:b w:val="0"/>
+                <w:sz w:val="17"/>
+              </w:rPr>
+              <w:t>Feed 324.48 t/h wet (301.77 dry); feed context at 35 mm: 53.25 % passing a/2, 22.89 % oversize</w:t>
+            </w:r>
+          </w:p>
+        </w:tc>
+        <w:tc>
+          <w:tcPr>
+            <w:tcW w:type="dxa" w:w="2340"/>
+          </w:tcPr>
+          <w:p>
+            <w:r/>
+            <w:r>
+              <w:rPr>
+                <w:rFonts w:ascii="Aptos" w:hAnsi="Aptos"/>
+                <w:b w:val="0"/>
+                <w:sz w:val="17"/>
+              </w:rPr>
+              <w:t>n/a (screen)</w:t>
+            </w:r>
+          </w:p>
+        </w:tc>
+        <w:tc>
+          <w:tcPr>
+            <w:tcW w:type="dxa" w:w="2340"/>
+          </w:tcPr>
+          <w:p>
+            <w:r/>
+            <w:r>
+              <w:rPr>
+                <w:rFonts w:ascii="Aptos" w:hAnsi="Aptos"/>
+                <w:b w:val="0"/>
+                <w:sz w:val="17"/>
+              </w:rPr>
+              <w:t>Required areas: top 6.80 m2, bottom 7.15 m2. Purchase minima (client 2026-08-15, RAIN duty): 9.1 / 9.6 m2</w:t>
+            </w:r>
+          </w:p>
+        </w:tc>
+      </w:tr>
+      <w:tr>
+        <w:tc>
+          <w:tcPr>
+            <w:tcW w:type="dxa" w:w="2340"/>
+          </w:tcPr>
+          <w:p>
+            <w:r/>
+            <w:r>
+              <w:rPr>
+                <w:rFonts w:ascii="Aptos" w:hAnsi="Aptos"/>
+                <w:b w:val="0"/>
+                <w:sz w:val="17"/>
+              </w:rPr>
+              <w:t>CR.5011 impact crusher (loop)</w:t>
+            </w:r>
+          </w:p>
+        </w:tc>
+        <w:tc>
+          <w:tcPr>
+            <w:tcW w:type="dxa" w:w="2340"/>
+          </w:tcPr>
+          <w:p>
+            <w:r/>
+            <w:r>
+              <w:rPr>
+                <w:rFonts w:ascii="Aptos" w:hAnsi="Aptos"/>
+                <w:b w:val="0"/>
+                <w:sz w:val="17"/>
+              </w:rPr>
+              <w:t>Loop load 74.48 t/h wet of 90 t/h vendor wet rating = 82.8 %; F80 63.02 mm, P80 29.30 mm, CSS 30 mm, v 30 m/s</w:t>
+            </w:r>
+          </w:p>
+        </w:tc>
+        <w:tc>
+          <w:tcPr>
+            <w:tcW w:type="dxa" w:w="2340"/>
+          </w:tcPr>
+          <w:p>
+            <w:r/>
+            <w:r>
+              <w:rPr>
+                <w:rFonts w:ascii="Aptos" w:hAnsi="Aptos"/>
+                <w:b w:val="0"/>
+                <w:sz w:val="17"/>
+              </w:rPr>
+              <w:t>Ecs 0.125 kWh/t, t10 5.7 %, n 1.65; W 0.233 kWh/t, absorbed 21.5 kW (installed 132 kW)</w:t>
+            </w:r>
+          </w:p>
+        </w:tc>
+        <w:tc>
+          <w:tcPr>
+            <w:tcW w:type="dxa" w:w="2340"/>
+          </w:tcPr>
+          <w:p>
+            <w:r/>
+            <w:r>
+              <w:rPr>
+                <w:rFonts w:ascii="Aptos" w:hAnsi="Aptos"/>
+                <w:b w:val="0"/>
+                <w:sz w:val="17"/>
+              </w:rPr>
+              <w:t>Recirculation 69.27 t/h dry</w:t>
+            </w:r>
+          </w:p>
+        </w:tc>
+      </w:tr>
+    </w:tbl>
+    <w:p>
+      <w:pPr>
+        <w:sectPr>
+          <w:footerReference w:type="default" r:id="rId9"/>
+          <w:pgSz w:w="12240" w:h="15840"/>
+          <w:pgMar w:top="1440" w:right="1440" w:bottom="1440" w:left="1440" w:header="720" w:footer="720" w:gutter="0"/>
+          <w:cols w:space="720"/>
+          <w:docGrid w:linePitch="360"/>
+        </w:sectPr>
+      </w:pPr>
+    </w:p>
+    <w:tbl>
+      <w:tblPr>
+        <w:tblW w:type="auto" w:w="0"/>
+        <w:tblLook w:firstColumn="1" w:firstRow="1" w:lastColumn="0" w:lastRow="0" w:noHBand="0" w:noVBand="1" w:val="04A0"/>
+        <w:tblBorders>
+          <w:top w:val="single" w:sz="4" w:color="B9B6E0"/>
+          <w:left w:val="single" w:sz="4" w:color="B9B6E0"/>
+          <w:bottom w:val="single" w:sz="4" w:color="B9B6E0"/>
+          <w:right w:val="single" w:sz="4" w:color="B9B6E0"/>
+          <w:insideH w:val="single" w:sz="4" w:color="B9B6E0"/>
+          <w:insideV w:val="single" w:sz="4" w:color="B9B6E0"/>
+        </w:tblBorders>
+      </w:tblPr>
+      <w:tblGrid>
+        <w:gridCol w:w="1403"/>
+        <w:gridCol w:w="1403"/>
+        <w:gridCol w:w="1403"/>
+        <w:gridCol w:w="1403"/>
+        <w:gridCol w:w="1403"/>
+        <w:gridCol w:w="1403"/>
+        <w:gridCol w:w="1403"/>
+        <w:gridCol w:w="1403"/>
+        <w:gridCol w:w="1403"/>
+        <w:gridCol w:w="1403"/>
+      </w:tblGrid>
+      <w:tr>
+        <w:tc>
+          <w:tcPr>
+            <w:tcW w:type="dxa" w:w="1403"/>
+          </w:tcPr>
+          <w:p>
+            <w:r/>
+            <w:r>
+              <w:rPr>
+                <w:rFonts w:ascii="Aptos" w:hAnsi="Aptos"/>
+                <w:b/>
+                <w:sz w:val="14"/>
+              </w:rPr>
+              <w:t>Sieve (mm)</w:t>
+            </w:r>
+          </w:p>
+        </w:tc>
+        <w:tc>
+          <w:tcPr>
+            <w:tcW w:type="dxa" w:w="1403"/>
+          </w:tcPr>
+          <w:p>
+            <w:r/>
+            <w:r>
+              <w:rPr>
+                <w:rFonts w:ascii="Aptos" w:hAnsi="Aptos"/>
+                <w:b/>
+                <w:sz w:val="14"/>
+              </w:rPr>
+              <w:t>Pivot feed</w:t>
+            </w:r>
+          </w:p>
+        </w:tc>
+        <w:tc>
+          <w:tcPr>
+            <w:tcW w:type="dxa" w:w="1403"/>
+          </w:tcPr>
+          <w:p>
+            <w:r/>
+            <w:r>
+              <w:rPr>
+                <w:rFonts w:ascii="Aptos" w:hAnsi="Aptos"/>
+                <w:b/>
+                <w:sz w:val="14"/>
+              </w:rPr>
+              <w:t>CR.5006 product</w:t>
+            </w:r>
+          </w:p>
+        </w:tc>
+        <w:tc>
+          <w:tcPr>
+            <w:tcW w:type="dxa" w:w="1403"/>
+          </w:tcPr>
+          <w:p>
+            <w:r/>
+            <w:r>
+              <w:rPr>
+                <w:rFonts w:ascii="Aptos" w:hAnsi="Aptos"/>
+                <w:b/>
+                <w:sz w:val="14"/>
+              </w:rPr>
+              <w:t>SR.5008 screen feed</w:t>
+            </w:r>
+          </w:p>
+        </w:tc>
+        <w:tc>
+          <w:tcPr>
+            <w:tcW w:type="dxa" w:w="1403"/>
+          </w:tcPr>
+          <w:p>
+            <w:r/>
+            <w:r>
+              <w:rPr>
+                <w:rFonts w:ascii="Aptos" w:hAnsi="Aptos"/>
+                <w:b/>
+                <w:sz w:val="14"/>
+              </w:rPr>
+              <w:t>SR.5008 deck-1 oversize +35</w:t>
+            </w:r>
+          </w:p>
+        </w:tc>
+        <w:tc>
+          <w:tcPr>
+            <w:tcW w:type="dxa" w:w="1403"/>
+          </w:tcPr>
+          <w:p>
+            <w:r/>
+            <w:r>
+              <w:rPr>
+                <w:rFonts w:ascii="Aptos" w:hAnsi="Aptos"/>
+                <w:b/>
+                <w:sz w:val="14"/>
+              </w:rPr>
+              <w:t>SR.5008 deck-1 undersize 0/35</w:t>
+            </w:r>
+          </w:p>
+        </w:tc>
+        <w:tc>
+          <w:tcPr>
+            <w:tcW w:type="dxa" w:w="1403"/>
+          </w:tcPr>
+          <w:p>
+            <w:r/>
+            <w:r>
+              <w:rPr>
+                <w:rFonts w:ascii="Aptos" w:hAnsi="Aptos"/>
+                <w:b/>
+                <w:sz w:val="14"/>
+              </w:rPr>
+              <w:t>SR.5008 20/35 cut -&gt; KFS product</w:t>
+            </w:r>
+          </w:p>
+        </w:tc>
+        <w:tc>
+          <w:tcPr>
+            <w:tcW w:type="dxa" w:w="1403"/>
+          </w:tcPr>
+          <w:p>
+            <w:r/>
+            <w:r>
+              <w:rPr>
+                <w:rFonts w:ascii="Aptos" w:hAnsi="Aptos"/>
+                <w:b/>
+                <w:sz w:val="14"/>
+              </w:rPr>
+              <w:t>SR.5008 undersize 0/20 -&gt; crude product</w:t>
+            </w:r>
+          </w:p>
+        </w:tc>
+        <w:tc>
+          <w:tcPr>
+            <w:tcW w:type="dxa" w:w="1403"/>
+          </w:tcPr>
+          <w:p>
+            <w:r/>
+            <w:r>
+              <w:rPr>
+                <w:rFonts w:ascii="Aptos" w:hAnsi="Aptos"/>
+                <w:b/>
+                <w:sz w:val="14"/>
+              </w:rPr>
+              <w:t>CR.5011 feed</w:t>
+            </w:r>
+          </w:p>
+        </w:tc>
+        <w:tc>
+          <w:tcPr>
+            <w:tcW w:type="dxa" w:w="1403"/>
+          </w:tcPr>
+          <w:p>
+            <w:r/>
+            <w:r>
+              <w:rPr>
+                <w:rFonts w:ascii="Aptos" w:hAnsi="Aptos"/>
+                <w:b/>
+                <w:sz w:val="14"/>
+              </w:rPr>
+              <w:t>CR.5011 product</w:t>
+            </w:r>
+          </w:p>
+        </w:tc>
+      </w:tr>
+      <w:tr>
+        <w:tc>
+          <w:tcPr>
+            <w:tcW w:type="dxa" w:w="1403"/>
+          </w:tcPr>
+          <w:p>
+            <w:r/>
+            <w:r>
+              <w:rPr>
+                <w:rFonts w:ascii="Aptos" w:hAnsi="Aptos"/>
+                <w:b w:val="0"/>
+                <w:sz w:val="14"/>
+              </w:rPr>
+              <w:t>Dry t/h</w:t>
+            </w:r>
+          </w:p>
+        </w:tc>
+        <w:tc>
+          <w:tcPr>
+            <w:tcW w:type="dxa" w:w="1403"/>
+          </w:tcPr>
+          <w:p>
+            <w:r/>
+            <w:r>
+              <w:rPr>
+                <w:rFonts w:ascii="Aptos" w:hAnsi="Aptos"/>
+                <w:b w:val="0"/>
+                <w:sz w:val="14"/>
+              </w:rPr>
+              <w:t>232.50</w:t>
+            </w:r>
+          </w:p>
+        </w:tc>
+        <w:tc>
+          <w:tcPr>
+            <w:tcW w:type="dxa" w:w="1403"/>
+          </w:tcPr>
+          <w:p>
+            <w:r/>
+            <w:r>
+              <w:rPr>
+                <w:rFonts w:ascii="Aptos" w:hAnsi="Aptos"/>
+                <w:b w:val="0"/>
+                <w:sz w:val="14"/>
+              </w:rPr>
+              <w:t>232.50</w:t>
+            </w:r>
+          </w:p>
+        </w:tc>
+        <w:tc>
+          <w:tcPr>
+            <w:tcW w:type="dxa" w:w="1403"/>
+          </w:tcPr>
+          <w:p>
+            <w:r/>
+            <w:r>
+              <w:rPr>
+                <w:rFonts w:ascii="Aptos" w:hAnsi="Aptos"/>
+                <w:b w:val="0"/>
+                <w:sz w:val="14"/>
+              </w:rPr>
+              <w:t>301.77</w:t>
+            </w:r>
+          </w:p>
+        </w:tc>
+        <w:tc>
+          <w:tcPr>
+            <w:tcW w:type="dxa" w:w="1403"/>
+          </w:tcPr>
+          <w:p>
+            <w:r/>
+            <w:r>
+              <w:rPr>
+                <w:rFonts w:ascii="Aptos" w:hAnsi="Aptos"/>
+                <w:b w:val="0"/>
+                <w:sz w:val="14"/>
+              </w:rPr>
+              <w:t>69.27</w:t>
+            </w:r>
+          </w:p>
+        </w:tc>
+        <w:tc>
+          <w:tcPr>
+            <w:tcW w:type="dxa" w:w="1403"/>
+          </w:tcPr>
+          <w:p>
+            <w:r/>
+            <w:r>
+              <w:rPr>
+                <w:rFonts w:ascii="Aptos" w:hAnsi="Aptos"/>
+                <w:b w:val="0"/>
+                <w:sz w:val="14"/>
+              </w:rPr>
+              <w:t>232.50</w:t>
+            </w:r>
+          </w:p>
+        </w:tc>
+        <w:tc>
+          <w:tcPr>
+            <w:tcW w:type="dxa" w:w="1403"/>
+          </w:tcPr>
+          <w:p>
+            <w:r/>
+            <w:r>
+              <w:rPr>
+                <w:rFonts w:ascii="Aptos" w:hAnsi="Aptos"/>
+                <w:b w:val="0"/>
+                <w:sz w:val="14"/>
+              </w:rPr>
+              <w:t>57.85</w:t>
+            </w:r>
+          </w:p>
+        </w:tc>
+        <w:tc>
+          <w:tcPr>
+            <w:tcW w:type="dxa" w:w="1403"/>
+          </w:tcPr>
+          <w:p>
+            <w:r/>
+            <w:r>
+              <w:rPr>
+                <w:rFonts w:ascii="Aptos" w:hAnsi="Aptos"/>
+                <w:b w:val="0"/>
+                <w:sz w:val="14"/>
+              </w:rPr>
+              <w:t>174.65</w:t>
+            </w:r>
+          </w:p>
+        </w:tc>
+        <w:tc>
+          <w:tcPr>
+            <w:tcW w:type="dxa" w:w="1403"/>
+          </w:tcPr>
+          <w:p>
+            <w:r/>
+            <w:r>
+              <w:rPr>
+                <w:rFonts w:ascii="Aptos" w:hAnsi="Aptos"/>
+                <w:b w:val="0"/>
+                <w:sz w:val="14"/>
+              </w:rPr>
+              <w:t>69.27</w:t>
+            </w:r>
+          </w:p>
+        </w:tc>
+        <w:tc>
+          <w:tcPr>
+            <w:tcW w:type="dxa" w:w="1403"/>
+          </w:tcPr>
+          <w:p>
+            <w:r/>
+            <w:r>
+              <w:rPr>
+                <w:rFonts w:ascii="Aptos" w:hAnsi="Aptos"/>
+                <w:b w:val="0"/>
+                <w:sz w:val="14"/>
+              </w:rPr>
+              <w:t>69.27</w:t>
+            </w:r>
+          </w:p>
+        </w:tc>
+      </w:tr>
+      <w:tr>
+        <w:tc>
+          <w:tcPr>
+            <w:tcW w:type="dxa" w:w="1403"/>
+          </w:tcPr>
+          <w:p>
+            <w:r/>
+            <w:r>
+              <w:rPr>
+                <w:rFonts w:ascii="Aptos" w:hAnsi="Aptos"/>
+                <w:b w:val="0"/>
+                <w:sz w:val="14"/>
+              </w:rPr>
+              <w:t>Wet t/h</w:t>
+            </w:r>
+          </w:p>
+        </w:tc>
+        <w:tc>
+          <w:tcPr>
+            <w:tcW w:type="dxa" w:w="1403"/>
+          </w:tcPr>
+          <w:p>
+            <w:r/>
+            <w:r>
+              <w:rPr>
+                <w:rFonts w:ascii="Aptos" w:hAnsi="Aptos"/>
+                <w:b w:val="0"/>
+                <w:sz w:val="14"/>
+              </w:rPr>
+              <w:t>250.00</w:t>
+            </w:r>
+          </w:p>
+        </w:tc>
+        <w:tc>
+          <w:tcPr>
+            <w:tcW w:type="dxa" w:w="1403"/>
+          </w:tcPr>
+          <w:p>
+            <w:r/>
+            <w:r>
+              <w:rPr>
+                <w:rFonts w:ascii="Aptos" w:hAnsi="Aptos"/>
+                <w:b w:val="0"/>
+                <w:sz w:val="14"/>
+              </w:rPr>
+              <w:t>250.00</w:t>
+            </w:r>
+          </w:p>
+        </w:tc>
+        <w:tc>
+          <w:tcPr>
+            <w:tcW w:type="dxa" w:w="1403"/>
+          </w:tcPr>
+          <w:p>
+            <w:r/>
+            <w:r>
+              <w:rPr>
+                <w:rFonts w:ascii="Aptos" w:hAnsi="Aptos"/>
+                <w:b w:val="0"/>
+                <w:sz w:val="14"/>
+              </w:rPr>
+              <w:t>324.48</w:t>
+            </w:r>
+          </w:p>
+        </w:tc>
+        <w:tc>
+          <w:tcPr>
+            <w:tcW w:type="dxa" w:w="1403"/>
+          </w:tcPr>
+          <w:p>
+            <w:r/>
+            <w:r>
+              <w:rPr>
+                <w:rFonts w:ascii="Aptos" w:hAnsi="Aptos"/>
+                <w:b w:val="0"/>
+                <w:sz w:val="14"/>
+              </w:rPr>
+              <w:t>74.48</w:t>
+            </w:r>
+          </w:p>
+        </w:tc>
+        <w:tc>
+          <w:tcPr>
+            <w:tcW w:type="dxa" w:w="1403"/>
+          </w:tcPr>
+          <w:p>
+            <w:r/>
+            <w:r>
+              <w:rPr>
+                <w:rFonts w:ascii="Aptos" w:hAnsi="Aptos"/>
+                <w:b w:val="0"/>
+                <w:sz w:val="14"/>
+              </w:rPr>
+              <w:t>250.00</w:t>
+            </w:r>
+          </w:p>
+        </w:tc>
+        <w:tc>
+          <w:tcPr>
+            <w:tcW w:type="dxa" w:w="1403"/>
+          </w:tcPr>
+          <w:p>
+            <w:r/>
+            <w:r>
+              <w:rPr>
+                <w:rFonts w:ascii="Aptos" w:hAnsi="Aptos"/>
+                <w:b w:val="0"/>
+                <w:sz w:val="14"/>
+              </w:rPr>
+              <w:t>62.20</w:t>
+            </w:r>
+          </w:p>
+        </w:tc>
+        <w:tc>
+          <w:tcPr>
+            <w:tcW w:type="dxa" w:w="1403"/>
+          </w:tcPr>
+          <w:p>
+            <w:r/>
+            <w:r>
+              <w:rPr>
+                <w:rFonts w:ascii="Aptos" w:hAnsi="Aptos"/>
+                <w:b w:val="0"/>
+                <w:sz w:val="14"/>
+              </w:rPr>
+              <w:t>187.80</w:t>
+            </w:r>
+          </w:p>
+        </w:tc>
+        <w:tc>
+          <w:tcPr>
+            <w:tcW w:type="dxa" w:w="1403"/>
+          </w:tcPr>
+          <w:p>
+            <w:r/>
+            <w:r>
+              <w:rPr>
+                <w:rFonts w:ascii="Aptos" w:hAnsi="Aptos"/>
+                <w:b w:val="0"/>
+                <w:sz w:val="14"/>
+              </w:rPr>
+              <w:t>74.48</w:t>
+            </w:r>
+          </w:p>
+        </w:tc>
+        <w:tc>
+          <w:tcPr>
+            <w:tcW w:type="dxa" w:w="1403"/>
+          </w:tcPr>
+          <w:p>
+            <w:r/>
+            <w:r>
+              <w:rPr>
+                <w:rFonts w:ascii="Aptos" w:hAnsi="Aptos"/>
+                <w:b w:val="0"/>
+                <w:sz w:val="14"/>
+              </w:rPr>
+              <w:t>74.48</w:t>
+            </w:r>
+          </w:p>
+        </w:tc>
+      </w:tr>
+      <w:tr>
+        <w:tc>
+          <w:tcPr>
+            <w:tcW w:type="dxa" w:w="1403"/>
+          </w:tcPr>
+          <w:p>
+            <w:r/>
+            <w:r>
+              <w:rPr>
+                <w:rFonts w:ascii="Aptos" w:hAnsi="Aptos"/>
+                <w:b w:val="0"/>
+                <w:sz w:val="14"/>
+              </w:rPr>
+              <w:t>P80 (mm)</w:t>
+            </w:r>
+          </w:p>
+        </w:tc>
+        <w:tc>
+          <w:tcPr>
+            <w:tcW w:type="dxa" w:w="1403"/>
+          </w:tcPr>
+          <w:p>
+            <w:r/>
+            <w:r>
+              <w:rPr>
+                <w:rFonts w:ascii="Aptos" w:hAnsi="Aptos"/>
+                <w:b w:val="0"/>
+                <w:sz w:val="14"/>
+              </w:rPr>
+              <w:t>180.57</w:t>
+            </w:r>
+          </w:p>
+        </w:tc>
+        <w:tc>
+          <w:tcPr>
+            <w:tcW w:type="dxa" w:w="1403"/>
+          </w:tcPr>
+          <w:p>
+            <w:r/>
+            <w:r>
+              <w:rPr>
+                <w:rFonts w:ascii="Aptos" w:hAnsi="Aptos"/>
+                <w:b w:val="0"/>
+                <w:sz w:val="14"/>
+              </w:rPr>
+              <w:t>42.70</w:t>
+            </w:r>
+          </w:p>
+        </w:tc>
+        <w:tc>
+          <w:tcPr>
+            <w:tcW w:type="dxa" w:w="1403"/>
+          </w:tcPr>
+          <w:p>
+            <w:r/>
+            <w:r>
+              <w:rPr>
+                <w:rFonts w:ascii="Aptos" w:hAnsi="Aptos"/>
+                <w:b w:val="0"/>
+                <w:sz w:val="14"/>
+              </w:rPr>
+              <w:t>38.31</w:t>
+            </w:r>
+          </w:p>
+        </w:tc>
+        <w:tc>
+          <w:tcPr>
+            <w:tcW w:type="dxa" w:w="1403"/>
+          </w:tcPr>
+          <w:p>
+            <w:r/>
+            <w:r>
+              <w:rPr>
+                <w:rFonts w:ascii="Aptos" w:hAnsi="Aptos"/>
+                <w:b w:val="0"/>
+                <w:sz w:val="14"/>
+              </w:rPr>
+              <w:t>63.02</w:t>
+            </w:r>
+          </w:p>
+        </w:tc>
+        <w:tc>
+          <w:tcPr>
+            <w:tcW w:type="dxa" w:w="1403"/>
+          </w:tcPr>
+          <w:p>
+            <w:r/>
+            <w:r>
+              <w:rPr>
+                <w:rFonts w:ascii="Aptos" w:hAnsi="Aptos"/>
+                <w:b w:val="0"/>
+                <w:sz w:val="14"/>
+              </w:rPr>
+              <w:t>22.41</w:t>
+            </w:r>
+          </w:p>
+        </w:tc>
+        <w:tc>
+          <w:tcPr>
+            <w:tcW w:type="dxa" w:w="1403"/>
+          </w:tcPr>
+          <w:p>
+            <w:r/>
+            <w:r>
+              <w:rPr>
+                <w:rFonts w:ascii="Aptos" w:hAnsi="Aptos"/>
+                <w:b w:val="0"/>
+                <w:sz w:val="14"/>
+              </w:rPr>
+              <w:t>31.68</w:t>
+            </w:r>
+          </w:p>
+        </w:tc>
+        <w:tc>
+          <w:tcPr>
+            <w:tcW w:type="dxa" w:w="1403"/>
+          </w:tcPr>
+          <w:p>
+            <w:r/>
+            <w:r>
+              <w:rPr>
+                <w:rFonts w:ascii="Aptos" w:hAnsi="Aptos"/>
+                <w:b w:val="0"/>
+                <w:sz w:val="14"/>
+              </w:rPr>
+              <w:t>14.17</w:t>
+            </w:r>
+          </w:p>
+        </w:tc>
+        <w:tc>
+          <w:tcPr>
+            <w:tcW w:type="dxa" w:w="1403"/>
+          </w:tcPr>
+          <w:p>
+            <w:r/>
+            <w:r>
+              <w:rPr>
+                <w:rFonts w:ascii="Aptos" w:hAnsi="Aptos"/>
+                <w:b w:val="0"/>
+                <w:sz w:val="14"/>
+              </w:rPr>
+              <w:t>63.02</w:t>
+            </w:r>
+          </w:p>
+        </w:tc>
+        <w:tc>
+          <w:tcPr>
+            <w:tcW w:type="dxa" w:w="1403"/>
+          </w:tcPr>
+          <w:p>
+            <w:r/>
+            <w:r>
+              <w:rPr>
+                <w:rFonts w:ascii="Aptos" w:hAnsi="Aptos"/>
+                <w:b w:val="0"/>
+                <w:sz w:val="14"/>
+              </w:rPr>
+              <w:t>29.29</w:t>
+            </w:r>
+          </w:p>
+        </w:tc>
+      </w:tr>
+      <w:tr>
+        <w:tc>
+          <w:tcPr>
+            <w:tcW w:type="dxa" w:w="1403"/>
+          </w:tcPr>
+          <w:p>
+            <w:r/>
+            <w:r>
+              <w:rPr>
+                <w:rFonts w:ascii="Aptos" w:hAnsi="Aptos"/>
+                <w:b w:val="0"/>
+                <w:sz w:val="14"/>
+              </w:rPr>
+              <w:t>0.5</w:t>
+            </w:r>
+          </w:p>
+        </w:tc>
+        <w:tc>
+          <w:tcPr>
+            <w:tcW w:type="dxa" w:w="1403"/>
+          </w:tcPr>
+          <w:p>
+            <w:r/>
+            <w:r>
+              <w:rPr>
+                <w:rFonts w:ascii="Aptos" w:hAnsi="Aptos"/>
+                <w:b w:val="0"/>
+                <w:sz w:val="14"/>
+              </w:rPr>
+              <w:t>1.06</w:t>
+            </w:r>
+          </w:p>
+        </w:tc>
+        <w:tc>
+          <w:tcPr>
+            <w:tcW w:type="dxa" w:w="1403"/>
+          </w:tcPr>
+          <w:p>
+            <w:r/>
+            <w:r>
+              <w:rPr>
+                <w:rFonts w:ascii="Aptos" w:hAnsi="Aptos"/>
+                <w:b w:val="0"/>
+                <w:sz w:val="14"/>
+              </w:rPr>
+              <w:t>1.17</w:t>
+            </w:r>
+          </w:p>
+        </w:tc>
+        <w:tc>
+          <w:tcPr>
+            <w:tcW w:type="dxa" w:w="1403"/>
+          </w:tcPr>
+          <w:p>
+            <w:r/>
+            <w:r>
+              <w:rPr>
+                <w:rFonts w:ascii="Aptos" w:hAnsi="Aptos"/>
+                <w:b w:val="0"/>
+                <w:sz w:val="14"/>
+              </w:rPr>
+              <w:t>0.94</w:t>
+            </w:r>
+          </w:p>
+        </w:tc>
+        <w:tc>
+          <w:tcPr>
+            <w:tcW w:type="dxa" w:w="1403"/>
+          </w:tcPr>
+          <w:p>
+            <w:r/>
+            <w:r>
+              <w:rPr>
+                <w:rFonts w:ascii="Aptos" w:hAnsi="Aptos"/>
+                <w:b w:val="0"/>
+                <w:sz w:val="14"/>
+              </w:rPr>
+              <w:t>0.00</w:t>
+            </w:r>
+          </w:p>
+        </w:tc>
+        <w:tc>
+          <w:tcPr>
+            <w:tcW w:type="dxa" w:w="1403"/>
+          </w:tcPr>
+          <w:p>
+            <w:r/>
+            <w:r>
+              <w:rPr>
+                <w:rFonts w:ascii="Aptos" w:hAnsi="Aptos"/>
+                <w:b w:val="0"/>
+                <w:sz w:val="14"/>
+              </w:rPr>
+              <w:t>1.22</w:t>
+            </w:r>
+          </w:p>
+        </w:tc>
+        <w:tc>
+          <w:tcPr>
+            <w:tcW w:type="dxa" w:w="1403"/>
+          </w:tcPr>
+          <w:p>
+            <w:r/>
+            <w:r>
+              <w:rPr>
+                <w:rFonts w:ascii="Aptos" w:hAnsi="Aptos"/>
+                <w:b w:val="0"/>
+                <w:sz w:val="14"/>
+              </w:rPr>
+              <w:t>0.00</w:t>
+            </w:r>
+          </w:p>
+        </w:tc>
+        <w:tc>
+          <w:tcPr>
+            <w:tcW w:type="dxa" w:w="1403"/>
+          </w:tcPr>
+          <w:p>
+            <w:r/>
+            <w:r>
+              <w:rPr>
+                <w:rFonts w:ascii="Aptos" w:hAnsi="Aptos"/>
+                <w:b w:val="0"/>
+                <w:sz w:val="14"/>
+              </w:rPr>
+              <w:t>1.63</w:t>
+            </w:r>
+          </w:p>
+        </w:tc>
+        <w:tc>
+          <w:tcPr>
+            <w:tcW w:type="dxa" w:w="1403"/>
+          </w:tcPr>
+          <w:p>
+            <w:r/>
+            <w:r>
+              <w:rPr>
+                <w:rFonts w:ascii="Aptos" w:hAnsi="Aptos"/>
+                <w:b w:val="0"/>
+                <w:sz w:val="14"/>
+              </w:rPr>
+              <w:t>0.00</w:t>
+            </w:r>
+          </w:p>
+        </w:tc>
+        <w:tc>
+          <w:tcPr>
+            <w:tcW w:type="dxa" w:w="1403"/>
+          </w:tcPr>
+          <w:p>
+            <w:r/>
+            <w:r>
+              <w:rPr>
+                <w:rFonts w:ascii="Aptos" w:hAnsi="Aptos"/>
+                <w:b w:val="0"/>
+                <w:sz w:val="14"/>
+              </w:rPr>
+              <w:t>0.19</w:t>
+            </w:r>
+          </w:p>
+        </w:tc>
+      </w:tr>
+      <w:tr>
+        <w:tc>
+          <w:tcPr>
+            <w:tcW w:type="dxa" w:w="1403"/>
+          </w:tcPr>
+          <w:p>
+            <w:r/>
+            <w:r>
+              <w:rPr>
+                <w:rFonts w:ascii="Aptos" w:hAnsi="Aptos"/>
+                <w:b w:val="0"/>
+                <w:sz w:val="14"/>
+              </w:rPr>
+              <w:t>1</w:t>
+            </w:r>
+          </w:p>
+        </w:tc>
+        <w:tc>
+          <w:tcPr>
+            <w:tcW w:type="dxa" w:w="1403"/>
+          </w:tcPr>
+          <w:p>
+            <w:r/>
+            <w:r>
+              <w:rPr>
+                <w:rFonts w:ascii="Aptos" w:hAnsi="Aptos"/>
+                <w:b w:val="0"/>
+                <w:sz w:val="14"/>
+              </w:rPr>
+              <w:t>2.67</w:t>
+            </w:r>
+          </w:p>
+        </w:tc>
+        <w:tc>
+          <w:tcPr>
+            <w:tcW w:type="dxa" w:w="1403"/>
+          </w:tcPr>
+          <w:p>
+            <w:r/>
+            <w:r>
+              <w:rPr>
+                <w:rFonts w:ascii="Aptos" w:hAnsi="Aptos"/>
+                <w:b w:val="0"/>
+                <w:sz w:val="14"/>
+              </w:rPr>
+              <w:t>2.93</w:t>
+            </w:r>
+          </w:p>
+        </w:tc>
+        <w:tc>
+          <w:tcPr>
+            <w:tcW w:type="dxa" w:w="1403"/>
+          </w:tcPr>
+          <w:p>
+            <w:r/>
+            <w:r>
+              <w:rPr>
+                <w:rFonts w:ascii="Aptos" w:hAnsi="Aptos"/>
+                <w:b w:val="0"/>
+                <w:sz w:val="14"/>
+              </w:rPr>
+              <w:t>2.40</w:t>
+            </w:r>
+          </w:p>
+        </w:tc>
+        <w:tc>
+          <w:tcPr>
+            <w:tcW w:type="dxa" w:w="1403"/>
+          </w:tcPr>
+          <w:p>
+            <w:r/>
+            <w:r>
+              <w:rPr>
+                <w:rFonts w:ascii="Aptos" w:hAnsi="Aptos"/>
+                <w:b w:val="0"/>
+                <w:sz w:val="14"/>
+              </w:rPr>
+              <w:t>0.00</w:t>
+            </w:r>
+          </w:p>
+        </w:tc>
+        <w:tc>
+          <w:tcPr>
+            <w:tcW w:type="dxa" w:w="1403"/>
+          </w:tcPr>
+          <w:p>
+            <w:r/>
+            <w:r>
+              <w:rPr>
+                <w:rFonts w:ascii="Aptos" w:hAnsi="Aptos"/>
+                <w:b w:val="0"/>
+                <w:sz w:val="14"/>
+              </w:rPr>
+              <w:t>3.11</w:t>
+            </w:r>
+          </w:p>
+        </w:tc>
+        <w:tc>
+          <w:tcPr>
+            <w:tcW w:type="dxa" w:w="1403"/>
+          </w:tcPr>
+          <w:p>
+            <w:r/>
+            <w:r>
+              <w:rPr>
+                <w:rFonts w:ascii="Aptos" w:hAnsi="Aptos"/>
+                <w:b w:val="0"/>
+                <w:sz w:val="14"/>
+              </w:rPr>
+              <w:t>0.00</w:t>
+            </w:r>
+          </w:p>
+        </w:tc>
+        <w:tc>
+          <w:tcPr>
+            <w:tcW w:type="dxa" w:w="1403"/>
+          </w:tcPr>
+          <w:p>
+            <w:r/>
+            <w:r>
+              <w:rPr>
+                <w:rFonts w:ascii="Aptos" w:hAnsi="Aptos"/>
+                <w:b w:val="0"/>
+                <w:sz w:val="14"/>
+              </w:rPr>
+              <w:t>4.14</w:t>
+            </w:r>
+          </w:p>
+        </w:tc>
+        <w:tc>
+          <w:tcPr>
+            <w:tcW w:type="dxa" w:w="1403"/>
+          </w:tcPr>
+          <w:p>
+            <w:r/>
+            <w:r>
+              <w:rPr>
+                <w:rFonts w:ascii="Aptos" w:hAnsi="Aptos"/>
+                <w:b w:val="0"/>
+                <w:sz w:val="14"/>
+              </w:rPr>
+              <w:t>0.00</w:t>
+            </w:r>
+          </w:p>
+        </w:tc>
+        <w:tc>
+          <w:tcPr>
+            <w:tcW w:type="dxa" w:w="1403"/>
+          </w:tcPr>
+          <w:p>
+            <w:r/>
+            <w:r>
+              <w:rPr>
+                <w:rFonts w:ascii="Aptos" w:hAnsi="Aptos"/>
+                <w:b w:val="0"/>
+                <w:sz w:val="14"/>
+              </w:rPr>
+              <w:t>0.60</w:t>
+            </w:r>
+          </w:p>
+        </w:tc>
+      </w:tr>
+      <w:tr>
+        <w:tc>
+          <w:tcPr>
+            <w:tcW w:type="dxa" w:w="1403"/>
+          </w:tcPr>
+          <w:p>
+            <w:r/>
+            <w:r>
+              <w:rPr>
+                <w:rFonts w:ascii="Aptos" w:hAnsi="Aptos"/>
+                <w:b w:val="0"/>
+                <w:sz w:val="14"/>
+              </w:rPr>
+              <w:t>2</w:t>
+            </w:r>
+          </w:p>
+        </w:tc>
+        <w:tc>
+          <w:tcPr>
+            <w:tcW w:type="dxa" w:w="1403"/>
+          </w:tcPr>
+          <w:p>
+            <w:r/>
+            <w:r>
+              <w:rPr>
+                <w:rFonts w:ascii="Aptos" w:hAnsi="Aptos"/>
+                <w:b w:val="0"/>
+                <w:sz w:val="14"/>
+              </w:rPr>
+              <w:t>6.53</w:t>
+            </w:r>
+          </w:p>
+        </w:tc>
+        <w:tc>
+          <w:tcPr>
+            <w:tcW w:type="dxa" w:w="1403"/>
+          </w:tcPr>
+          <w:p>
+            <w:r/>
+            <w:r>
+              <w:rPr>
+                <w:rFonts w:ascii="Aptos" w:hAnsi="Aptos"/>
+                <w:b w:val="0"/>
+                <w:sz w:val="14"/>
+              </w:rPr>
+              <w:t>7.20</w:t>
+            </w:r>
+          </w:p>
+        </w:tc>
+        <w:tc>
+          <w:tcPr>
+            <w:tcW w:type="dxa" w:w="1403"/>
+          </w:tcPr>
+          <w:p>
+            <w:r/>
+            <w:r>
+              <w:rPr>
+                <w:rFonts w:ascii="Aptos" w:hAnsi="Aptos"/>
+                <w:b w:val="0"/>
+                <w:sz w:val="14"/>
+              </w:rPr>
+              <w:t>5.98</w:t>
+            </w:r>
+          </w:p>
+        </w:tc>
+        <w:tc>
+          <w:tcPr>
+            <w:tcW w:type="dxa" w:w="1403"/>
+          </w:tcPr>
+          <w:p>
+            <w:r/>
+            <w:r>
+              <w:rPr>
+                <w:rFonts w:ascii="Aptos" w:hAnsi="Aptos"/>
+                <w:b w:val="0"/>
+                <w:sz w:val="14"/>
+              </w:rPr>
+              <w:t>0.00</w:t>
+            </w:r>
+          </w:p>
+        </w:tc>
+        <w:tc>
+          <w:tcPr>
+            <w:tcW w:type="dxa" w:w="1403"/>
+          </w:tcPr>
+          <w:p>
+            <w:r/>
+            <w:r>
+              <w:rPr>
+                <w:rFonts w:ascii="Aptos" w:hAnsi="Aptos"/>
+                <w:b w:val="0"/>
+                <w:sz w:val="14"/>
+              </w:rPr>
+              <w:t>7.76</w:t>
+            </w:r>
+          </w:p>
+        </w:tc>
+        <w:tc>
+          <w:tcPr>
+            <w:tcW w:type="dxa" w:w="1403"/>
+          </w:tcPr>
+          <w:p>
+            <w:r/>
+            <w:r>
+              <w:rPr>
+                <w:rFonts w:ascii="Aptos" w:hAnsi="Aptos"/>
+                <w:b w:val="0"/>
+                <w:sz w:val="14"/>
+              </w:rPr>
+              <w:t>0.00</w:t>
+            </w:r>
+          </w:p>
+        </w:tc>
+        <w:tc>
+          <w:tcPr>
+            <w:tcW w:type="dxa" w:w="1403"/>
+          </w:tcPr>
+          <w:p>
+            <w:r/>
+            <w:r>
+              <w:rPr>
+                <w:rFonts w:ascii="Aptos" w:hAnsi="Aptos"/>
+                <w:b w:val="0"/>
+                <w:sz w:val="14"/>
+              </w:rPr>
+              <w:t>10.33</w:t>
+            </w:r>
+          </w:p>
+        </w:tc>
+        <w:tc>
+          <w:tcPr>
+            <w:tcW w:type="dxa" w:w="1403"/>
+          </w:tcPr>
+          <w:p>
+            <w:r/>
+            <w:r>
+              <w:rPr>
+                <w:rFonts w:ascii="Aptos" w:hAnsi="Aptos"/>
+                <w:b w:val="0"/>
+                <w:sz w:val="14"/>
+              </w:rPr>
+              <w:t>0.00</w:t>
+            </w:r>
+          </w:p>
+        </w:tc>
+        <w:tc>
+          <w:tcPr>
+            <w:tcW w:type="dxa" w:w="1403"/>
+          </w:tcPr>
+          <w:p>
+            <w:r/>
+            <w:r>
+              <w:rPr>
+                <w:rFonts w:ascii="Aptos" w:hAnsi="Aptos"/>
+                <w:b w:val="0"/>
+                <w:sz w:val="14"/>
+              </w:rPr>
+              <w:t>1.86</w:t>
+            </w:r>
+          </w:p>
+        </w:tc>
+      </w:tr>
+      <w:tr>
+        <w:tc>
+          <w:tcPr>
+            <w:tcW w:type="dxa" w:w="1403"/>
+          </w:tcPr>
+          <w:p>
+            <w:r/>
+            <w:r>
+              <w:rPr>
+                <w:rFonts w:ascii="Aptos" w:hAnsi="Aptos"/>
+                <w:b w:val="0"/>
+                <w:sz w:val="14"/>
+              </w:rPr>
+              <w:t>5</w:t>
+            </w:r>
+          </w:p>
+        </w:tc>
+        <w:tc>
+          <w:tcPr>
+            <w:tcW w:type="dxa" w:w="1403"/>
+          </w:tcPr>
+          <w:p>
+            <w:r/>
+            <w:r>
+              <w:rPr>
+                <w:rFonts w:ascii="Aptos" w:hAnsi="Aptos"/>
+                <w:b w:val="0"/>
+                <w:sz w:val="14"/>
+              </w:rPr>
+              <w:t>18.82</w:t>
+            </w:r>
+          </w:p>
+        </w:tc>
+        <w:tc>
+          <w:tcPr>
+            <w:tcW w:type="dxa" w:w="1403"/>
+          </w:tcPr>
+          <w:p>
+            <w:r/>
+            <w:r>
+              <w:rPr>
+                <w:rFonts w:ascii="Aptos" w:hAnsi="Aptos"/>
+                <w:b w:val="0"/>
+                <w:sz w:val="14"/>
+              </w:rPr>
+              <w:t>21.12</w:t>
+            </w:r>
+          </w:p>
+        </w:tc>
+        <w:tc>
+          <w:tcPr>
+            <w:tcW w:type="dxa" w:w="1403"/>
+          </w:tcPr>
+          <w:p>
+            <w:r/>
+            <w:r>
+              <w:rPr>
+                <w:rFonts w:ascii="Aptos" w:hAnsi="Aptos"/>
+                <w:b w:val="0"/>
+                <w:sz w:val="14"/>
+              </w:rPr>
+              <w:t>18.14</w:t>
+            </w:r>
+          </w:p>
+        </w:tc>
+        <w:tc>
+          <w:tcPr>
+            <w:tcW w:type="dxa" w:w="1403"/>
+          </w:tcPr>
+          <w:p>
+            <w:r/>
+            <w:r>
+              <w:rPr>
+                <w:rFonts w:ascii="Aptos" w:hAnsi="Aptos"/>
+                <w:b w:val="0"/>
+                <w:sz w:val="14"/>
+              </w:rPr>
+              <w:t>0.00</w:t>
+            </w:r>
+          </w:p>
+        </w:tc>
+        <w:tc>
+          <w:tcPr>
+            <w:tcW w:type="dxa" w:w="1403"/>
+          </w:tcPr>
+          <w:p>
+            <w:r/>
+            <w:r>
+              <w:rPr>
+                <w:rFonts w:ascii="Aptos" w:hAnsi="Aptos"/>
+                <w:b w:val="0"/>
+                <w:sz w:val="14"/>
+              </w:rPr>
+              <w:t>23.54</w:t>
+            </w:r>
+          </w:p>
+        </w:tc>
+        <w:tc>
+          <w:tcPr>
+            <w:tcW w:type="dxa" w:w="1403"/>
+          </w:tcPr>
+          <w:p>
+            <w:r/>
+            <w:r>
+              <w:rPr>
+                <w:rFonts w:ascii="Aptos" w:hAnsi="Aptos"/>
+                <w:b w:val="0"/>
+                <w:sz w:val="14"/>
+              </w:rPr>
+              <w:t>0.00</w:t>
+            </w:r>
+          </w:p>
+        </w:tc>
+        <w:tc>
+          <w:tcPr>
+            <w:tcW w:type="dxa" w:w="1403"/>
+          </w:tcPr>
+          <w:p>
+            <w:r/>
+            <w:r>
+              <w:rPr>
+                <w:rFonts w:ascii="Aptos" w:hAnsi="Aptos"/>
+                <w:b w:val="0"/>
+                <w:sz w:val="14"/>
+              </w:rPr>
+              <w:t>31.34</w:t>
+            </w:r>
+          </w:p>
+        </w:tc>
+        <w:tc>
+          <w:tcPr>
+            <w:tcW w:type="dxa" w:w="1403"/>
+          </w:tcPr>
+          <w:p>
+            <w:r/>
+            <w:r>
+              <w:rPr>
+                <w:rFonts w:ascii="Aptos" w:hAnsi="Aptos"/>
+                <w:b w:val="0"/>
+                <w:sz w:val="14"/>
+              </w:rPr>
+              <w:t>0.00</w:t>
+            </w:r>
+          </w:p>
+        </w:tc>
+        <w:tc>
+          <w:tcPr>
+            <w:tcW w:type="dxa" w:w="1403"/>
+          </w:tcPr>
+          <w:p>
+            <w:r/>
+            <w:r>
+              <w:rPr>
+                <w:rFonts w:ascii="Aptos" w:hAnsi="Aptos"/>
+                <w:b w:val="0"/>
+                <w:sz w:val="14"/>
+              </w:rPr>
+              <w:t>8.15</w:t>
+            </w:r>
+          </w:p>
+        </w:tc>
+      </w:tr>
+      <w:tr>
+        <w:tc>
+          <w:tcPr>
+            <w:tcW w:type="dxa" w:w="1403"/>
+          </w:tcPr>
+          <w:p>
+            <w:r/>
+            <w:r>
+              <w:rPr>
+                <w:rFonts w:ascii="Aptos" w:hAnsi="Aptos"/>
+                <w:b w:val="0"/>
+                <w:sz w:val="14"/>
+              </w:rPr>
+              <w:t>10</w:t>
+            </w:r>
+          </w:p>
+        </w:tc>
+        <w:tc>
+          <w:tcPr>
+            <w:tcW w:type="dxa" w:w="1403"/>
+          </w:tcPr>
+          <w:p>
+            <w:r/>
+            <w:r>
+              <w:rPr>
+                <w:rFonts w:ascii="Aptos" w:hAnsi="Aptos"/>
+                <w:b w:val="0"/>
+                <w:sz w:val="14"/>
+              </w:rPr>
+              <w:t>33.57</w:t>
+            </w:r>
+          </w:p>
+        </w:tc>
+        <w:tc>
+          <w:tcPr>
+            <w:tcW w:type="dxa" w:w="1403"/>
+          </w:tcPr>
+          <w:p>
+            <w:r/>
+            <w:r>
+              <w:rPr>
+                <w:rFonts w:ascii="Aptos" w:hAnsi="Aptos"/>
+                <w:b w:val="0"/>
+                <w:sz w:val="14"/>
+              </w:rPr>
+              <w:t>39.17</w:t>
+            </w:r>
+          </w:p>
+        </w:tc>
+        <w:tc>
+          <w:tcPr>
+            <w:tcW w:type="dxa" w:w="1403"/>
+          </w:tcPr>
+          <w:p>
+            <w:r/>
+            <w:r>
+              <w:rPr>
+                <w:rFonts w:ascii="Aptos" w:hAnsi="Aptos"/>
+                <w:b w:val="0"/>
+                <w:sz w:val="14"/>
+              </w:rPr>
+              <w:t>35.54</w:t>
+            </w:r>
+          </w:p>
+        </w:tc>
+        <w:tc>
+          <w:tcPr>
+            <w:tcW w:type="dxa" w:w="1403"/>
+          </w:tcPr>
+          <w:p>
+            <w:r/>
+            <w:r>
+              <w:rPr>
+                <w:rFonts w:ascii="Aptos" w:hAnsi="Aptos"/>
+                <w:b w:val="0"/>
+                <w:sz w:val="14"/>
+              </w:rPr>
+              <w:t>0.00</w:t>
+            </w:r>
+          </w:p>
+        </w:tc>
+        <w:tc>
+          <w:tcPr>
+            <w:tcW w:type="dxa" w:w="1403"/>
+          </w:tcPr>
+          <w:p>
+            <w:r/>
+            <w:r>
+              <w:rPr>
+                <w:rFonts w:ascii="Aptos" w:hAnsi="Aptos"/>
+                <w:b w:val="0"/>
+                <w:sz w:val="14"/>
+              </w:rPr>
+              <w:t>46.12</w:t>
+            </w:r>
+          </w:p>
+        </w:tc>
+        <w:tc>
+          <w:tcPr>
+            <w:tcW w:type="dxa" w:w="1403"/>
+          </w:tcPr>
+          <w:p>
+            <w:r/>
+            <w:r>
+              <w:rPr>
+                <w:rFonts w:ascii="Aptos" w:hAnsi="Aptos"/>
+                <w:b w:val="0"/>
+                <w:sz w:val="14"/>
+              </w:rPr>
+              <w:t>0.00</w:t>
+            </w:r>
+          </w:p>
+        </w:tc>
+        <w:tc>
+          <w:tcPr>
+            <w:tcW w:type="dxa" w:w="1403"/>
+          </w:tcPr>
+          <w:p>
+            <w:r/>
+            <w:r>
+              <w:rPr>
+                <w:rFonts w:ascii="Aptos" w:hAnsi="Aptos"/>
+                <w:b w:val="0"/>
+                <w:sz w:val="14"/>
+              </w:rPr>
+              <w:t>61.40</w:t>
+            </w:r>
+          </w:p>
+        </w:tc>
+        <w:tc>
+          <w:tcPr>
+            <w:tcW w:type="dxa" w:w="1403"/>
+          </w:tcPr>
+          <w:p>
+            <w:r/>
+            <w:r>
+              <w:rPr>
+                <w:rFonts w:ascii="Aptos" w:hAnsi="Aptos"/>
+                <w:b w:val="0"/>
+                <w:sz w:val="14"/>
+              </w:rPr>
+              <w:t>0.00</w:t>
+            </w:r>
+          </w:p>
+        </w:tc>
+        <w:tc>
+          <w:tcPr>
+            <w:tcW w:type="dxa" w:w="1403"/>
+          </w:tcPr>
+          <w:p>
+            <w:r/>
+            <w:r>
+              <w:rPr>
+                <w:rFonts w:ascii="Aptos" w:hAnsi="Aptos"/>
+                <w:b w:val="0"/>
+                <w:sz w:val="14"/>
+              </w:rPr>
+              <w:t>23.35</w:t>
+            </w:r>
+          </w:p>
+        </w:tc>
+      </w:tr>
+      <w:tr>
+        <w:tc>
+          <w:tcPr>
+            <w:tcW w:type="dxa" w:w="1403"/>
+          </w:tcPr>
+          <w:p>
+            <w:r/>
+            <w:r>
+              <w:rPr>
+                <w:rFonts w:ascii="Aptos" w:hAnsi="Aptos"/>
+                <w:b w:val="0"/>
+                <w:sz w:val="14"/>
+              </w:rPr>
+              <w:t>15</w:t>
+            </w:r>
+          </w:p>
+        </w:tc>
+        <w:tc>
+          <w:tcPr>
+            <w:tcW w:type="dxa" w:w="1403"/>
+          </w:tcPr>
+          <w:p>
+            <w:r/>
+            <w:r>
+              <w:rPr>
+                <w:rFonts w:ascii="Aptos" w:hAnsi="Aptos"/>
+                <w:b w:val="0"/>
+                <w:sz w:val="14"/>
+              </w:rPr>
+              <w:t>41.30</w:t>
+            </w:r>
+          </w:p>
+        </w:tc>
+        <w:tc>
+          <w:tcPr>
+            <w:tcW w:type="dxa" w:w="1403"/>
+          </w:tcPr>
+          <w:p>
+            <w:r/>
+            <w:r>
+              <w:rPr>
+                <w:rFonts w:ascii="Aptos" w:hAnsi="Aptos"/>
+                <w:b w:val="0"/>
+                <w:sz w:val="14"/>
+              </w:rPr>
+              <w:t>50.50</w:t>
+            </w:r>
+          </w:p>
+        </w:tc>
+        <w:tc>
+          <w:tcPr>
+            <w:tcW w:type="dxa" w:w="1403"/>
+          </w:tcPr>
+          <w:p>
+            <w:r/>
+            <w:r>
+              <w:rPr>
+                <w:rFonts w:ascii="Aptos" w:hAnsi="Aptos"/>
+                <w:b w:val="0"/>
+                <w:sz w:val="14"/>
+              </w:rPr>
+              <w:t>48.20</w:t>
+            </w:r>
+          </w:p>
+        </w:tc>
+        <w:tc>
+          <w:tcPr>
+            <w:tcW w:type="dxa" w:w="1403"/>
+          </w:tcPr>
+          <w:p>
+            <w:r/>
+            <w:r>
+              <w:rPr>
+                <w:rFonts w:ascii="Aptos" w:hAnsi="Aptos"/>
+                <w:b w:val="0"/>
+                <w:sz w:val="14"/>
+              </w:rPr>
+              <w:t>0.00</w:t>
+            </w:r>
+          </w:p>
+        </w:tc>
+        <w:tc>
+          <w:tcPr>
+            <w:tcW w:type="dxa" w:w="1403"/>
+          </w:tcPr>
+          <w:p>
+            <w:r/>
+            <w:r>
+              <w:rPr>
+                <w:rFonts w:ascii="Aptos" w:hAnsi="Aptos"/>
+                <w:b w:val="0"/>
+                <w:sz w:val="14"/>
+              </w:rPr>
+              <w:t>62.56</w:t>
+            </w:r>
+          </w:p>
+        </w:tc>
+        <w:tc>
+          <w:tcPr>
+            <w:tcW w:type="dxa" w:w="1403"/>
+          </w:tcPr>
+          <w:p>
+            <w:r/>
+            <w:r>
+              <w:rPr>
+                <w:rFonts w:ascii="Aptos" w:hAnsi="Aptos"/>
+                <w:b w:val="0"/>
+                <w:sz w:val="14"/>
+              </w:rPr>
+              <w:t>0.24</w:t>
+            </w:r>
+          </w:p>
+        </w:tc>
+        <w:tc>
+          <w:tcPr>
+            <w:tcW w:type="dxa" w:w="1403"/>
+          </w:tcPr>
+          <w:p>
+            <w:r/>
+            <w:r>
+              <w:rPr>
+                <w:rFonts w:ascii="Aptos" w:hAnsi="Aptos"/>
+                <w:b w:val="0"/>
+                <w:sz w:val="14"/>
+              </w:rPr>
+              <w:t>83.20</w:t>
+            </w:r>
+          </w:p>
+        </w:tc>
+        <w:tc>
+          <w:tcPr>
+            <w:tcW w:type="dxa" w:w="1403"/>
+          </w:tcPr>
+          <w:p>
+            <w:r/>
+            <w:r>
+              <w:rPr>
+                <w:rFonts w:ascii="Aptos" w:hAnsi="Aptos"/>
+                <w:b w:val="0"/>
+                <w:sz w:val="14"/>
+              </w:rPr>
+              <w:t>0.00</w:t>
+            </w:r>
+          </w:p>
+        </w:tc>
+        <w:tc>
+          <w:tcPr>
+            <w:tcW w:type="dxa" w:w="1403"/>
+          </w:tcPr>
+          <w:p>
+            <w:r/>
+            <w:r>
+              <w:rPr>
+                <w:rFonts w:ascii="Aptos" w:hAnsi="Aptos"/>
+                <w:b w:val="0"/>
+                <w:sz w:val="14"/>
+              </w:rPr>
+              <w:t>40.46</w:t>
+            </w:r>
+          </w:p>
+        </w:tc>
+      </w:tr>
+      <w:tr>
+        <w:tc>
+          <w:tcPr>
+            <w:tcW w:type="dxa" w:w="1403"/>
+          </w:tcPr>
+          <w:p>
+            <w:r/>
+            <w:r>
+              <w:rPr>
+                <w:rFonts w:ascii="Aptos" w:hAnsi="Aptos"/>
+                <w:b w:val="0"/>
+                <w:sz w:val="14"/>
+              </w:rPr>
+              <w:t>20</w:t>
+            </w:r>
+          </w:p>
+        </w:tc>
+        <w:tc>
+          <w:tcPr>
+            <w:tcW w:type="dxa" w:w="1403"/>
+          </w:tcPr>
+          <w:p>
+            <w:r/>
+            <w:r>
+              <w:rPr>
+                <w:rFonts w:ascii="Aptos" w:hAnsi="Aptos"/>
+                <w:b w:val="0"/>
+                <w:sz w:val="14"/>
+              </w:rPr>
+              <w:t>45.48</w:t>
+            </w:r>
+          </w:p>
+        </w:tc>
+        <w:tc>
+          <w:tcPr>
+            <w:tcW w:type="dxa" w:w="1403"/>
+          </w:tcPr>
+          <w:p>
+            <w:r/>
+            <w:r>
+              <w:rPr>
+                <w:rFonts w:ascii="Aptos" w:hAnsi="Aptos"/>
+                <w:b w:val="0"/>
+                <w:sz w:val="14"/>
+              </w:rPr>
+              <w:t>58.32</w:t>
+            </w:r>
+          </w:p>
+        </w:tc>
+        <w:tc>
+          <w:tcPr>
+            <w:tcW w:type="dxa" w:w="1403"/>
+          </w:tcPr>
+          <w:p>
+            <w:r/>
+            <w:r>
+              <w:rPr>
+                <w:rFonts w:ascii="Aptos" w:hAnsi="Aptos"/>
+                <w:b w:val="0"/>
+                <w:sz w:val="14"/>
+              </w:rPr>
+              <w:t>57.91</w:t>
+            </w:r>
+          </w:p>
+        </w:tc>
+        <w:tc>
+          <w:tcPr>
+            <w:tcW w:type="dxa" w:w="1403"/>
+          </w:tcPr>
+          <w:p>
+            <w:r/>
+            <w:r>
+              <w:rPr>
+                <w:rFonts w:ascii="Aptos" w:hAnsi="Aptos"/>
+                <w:b w:val="0"/>
+                <w:sz w:val="14"/>
+              </w:rPr>
+              <w:t>0.00</w:t>
+            </w:r>
+          </w:p>
+        </w:tc>
+        <w:tc>
+          <w:tcPr>
+            <w:tcW w:type="dxa" w:w="1403"/>
+          </w:tcPr>
+          <w:p>
+            <w:r/>
+            <w:r>
+              <w:rPr>
+                <w:rFonts w:ascii="Aptos" w:hAnsi="Aptos"/>
+                <w:b w:val="0"/>
+                <w:sz w:val="14"/>
+              </w:rPr>
+              <w:t>75.17</w:t>
+            </w:r>
+          </w:p>
+        </w:tc>
+        <w:tc>
+          <w:tcPr>
+            <w:tcW w:type="dxa" w:w="1403"/>
+          </w:tcPr>
+          <w:p>
+            <w:r/>
+            <w:r>
+              <w:rPr>
+                <w:rFonts w:ascii="Aptos" w:hAnsi="Aptos"/>
+                <w:b w:val="0"/>
+                <w:sz w:val="14"/>
+              </w:rPr>
+              <w:t>8.69</w:t>
+            </w:r>
+          </w:p>
+        </w:tc>
+        <w:tc>
+          <w:tcPr>
+            <w:tcW w:type="dxa" w:w="1403"/>
+          </w:tcPr>
+          <w:p>
+            <w:r/>
+            <w:r>
+              <w:rPr>
+                <w:rFonts w:ascii="Aptos" w:hAnsi="Aptos"/>
+                <w:b w:val="0"/>
+                <w:sz w:val="14"/>
+              </w:rPr>
+              <w:t>97.18</w:t>
+            </w:r>
+          </w:p>
+        </w:tc>
+        <w:tc>
+          <w:tcPr>
+            <w:tcW w:type="dxa" w:w="1403"/>
+          </w:tcPr>
+          <w:p>
+            <w:r/>
+            <w:r>
+              <w:rPr>
+                <w:rFonts w:ascii="Aptos" w:hAnsi="Aptos"/>
+                <w:b w:val="0"/>
+                <w:sz w:val="14"/>
+              </w:rPr>
+              <w:t>0.00</w:t>
+            </w:r>
+          </w:p>
+        </w:tc>
+        <w:tc>
+          <w:tcPr>
+            <w:tcW w:type="dxa" w:w="1403"/>
+          </w:tcPr>
+          <w:p>
+            <w:r/>
+            <w:r>
+              <w:rPr>
+                <w:rFonts w:ascii="Aptos" w:hAnsi="Aptos"/>
+                <w:b w:val="0"/>
+                <w:sz w:val="14"/>
+              </w:rPr>
+              <w:t>56.56</w:t>
+            </w:r>
+          </w:p>
+        </w:tc>
+      </w:tr>
+      <w:tr>
+        <w:tc>
+          <w:tcPr>
+            <w:tcW w:type="dxa" w:w="1403"/>
+          </w:tcPr>
+          <w:p>
+            <w:r/>
+            <w:r>
+              <w:rPr>
+                <w:rFonts w:ascii="Aptos" w:hAnsi="Aptos"/>
+                <w:b w:val="0"/>
+                <w:sz w:val="14"/>
+              </w:rPr>
+              <w:t>25</w:t>
+            </w:r>
+          </w:p>
+        </w:tc>
+        <w:tc>
+          <w:tcPr>
+            <w:tcW w:type="dxa" w:w="1403"/>
+          </w:tcPr>
+          <w:p>
+            <w:r/>
+            <w:r>
+              <w:rPr>
+                <w:rFonts w:ascii="Aptos" w:hAnsi="Aptos"/>
+                <w:b w:val="0"/>
+                <w:sz w:val="14"/>
+              </w:rPr>
+              <w:t>47.58</w:t>
+            </w:r>
+          </w:p>
+        </w:tc>
+        <w:tc>
+          <w:tcPr>
+            <w:tcW w:type="dxa" w:w="1403"/>
+          </w:tcPr>
+          <w:p>
+            <w:r/>
+            <w:r>
+              <w:rPr>
+                <w:rFonts w:ascii="Aptos" w:hAnsi="Aptos"/>
+                <w:b w:val="0"/>
+                <w:sz w:val="14"/>
+              </w:rPr>
+              <w:t>63.92</w:t>
+            </w:r>
+          </w:p>
+        </w:tc>
+        <w:tc>
+          <w:tcPr>
+            <w:tcW w:type="dxa" w:w="1403"/>
+          </w:tcPr>
+          <w:p>
+            <w:r/>
+            <w:r>
+              <w:rPr>
+                <w:rFonts w:ascii="Aptos" w:hAnsi="Aptos"/>
+                <w:b w:val="0"/>
+                <w:sz w:val="14"/>
+              </w:rPr>
+              <w:t>65.36</w:t>
+            </w:r>
+          </w:p>
+        </w:tc>
+        <w:tc>
+          <w:tcPr>
+            <w:tcW w:type="dxa" w:w="1403"/>
+          </w:tcPr>
+          <w:p>
+            <w:r/>
+            <w:r>
+              <w:rPr>
+                <w:rFonts w:ascii="Aptos" w:hAnsi="Aptos"/>
+                <w:b w:val="0"/>
+                <w:sz w:val="14"/>
+              </w:rPr>
+              <w:t>0.10</w:t>
+            </w:r>
+          </w:p>
+        </w:tc>
+        <w:tc>
+          <w:tcPr>
+            <w:tcW w:type="dxa" w:w="1403"/>
+          </w:tcPr>
+          <w:p>
+            <w:r/>
+            <w:r>
+              <w:rPr>
+                <w:rFonts w:ascii="Aptos" w:hAnsi="Aptos"/>
+                <w:b w:val="0"/>
+                <w:sz w:val="14"/>
+              </w:rPr>
+              <w:t>84.80</w:t>
+            </w:r>
+          </w:p>
+        </w:tc>
+        <w:tc>
+          <w:tcPr>
+            <w:tcW w:type="dxa" w:w="1403"/>
+          </w:tcPr>
+          <w:p>
+            <w:r/>
+            <w:r>
+              <w:rPr>
+                <w:rFonts w:ascii="Aptos" w:hAnsi="Aptos"/>
+                <w:b w:val="0"/>
+                <w:sz w:val="14"/>
+              </w:rPr>
+              <w:t>39.45</w:t>
+            </w:r>
+          </w:p>
+        </w:tc>
+        <w:tc>
+          <w:tcPr>
+            <w:tcW w:type="dxa" w:w="1403"/>
+          </w:tcPr>
+          <w:p>
+            <w:r/>
+            <w:r>
+              <w:rPr>
+                <w:rFonts w:ascii="Aptos" w:hAnsi="Aptos"/>
+                <w:b w:val="0"/>
+                <w:sz w:val="14"/>
+              </w:rPr>
+              <w:t>99.81</w:t>
+            </w:r>
+          </w:p>
+        </w:tc>
+        <w:tc>
+          <w:tcPr>
+            <w:tcW w:type="dxa" w:w="1403"/>
+          </w:tcPr>
+          <w:p>
+            <w:r/>
+            <w:r>
+              <w:rPr>
+                <w:rFonts w:ascii="Aptos" w:hAnsi="Aptos"/>
+                <w:b w:val="0"/>
+                <w:sz w:val="14"/>
+              </w:rPr>
+              <w:t>0.10</w:t>
+            </w:r>
+          </w:p>
+        </w:tc>
+        <w:tc>
+          <w:tcPr>
+            <w:tcW w:type="dxa" w:w="1403"/>
+          </w:tcPr>
+          <w:p>
+            <w:r/>
+            <w:r>
+              <w:rPr>
+                <w:rFonts w:ascii="Aptos" w:hAnsi="Aptos"/>
+                <w:b w:val="0"/>
+                <w:sz w:val="14"/>
+              </w:rPr>
+              <w:t>70.16</w:t>
+            </w:r>
+          </w:p>
+        </w:tc>
+      </w:tr>
+      <w:tr>
+        <w:tc>
+          <w:tcPr>
+            <w:tcW w:type="dxa" w:w="1403"/>
+          </w:tcPr>
+          <w:p>
+            <w:r/>
+            <w:r>
+              <w:rPr>
+                <w:rFonts w:ascii="Aptos" w:hAnsi="Aptos"/>
+                <w:b w:val="0"/>
+                <w:sz w:val="14"/>
+              </w:rPr>
+              <w:t>31.5</w:t>
+            </w:r>
+          </w:p>
+        </w:tc>
+        <w:tc>
+          <w:tcPr>
+            <w:tcW w:type="dxa" w:w="1403"/>
+          </w:tcPr>
+          <w:p>
+            <w:r/>
+            <w:r>
+              <w:rPr>
+                <w:rFonts w:ascii="Aptos" w:hAnsi="Aptos"/>
+                <w:b w:val="0"/>
+                <w:sz w:val="14"/>
+              </w:rPr>
+              <w:t>49.75</w:t>
+            </w:r>
+          </w:p>
+        </w:tc>
+        <w:tc>
+          <w:tcPr>
+            <w:tcW w:type="dxa" w:w="1403"/>
+          </w:tcPr>
+          <w:p>
+            <w:r/>
+            <w:r>
+              <w:rPr>
+                <w:rFonts w:ascii="Aptos" w:hAnsi="Aptos"/>
+                <w:b w:val="0"/>
+                <w:sz w:val="14"/>
+              </w:rPr>
+              <w:t>70.33</w:t>
+            </w:r>
+          </w:p>
+        </w:tc>
+        <w:tc>
+          <w:tcPr>
+            <w:tcW w:type="dxa" w:w="1403"/>
+          </w:tcPr>
+          <w:p>
+            <w:r/>
+            <w:r>
+              <w:rPr>
+                <w:rFonts w:ascii="Aptos" w:hAnsi="Aptos"/>
+                <w:b w:val="0"/>
+                <w:sz w:val="14"/>
+              </w:rPr>
+              <w:t>73.60</w:t>
+            </w:r>
+          </w:p>
+        </w:tc>
+        <w:tc>
+          <w:tcPr>
+            <w:tcW w:type="dxa" w:w="1403"/>
+          </w:tcPr>
+          <w:p>
+            <w:r/>
+            <w:r>
+              <w:rPr>
+                <w:rFonts w:ascii="Aptos" w:hAnsi="Aptos"/>
+                <w:b w:val="0"/>
+                <w:sz w:val="14"/>
+              </w:rPr>
+              <w:t>2.31</w:t>
+            </w:r>
+          </w:p>
+        </w:tc>
+        <w:tc>
+          <w:tcPr>
+            <w:tcW w:type="dxa" w:w="1403"/>
+          </w:tcPr>
+          <w:p>
+            <w:r/>
+            <w:r>
+              <w:rPr>
+                <w:rFonts w:ascii="Aptos" w:hAnsi="Aptos"/>
+                <w:b w:val="0"/>
+                <w:sz w:val="14"/>
+              </w:rPr>
+              <w:t>94.83</w:t>
+            </w:r>
+          </w:p>
+        </w:tc>
+        <w:tc>
+          <w:tcPr>
+            <w:tcW w:type="dxa" w:w="1403"/>
+          </w:tcPr>
+          <w:p>
+            <w:r/>
+            <w:r>
+              <w:rPr>
+                <w:rFonts w:ascii="Aptos" w:hAnsi="Aptos"/>
+                <w:b w:val="0"/>
+                <w:sz w:val="14"/>
+              </w:rPr>
+              <w:t>79.24</w:t>
+            </w:r>
+          </w:p>
+        </w:tc>
+        <w:tc>
+          <w:tcPr>
+            <w:tcW w:type="dxa" w:w="1403"/>
+          </w:tcPr>
+          <w:p>
+            <w:r/>
+            <w:r>
+              <w:rPr>
+                <w:rFonts w:ascii="Aptos" w:hAnsi="Aptos"/>
+                <w:b w:val="0"/>
+                <w:sz w:val="14"/>
+              </w:rPr>
+              <w:t>99.99</w:t>
+            </w:r>
+          </w:p>
+        </w:tc>
+        <w:tc>
+          <w:tcPr>
+            <w:tcW w:type="dxa" w:w="1403"/>
+          </w:tcPr>
+          <w:p>
+            <w:r/>
+            <w:r>
+              <w:rPr>
+                <w:rFonts w:ascii="Aptos" w:hAnsi="Aptos"/>
+                <w:b w:val="0"/>
+                <w:sz w:val="14"/>
+              </w:rPr>
+              <w:t>2.31</w:t>
+            </w:r>
+          </w:p>
+        </w:tc>
+        <w:tc>
+          <w:tcPr>
+            <w:tcW w:type="dxa" w:w="1403"/>
+          </w:tcPr>
+          <w:p>
+            <w:r/>
+            <w:r>
+              <w:rPr>
+                <w:rFonts w:ascii="Aptos" w:hAnsi="Aptos"/>
+                <w:b w:val="0"/>
+                <w:sz w:val="14"/>
+              </w:rPr>
+              <w:t>84.55</w:t>
+            </w:r>
+          </w:p>
+        </w:tc>
+      </w:tr>
+      <w:tr>
+        <w:tc>
+          <w:tcPr>
+            <w:tcW w:type="dxa" w:w="1403"/>
+          </w:tcPr>
+          <w:p>
+            <w:r/>
+            <w:r>
+              <w:rPr>
+                <w:rFonts w:ascii="Aptos" w:hAnsi="Aptos"/>
+                <w:b w:val="0"/>
+                <w:sz w:val="14"/>
+              </w:rPr>
+              <w:t>35</w:t>
+            </w:r>
+          </w:p>
+        </w:tc>
+        <w:tc>
+          <w:tcPr>
+            <w:tcW w:type="dxa" w:w="1403"/>
+          </w:tcPr>
+          <w:p>
+            <w:r/>
+            <w:r>
+              <w:rPr>
+                <w:rFonts w:ascii="Aptos" w:hAnsi="Aptos"/>
+                <w:b w:val="0"/>
+                <w:sz w:val="14"/>
+              </w:rPr>
+              <w:t>50.74</w:t>
+            </w:r>
+          </w:p>
+        </w:tc>
+        <w:tc>
+          <w:tcPr>
+            <w:tcW w:type="dxa" w:w="1403"/>
+          </w:tcPr>
+          <w:p>
+            <w:r/>
+            <w:r>
+              <w:rPr>
+                <w:rFonts w:ascii="Aptos" w:hAnsi="Aptos"/>
+                <w:b w:val="0"/>
+                <w:sz w:val="14"/>
+              </w:rPr>
+              <w:t>73.41</w:t>
+            </w:r>
+          </w:p>
+        </w:tc>
+        <w:tc>
+          <w:tcPr>
+            <w:tcW w:type="dxa" w:w="1403"/>
+          </w:tcPr>
+          <w:p>
+            <w:r/>
+            <w:r>
+              <w:rPr>
+                <w:rFonts w:ascii="Aptos" w:hAnsi="Aptos"/>
+                <w:b w:val="0"/>
+                <w:sz w:val="14"/>
+              </w:rPr>
+              <w:t>77.11</w:t>
+            </w:r>
+          </w:p>
+        </w:tc>
+        <w:tc>
+          <w:tcPr>
+            <w:tcW w:type="dxa" w:w="1403"/>
+          </w:tcPr>
+          <w:p>
+            <w:r/>
+            <w:r>
+              <w:rPr>
+                <w:rFonts w:ascii="Aptos" w:hAnsi="Aptos"/>
+                <w:b w:val="0"/>
+                <w:sz w:val="14"/>
+              </w:rPr>
+              <w:t>7.41</w:t>
+            </w:r>
+          </w:p>
+        </w:tc>
+        <w:tc>
+          <w:tcPr>
+            <w:tcW w:type="dxa" w:w="1403"/>
+          </w:tcPr>
+          <w:p>
+            <w:r/>
+            <w:r>
+              <w:rPr>
+                <w:rFonts w:ascii="Aptos" w:hAnsi="Aptos"/>
+                <w:b w:val="0"/>
+                <w:sz w:val="14"/>
+              </w:rPr>
+              <w:t>97.87</w:t>
+            </w:r>
+          </w:p>
+        </w:tc>
+        <w:tc>
+          <w:tcPr>
+            <w:tcW w:type="dxa" w:w="1403"/>
+          </w:tcPr>
+          <w:p>
+            <w:r/>
+            <w:r>
+              <w:rPr>
+                <w:rFonts w:ascii="Aptos" w:hAnsi="Aptos"/>
+                <w:b w:val="0"/>
+                <w:sz w:val="14"/>
+              </w:rPr>
+              <w:t>91.44</w:t>
+            </w:r>
+          </w:p>
+        </w:tc>
+        <w:tc>
+          <w:tcPr>
+            <w:tcW w:type="dxa" w:w="1403"/>
+          </w:tcPr>
+          <w:p>
+            <w:r/>
+            <w:r>
+              <w:rPr>
+                <w:rFonts w:ascii="Aptos" w:hAnsi="Aptos"/>
+                <w:b w:val="0"/>
+                <w:sz w:val="14"/>
+              </w:rPr>
+              <w:t>100.00</w:t>
+            </w:r>
+          </w:p>
+        </w:tc>
+        <w:tc>
+          <w:tcPr>
+            <w:tcW w:type="dxa" w:w="1403"/>
+          </w:tcPr>
+          <w:p>
+            <w:r/>
+            <w:r>
+              <w:rPr>
+                <w:rFonts w:ascii="Aptos" w:hAnsi="Aptos"/>
+                <w:b w:val="0"/>
+                <w:sz w:val="14"/>
+              </w:rPr>
+              <w:t>7.41</w:t>
+            </w:r>
+          </w:p>
+        </w:tc>
+        <w:tc>
+          <w:tcPr>
+            <w:tcW w:type="dxa" w:w="1403"/>
+          </w:tcPr>
+          <w:p>
+            <w:r/>
+            <w:r>
+              <w:rPr>
+                <w:rFonts w:ascii="Aptos" w:hAnsi="Aptos"/>
+                <w:b w:val="0"/>
+                <w:sz w:val="14"/>
+              </w:rPr>
+              <w:t>89.49</w:t>
+            </w:r>
+          </w:p>
+        </w:tc>
+      </w:tr>
+      <w:tr>
+        <w:tc>
+          <w:tcPr>
+            <w:tcW w:type="dxa" w:w="1403"/>
+          </w:tcPr>
+          <w:p>
+            <w:r/>
+            <w:r>
+              <w:rPr>
+                <w:rFonts w:ascii="Aptos" w:hAnsi="Aptos"/>
+                <w:b w:val="0"/>
+                <w:sz w:val="14"/>
+              </w:rPr>
+              <w:t>40</w:t>
+            </w:r>
+          </w:p>
+        </w:tc>
+        <w:tc>
+          <w:tcPr>
+            <w:tcW w:type="dxa" w:w="1403"/>
+          </w:tcPr>
+          <w:p>
+            <w:r/>
+            <w:r>
+              <w:rPr>
+                <w:rFonts w:ascii="Aptos" w:hAnsi="Aptos"/>
+                <w:b w:val="0"/>
+                <w:sz w:val="14"/>
+              </w:rPr>
+              <w:t>52.00</w:t>
+            </w:r>
+          </w:p>
+        </w:tc>
+        <w:tc>
+          <w:tcPr>
+            <w:tcW w:type="dxa" w:w="1403"/>
+          </w:tcPr>
+          <w:p>
+            <w:r/>
+            <w:r>
+              <w:rPr>
+                <w:rFonts w:ascii="Aptos" w:hAnsi="Aptos"/>
+                <w:b w:val="0"/>
+                <w:sz w:val="14"/>
+              </w:rPr>
+              <w:t>77.42</w:t>
+            </w:r>
+          </w:p>
+        </w:tc>
+        <w:tc>
+          <w:tcPr>
+            <w:tcW w:type="dxa" w:w="1403"/>
+          </w:tcPr>
+          <w:p>
+            <w:r/>
+            <w:r>
+              <w:rPr>
+                <w:rFonts w:ascii="Aptos" w:hAnsi="Aptos"/>
+                <w:b w:val="0"/>
+                <w:sz w:val="14"/>
+              </w:rPr>
+              <w:t>81.35</w:t>
+            </w:r>
+          </w:p>
+        </w:tc>
+        <w:tc>
+          <w:tcPr>
+            <w:tcW w:type="dxa" w:w="1403"/>
+          </w:tcPr>
+          <w:p>
+            <w:r/>
+            <w:r>
+              <w:rPr>
+                <w:rFonts w:ascii="Aptos" w:hAnsi="Aptos"/>
+                <w:b w:val="0"/>
+                <w:sz w:val="14"/>
+              </w:rPr>
+              <w:t>20.37</w:t>
+            </w:r>
+          </w:p>
+        </w:tc>
+        <w:tc>
+          <w:tcPr>
+            <w:tcW w:type="dxa" w:w="1403"/>
+          </w:tcPr>
+          <w:p>
+            <w:r/>
+            <w:r>
+              <w:rPr>
+                <w:rFonts w:ascii="Aptos" w:hAnsi="Aptos"/>
+                <w:b w:val="0"/>
+                <w:sz w:val="14"/>
+              </w:rPr>
+              <w:t>99.51</w:t>
+            </w:r>
+          </w:p>
+        </w:tc>
+        <w:tc>
+          <w:tcPr>
+            <w:tcW w:type="dxa" w:w="1403"/>
+          </w:tcPr>
+          <w:p>
+            <w:r/>
+            <w:r>
+              <w:rPr>
+                <w:rFonts w:ascii="Aptos" w:hAnsi="Aptos"/>
+                <w:b w:val="0"/>
+                <w:sz w:val="14"/>
+              </w:rPr>
+              <w:t>98.04</w:t>
+            </w:r>
+          </w:p>
+        </w:tc>
+        <w:tc>
+          <w:tcPr>
+            <w:tcW w:type="dxa" w:w="1403"/>
+          </w:tcPr>
+          <w:p>
+            <w:r/>
+            <w:r>
+              <w:rPr>
+                <w:rFonts w:ascii="Aptos" w:hAnsi="Aptos"/>
+                <w:b w:val="0"/>
+                <w:sz w:val="14"/>
+              </w:rPr>
+              <w:t>100.00</w:t>
+            </w:r>
+          </w:p>
+        </w:tc>
+        <w:tc>
+          <w:tcPr>
+            <w:tcW w:type="dxa" w:w="1403"/>
+          </w:tcPr>
+          <w:p>
+            <w:r/>
+            <w:r>
+              <w:rPr>
+                <w:rFonts w:ascii="Aptos" w:hAnsi="Aptos"/>
+                <w:b w:val="0"/>
+                <w:sz w:val="14"/>
+              </w:rPr>
+              <w:t>20.37</w:t>
+            </w:r>
+          </w:p>
+        </w:tc>
+        <w:tc>
+          <w:tcPr>
+            <w:tcW w:type="dxa" w:w="1403"/>
+          </w:tcPr>
+          <w:p>
+            <w:r/>
+            <w:r>
+              <w:rPr>
+                <w:rFonts w:ascii="Aptos" w:hAnsi="Aptos"/>
+                <w:b w:val="0"/>
+                <w:sz w:val="14"/>
+              </w:rPr>
+              <w:t>94.54</w:t>
+            </w:r>
+          </w:p>
+        </w:tc>
+      </w:tr>
+      <w:tr>
+        <w:tc>
+          <w:tcPr>
+            <w:tcW w:type="dxa" w:w="1403"/>
+          </w:tcPr>
+          <w:p>
+            <w:r/>
+            <w:r>
+              <w:rPr>
+                <w:rFonts w:ascii="Aptos" w:hAnsi="Aptos"/>
+                <w:b w:val="0"/>
+                <w:sz w:val="14"/>
+              </w:rPr>
+              <w:t>50</w:t>
+            </w:r>
+          </w:p>
+        </w:tc>
+        <w:tc>
+          <w:tcPr>
+            <w:tcW w:type="dxa" w:w="1403"/>
+          </w:tcPr>
+          <w:p>
+            <w:r/>
+            <w:r>
+              <w:rPr>
+                <w:rFonts w:ascii="Aptos" w:hAnsi="Aptos"/>
+                <w:b w:val="0"/>
+                <w:sz w:val="14"/>
+              </w:rPr>
+              <w:t>56.19</w:t>
+            </w:r>
+          </w:p>
+        </w:tc>
+        <w:tc>
+          <w:tcPr>
+            <w:tcW w:type="dxa" w:w="1403"/>
+          </w:tcPr>
+          <w:p>
+            <w:r/>
+            <w:r>
+              <w:rPr>
+                <w:rFonts w:ascii="Aptos" w:hAnsi="Aptos"/>
+                <w:b w:val="0"/>
+                <w:sz w:val="14"/>
+              </w:rPr>
+              <w:t>86.22</w:t>
+            </w:r>
+          </w:p>
+        </w:tc>
+        <w:tc>
+          <w:tcPr>
+            <w:tcW w:type="dxa" w:w="1403"/>
+          </w:tcPr>
+          <w:p>
+            <w:r/>
+            <w:r>
+              <w:rPr>
+                <w:rFonts w:ascii="Aptos" w:hAnsi="Aptos"/>
+                <w:b w:val="0"/>
+                <w:sz w:val="14"/>
+              </w:rPr>
+              <w:t>89.32</w:t>
+            </w:r>
+          </w:p>
+        </w:tc>
+        <w:tc>
+          <w:tcPr>
+            <w:tcW w:type="dxa" w:w="1403"/>
+          </w:tcPr>
+          <w:p>
+            <w:r/>
+            <w:r>
+              <w:rPr>
+                <w:rFonts w:ascii="Aptos" w:hAnsi="Aptos"/>
+                <w:b w:val="0"/>
+                <w:sz w:val="14"/>
+              </w:rPr>
+              <w:t>53.52</w:t>
+            </w:r>
+          </w:p>
+        </w:tc>
+        <w:tc>
+          <w:tcPr>
+            <w:tcW w:type="dxa" w:w="1403"/>
+          </w:tcPr>
+          <w:p>
+            <w:r/>
+            <w:r>
+              <w:rPr>
+                <w:rFonts w:ascii="Aptos" w:hAnsi="Aptos"/>
+                <w:b w:val="0"/>
+                <w:sz w:val="14"/>
+              </w:rPr>
+              <w:t>99.98</w:t>
+            </w:r>
+          </w:p>
+        </w:tc>
+        <w:tc>
+          <w:tcPr>
+            <w:tcW w:type="dxa" w:w="1403"/>
+          </w:tcPr>
+          <w:p>
+            <w:r/>
+            <w:r>
+              <w:rPr>
+                <w:rFonts w:ascii="Aptos" w:hAnsi="Aptos"/>
+                <w:b w:val="0"/>
+                <w:sz w:val="14"/>
+              </w:rPr>
+              <w:t>99.92</w:t>
+            </w:r>
+          </w:p>
+        </w:tc>
+        <w:tc>
+          <w:tcPr>
+            <w:tcW w:type="dxa" w:w="1403"/>
+          </w:tcPr>
+          <w:p>
+            <w:r/>
+            <w:r>
+              <w:rPr>
+                <w:rFonts w:ascii="Aptos" w:hAnsi="Aptos"/>
+                <w:b w:val="0"/>
+                <w:sz w:val="14"/>
+              </w:rPr>
+              <w:t>100.00</w:t>
+            </w:r>
+          </w:p>
+        </w:tc>
+        <w:tc>
+          <w:tcPr>
+            <w:tcW w:type="dxa" w:w="1403"/>
+          </w:tcPr>
+          <w:p>
+            <w:r/>
+            <w:r>
+              <w:rPr>
+                <w:rFonts w:ascii="Aptos" w:hAnsi="Aptos"/>
+                <w:b w:val="0"/>
+                <w:sz w:val="14"/>
+              </w:rPr>
+              <w:t>53.52</w:t>
+            </w:r>
+          </w:p>
+        </w:tc>
+        <w:tc>
+          <w:tcPr>
+            <w:tcW w:type="dxa" w:w="1403"/>
+          </w:tcPr>
+          <w:p>
+            <w:r/>
+            <w:r>
+              <w:rPr>
+                <w:rFonts w:ascii="Aptos" w:hAnsi="Aptos"/>
+                <w:b w:val="0"/>
+                <w:sz w:val="14"/>
+              </w:rPr>
+              <w:t>99.72</w:t>
+            </w:r>
+          </w:p>
+        </w:tc>
+      </w:tr>
+      <w:tr>
+        <w:tc>
+          <w:tcPr>
+            <w:tcW w:type="dxa" w:w="1403"/>
+          </w:tcPr>
+          <w:p>
+            <w:r/>
+            <w:r>
+              <w:rPr>
+                <w:rFonts w:ascii="Aptos" w:hAnsi="Aptos"/>
+                <w:b w:val="0"/>
+                <w:sz w:val="14"/>
+              </w:rPr>
+              <w:t>63</w:t>
+            </w:r>
+          </w:p>
+        </w:tc>
+        <w:tc>
+          <w:tcPr>
+            <w:tcW w:type="dxa" w:w="1403"/>
+          </w:tcPr>
+          <w:p>
+            <w:r/>
+            <w:r>
+              <w:rPr>
+                <w:rFonts w:ascii="Aptos" w:hAnsi="Aptos"/>
+                <w:b w:val="0"/>
+                <w:sz w:val="14"/>
+              </w:rPr>
+              <w:t>60.52</w:t>
+            </w:r>
+          </w:p>
+        </w:tc>
+        <w:tc>
+          <w:tcPr>
+            <w:tcW w:type="dxa" w:w="1403"/>
+          </w:tcPr>
+          <w:p>
+            <w:r/>
+            <w:r>
+              <w:rPr>
+                <w:rFonts w:ascii="Aptos" w:hAnsi="Aptos"/>
+                <w:b w:val="0"/>
+                <w:sz w:val="14"/>
+              </w:rPr>
+              <w:t>94.04</w:t>
+            </w:r>
+          </w:p>
+        </w:tc>
+        <w:tc>
+          <w:tcPr>
+            <w:tcW w:type="dxa" w:w="1403"/>
+          </w:tcPr>
+          <w:p>
+            <w:r/>
+            <w:r>
+              <w:rPr>
+                <w:rFonts w:ascii="Aptos" w:hAnsi="Aptos"/>
+                <w:b w:val="0"/>
+                <w:sz w:val="14"/>
+              </w:rPr>
+              <w:t>95.41</w:t>
+            </w:r>
+          </w:p>
+        </w:tc>
+        <w:tc>
+          <w:tcPr>
+            <w:tcW w:type="dxa" w:w="1403"/>
+          </w:tcPr>
+          <w:p>
+            <w:r/>
+            <w:r>
+              <w:rPr>
+                <w:rFonts w:ascii="Aptos" w:hAnsi="Aptos"/>
+                <w:b w:val="0"/>
+                <w:sz w:val="14"/>
+              </w:rPr>
+              <w:t>79.98</w:t>
+            </w:r>
+          </w:p>
+        </w:tc>
+        <w:tc>
+          <w:tcPr>
+            <w:tcW w:type="dxa" w:w="1403"/>
+          </w:tcPr>
+          <w:p>
+            <w:r/>
+            <w:r>
+              <w:rPr>
+                <w:rFonts w:ascii="Aptos" w:hAnsi="Aptos"/>
+                <w:b w:val="0"/>
+                <w:sz w:val="14"/>
+              </w:rPr>
+              <w:t>100.00</w:t>
+            </w:r>
+          </w:p>
+        </w:tc>
+        <w:tc>
+          <w:tcPr>
+            <w:tcW w:type="dxa" w:w="1403"/>
+          </w:tcPr>
+          <w:p>
+            <w:r/>
+            <w:r>
+              <w:rPr>
+                <w:rFonts w:ascii="Aptos" w:hAnsi="Aptos"/>
+                <w:b w:val="0"/>
+                <w:sz w:val="14"/>
+              </w:rPr>
+              <w:t>100.00</w:t>
+            </w:r>
+          </w:p>
+        </w:tc>
+        <w:tc>
+          <w:tcPr>
+            <w:tcW w:type="dxa" w:w="1403"/>
+          </w:tcPr>
+          <w:p>
+            <w:r/>
+            <w:r>
+              <w:rPr>
+                <w:rFonts w:ascii="Aptos" w:hAnsi="Aptos"/>
+                <w:b w:val="0"/>
+                <w:sz w:val="14"/>
+              </w:rPr>
+              <w:t>100.00</w:t>
+            </w:r>
+          </w:p>
+        </w:tc>
+        <w:tc>
+          <w:tcPr>
+            <w:tcW w:type="dxa" w:w="1403"/>
+          </w:tcPr>
+          <w:p>
+            <w:r/>
+            <w:r>
+              <w:rPr>
+                <w:rFonts w:ascii="Aptos" w:hAnsi="Aptos"/>
+                <w:b w:val="0"/>
+                <w:sz w:val="14"/>
+              </w:rPr>
+              <w:t>79.98</w:t>
+            </w:r>
+          </w:p>
+        </w:tc>
+        <w:tc>
+          <w:tcPr>
+            <w:tcW w:type="dxa" w:w="1403"/>
+          </w:tcPr>
+          <w:p>
+            <w:r/>
+            <w:r>
+              <w:rPr>
+                <w:rFonts w:ascii="Aptos" w:hAnsi="Aptos"/>
+                <w:b w:val="0"/>
+                <w:sz w:val="14"/>
+              </w:rPr>
+              <w:t>100.00</w:t>
+            </w:r>
+          </w:p>
+        </w:tc>
+      </w:tr>
+      <w:tr>
+        <w:tc>
+          <w:tcPr>
+            <w:tcW w:type="dxa" w:w="1403"/>
+          </w:tcPr>
+          <w:p>
+            <w:r/>
+            <w:r>
+              <w:rPr>
+                <w:rFonts w:ascii="Aptos" w:hAnsi="Aptos"/>
+                <w:b w:val="0"/>
+                <w:sz w:val="14"/>
+              </w:rPr>
+              <w:t>80</w:t>
+            </w:r>
+          </w:p>
+        </w:tc>
+        <w:tc>
+          <w:tcPr>
+            <w:tcW w:type="dxa" w:w="1403"/>
+          </w:tcPr>
+          <w:p>
+            <w:r/>
+            <w:r>
+              <w:rPr>
+                <w:rFonts w:ascii="Aptos" w:hAnsi="Aptos"/>
+                <w:b w:val="0"/>
+                <w:sz w:val="14"/>
+              </w:rPr>
+              <w:t>65.00</w:t>
+            </w:r>
+          </w:p>
+        </w:tc>
+        <w:tc>
+          <w:tcPr>
+            <w:tcW w:type="dxa" w:w="1403"/>
+          </w:tcPr>
+          <w:p>
+            <w:r/>
+            <w:r>
+              <w:rPr>
+                <w:rFonts w:ascii="Aptos" w:hAnsi="Aptos"/>
+                <w:b w:val="0"/>
+                <w:sz w:val="14"/>
+              </w:rPr>
+              <w:t>97.65</w:t>
+            </w:r>
+          </w:p>
+        </w:tc>
+        <w:tc>
+          <w:tcPr>
+            <w:tcW w:type="dxa" w:w="1403"/>
+          </w:tcPr>
+          <w:p>
+            <w:r/>
+            <w:r>
+              <w:rPr>
+                <w:rFonts w:ascii="Aptos" w:hAnsi="Aptos"/>
+                <w:b w:val="0"/>
+                <w:sz w:val="14"/>
+              </w:rPr>
+              <w:t>98.19</w:t>
+            </w:r>
+          </w:p>
+        </w:tc>
+        <w:tc>
+          <w:tcPr>
+            <w:tcW w:type="dxa" w:w="1403"/>
+          </w:tcPr>
+          <w:p>
+            <w:r/>
+            <w:r>
+              <w:rPr>
+                <w:rFonts w:ascii="Aptos" w:hAnsi="Aptos"/>
+                <w:b w:val="0"/>
+                <w:sz w:val="14"/>
+              </w:rPr>
+              <w:t>92.10</w:t>
+            </w:r>
+          </w:p>
+        </w:tc>
+        <w:tc>
+          <w:tcPr>
+            <w:tcW w:type="dxa" w:w="1403"/>
+          </w:tcPr>
+          <w:p>
+            <w:r/>
+            <w:r>
+              <w:rPr>
+                <w:rFonts w:ascii="Aptos" w:hAnsi="Aptos"/>
+                <w:b w:val="0"/>
+                <w:sz w:val="14"/>
+              </w:rPr>
+              <w:t>100.00</w:t>
+            </w:r>
+          </w:p>
+        </w:tc>
+        <w:tc>
+          <w:tcPr>
+            <w:tcW w:type="dxa" w:w="1403"/>
+          </w:tcPr>
+          <w:p>
+            <w:r/>
+            <w:r>
+              <w:rPr>
+                <w:rFonts w:ascii="Aptos" w:hAnsi="Aptos"/>
+                <w:b w:val="0"/>
+                <w:sz w:val="14"/>
+              </w:rPr>
+              <w:t>100.00</w:t>
+            </w:r>
+          </w:p>
+        </w:tc>
+        <w:tc>
+          <w:tcPr>
+            <w:tcW w:type="dxa" w:w="1403"/>
+          </w:tcPr>
+          <w:p>
+            <w:r/>
+            <w:r>
+              <w:rPr>
+                <w:rFonts w:ascii="Aptos" w:hAnsi="Aptos"/>
+                <w:b w:val="0"/>
+                <w:sz w:val="14"/>
+              </w:rPr>
+              <w:t>100.00</w:t>
+            </w:r>
+          </w:p>
+        </w:tc>
+        <w:tc>
+          <w:tcPr>
+            <w:tcW w:type="dxa" w:w="1403"/>
+          </w:tcPr>
+          <w:p>
+            <w:r/>
+            <w:r>
+              <w:rPr>
+                <w:rFonts w:ascii="Aptos" w:hAnsi="Aptos"/>
+                <w:b w:val="0"/>
+                <w:sz w:val="14"/>
+              </w:rPr>
+              <w:t>92.10</w:t>
+            </w:r>
+          </w:p>
+        </w:tc>
+        <w:tc>
+          <w:tcPr>
+            <w:tcW w:type="dxa" w:w="1403"/>
+          </w:tcPr>
+          <w:p>
+            <w:r/>
+            <w:r>
+              <w:rPr>
+                <w:rFonts w:ascii="Aptos" w:hAnsi="Aptos"/>
+                <w:b w:val="0"/>
+                <w:sz w:val="14"/>
+              </w:rPr>
+              <w:t>100.00</w:t>
+            </w:r>
+          </w:p>
+        </w:tc>
+      </w:tr>
+      <w:tr>
+        <w:tc>
+          <w:tcPr>
+            <w:tcW w:type="dxa" w:w="1403"/>
+          </w:tcPr>
+          <w:p>
+            <w:r/>
+            <w:r>
+              <w:rPr>
+                <w:rFonts w:ascii="Aptos" w:hAnsi="Aptos"/>
+                <w:b w:val="0"/>
+                <w:sz w:val="14"/>
+              </w:rPr>
+              <w:t>120</w:t>
+            </w:r>
+          </w:p>
+        </w:tc>
+        <w:tc>
+          <w:tcPr>
+            <w:tcW w:type="dxa" w:w="1403"/>
+          </w:tcPr>
+          <w:p>
+            <w:r/>
+            <w:r>
+              <w:rPr>
+                <w:rFonts w:ascii="Aptos" w:hAnsi="Aptos"/>
+                <w:b w:val="0"/>
+                <w:sz w:val="14"/>
+              </w:rPr>
+              <w:t>75.42</w:t>
+            </w:r>
+          </w:p>
+        </w:tc>
+        <w:tc>
+          <w:tcPr>
+            <w:tcW w:type="dxa" w:w="1403"/>
+          </w:tcPr>
+          <w:p>
+            <w:r/>
+            <w:r>
+              <w:rPr>
+                <w:rFonts w:ascii="Aptos" w:hAnsi="Aptos"/>
+                <w:b w:val="0"/>
+                <w:sz w:val="14"/>
+              </w:rPr>
+              <w:t>100.00</w:t>
+            </w:r>
+          </w:p>
+        </w:tc>
+        <w:tc>
+          <w:tcPr>
+            <w:tcW w:type="dxa" w:w="1403"/>
+          </w:tcPr>
+          <w:p>
+            <w:r/>
+            <w:r>
+              <w:rPr>
+                <w:rFonts w:ascii="Aptos" w:hAnsi="Aptos"/>
+                <w:b w:val="0"/>
+                <w:sz w:val="14"/>
+              </w:rPr>
+              <w:t>100.00</w:t>
+            </w:r>
+          </w:p>
+        </w:tc>
+        <w:tc>
+          <w:tcPr>
+            <w:tcW w:type="dxa" w:w="1403"/>
+          </w:tcPr>
+          <w:p>
+            <w:r/>
+            <w:r>
+              <w:rPr>
+                <w:rFonts w:ascii="Aptos" w:hAnsi="Aptos"/>
+                <w:b w:val="0"/>
+                <w:sz w:val="14"/>
+              </w:rPr>
+              <w:t>100.00</w:t>
+            </w:r>
+          </w:p>
+        </w:tc>
+        <w:tc>
+          <w:tcPr>
+            <w:tcW w:type="dxa" w:w="1403"/>
+          </w:tcPr>
+          <w:p>
+            <w:r/>
+            <w:r>
+              <w:rPr>
+                <w:rFonts w:ascii="Aptos" w:hAnsi="Aptos"/>
+                <w:b w:val="0"/>
+                <w:sz w:val="14"/>
+              </w:rPr>
+              <w:t>100.00</w:t>
+            </w:r>
+          </w:p>
+        </w:tc>
+        <w:tc>
+          <w:tcPr>
+            <w:tcW w:type="dxa" w:w="1403"/>
+          </w:tcPr>
+          <w:p>
+            <w:r/>
+            <w:r>
+              <w:rPr>
+                <w:rFonts w:ascii="Aptos" w:hAnsi="Aptos"/>
+                <w:b w:val="0"/>
+                <w:sz w:val="14"/>
+              </w:rPr>
+              <w:t>100.00</w:t>
+            </w:r>
+          </w:p>
+        </w:tc>
+        <w:tc>
+          <w:tcPr>
+            <w:tcW w:type="dxa" w:w="1403"/>
+          </w:tcPr>
+          <w:p>
+            <w:r/>
+            <w:r>
+              <w:rPr>
+                <w:rFonts w:ascii="Aptos" w:hAnsi="Aptos"/>
+                <w:b w:val="0"/>
+                <w:sz w:val="14"/>
+              </w:rPr>
+              <w:t>100.00</w:t>
+            </w:r>
+          </w:p>
+        </w:tc>
+        <w:tc>
+          <w:tcPr>
+            <w:tcW w:type="dxa" w:w="1403"/>
+          </w:tcPr>
+          <w:p>
+            <w:r/>
+            <w:r>
+              <w:rPr>
+                <w:rFonts w:ascii="Aptos" w:hAnsi="Aptos"/>
+                <w:b w:val="0"/>
+                <w:sz w:val="14"/>
+              </w:rPr>
+              <w:t>100.00</w:t>
+            </w:r>
+          </w:p>
+        </w:tc>
+        <w:tc>
+          <w:tcPr>
+            <w:tcW w:type="dxa" w:w="1403"/>
+          </w:tcPr>
+          <w:p>
+            <w:r/>
+            <w:r>
+              <w:rPr>
+                <w:rFonts w:ascii="Aptos" w:hAnsi="Aptos"/>
+                <w:b w:val="0"/>
+                <w:sz w:val="14"/>
+              </w:rPr>
+              <w:t>100.00</w:t>
+            </w:r>
+          </w:p>
+        </w:tc>
+      </w:tr>
+      <w:tr>
+        <w:tc>
+          <w:tcPr>
+            <w:tcW w:type="dxa" w:w="1403"/>
+          </w:tcPr>
+          <w:p>
+            <w:r/>
+            <w:r>
+              <w:rPr>
+                <w:rFonts w:ascii="Aptos" w:hAnsi="Aptos"/>
+                <w:b w:val="0"/>
+                <w:sz w:val="14"/>
+              </w:rPr>
+              <w:t>200</w:t>
+            </w:r>
+          </w:p>
+        </w:tc>
+        <w:tc>
+          <w:tcPr>
+            <w:tcW w:type="dxa" w:w="1403"/>
+          </w:tcPr>
+          <w:p>
+            <w:r/>
+            <w:r>
+              <w:rPr>
+                <w:rFonts w:ascii="Aptos" w:hAnsi="Aptos"/>
+                <w:b w:val="0"/>
+                <w:sz w:val="14"/>
+              </w:rPr>
+              <w:t>81.00</w:t>
+            </w:r>
+          </w:p>
+        </w:tc>
+        <w:tc>
+          <w:tcPr>
+            <w:tcW w:type="dxa" w:w="1403"/>
+          </w:tcPr>
+          <w:p>
+            <w:r/>
+            <w:r>
+              <w:rPr>
+                <w:rFonts w:ascii="Aptos" w:hAnsi="Aptos"/>
+                <w:b w:val="0"/>
+                <w:sz w:val="14"/>
+              </w:rPr>
+              <w:t>100.00</w:t>
+            </w:r>
+          </w:p>
+        </w:tc>
+        <w:tc>
+          <w:tcPr>
+            <w:tcW w:type="dxa" w:w="1403"/>
+          </w:tcPr>
+          <w:p>
+            <w:r/>
+            <w:r>
+              <w:rPr>
+                <w:rFonts w:ascii="Aptos" w:hAnsi="Aptos"/>
+                <w:b w:val="0"/>
+                <w:sz w:val="14"/>
+              </w:rPr>
+              <w:t>100.00</w:t>
+            </w:r>
+          </w:p>
+        </w:tc>
+        <w:tc>
+          <w:tcPr>
+            <w:tcW w:type="dxa" w:w="1403"/>
+          </w:tcPr>
+          <w:p>
+            <w:r/>
+            <w:r>
+              <w:rPr>
+                <w:rFonts w:ascii="Aptos" w:hAnsi="Aptos"/>
+                <w:b w:val="0"/>
+                <w:sz w:val="14"/>
+              </w:rPr>
+              <w:t>100.00</w:t>
+            </w:r>
+          </w:p>
+        </w:tc>
+        <w:tc>
+          <w:tcPr>
+            <w:tcW w:type="dxa" w:w="1403"/>
+          </w:tcPr>
+          <w:p>
+            <w:r/>
+            <w:r>
+              <w:rPr>
+                <w:rFonts w:ascii="Aptos" w:hAnsi="Aptos"/>
+                <w:b w:val="0"/>
+                <w:sz w:val="14"/>
+              </w:rPr>
+              <w:t>100.00</w:t>
+            </w:r>
+          </w:p>
+        </w:tc>
+        <w:tc>
+          <w:tcPr>
+            <w:tcW w:type="dxa" w:w="1403"/>
+          </w:tcPr>
+          <w:p>
+            <w:r/>
+            <w:r>
+              <w:rPr>
+                <w:rFonts w:ascii="Aptos" w:hAnsi="Aptos"/>
+                <w:b w:val="0"/>
+                <w:sz w:val="14"/>
+              </w:rPr>
+              <w:t>100.00</w:t>
+            </w:r>
+          </w:p>
+        </w:tc>
+        <w:tc>
+          <w:tcPr>
+            <w:tcW w:type="dxa" w:w="1403"/>
+          </w:tcPr>
+          <w:p>
+            <w:r/>
+            <w:r>
+              <w:rPr>
+                <w:rFonts w:ascii="Aptos" w:hAnsi="Aptos"/>
+                <w:b w:val="0"/>
+                <w:sz w:val="14"/>
+              </w:rPr>
+              <w:t>100.00</w:t>
+            </w:r>
+          </w:p>
+        </w:tc>
+        <w:tc>
+          <w:tcPr>
+            <w:tcW w:type="dxa" w:w="1403"/>
+          </w:tcPr>
+          <w:p>
+            <w:r/>
+            <w:r>
+              <w:rPr>
+                <w:rFonts w:ascii="Aptos" w:hAnsi="Aptos"/>
+                <w:b w:val="0"/>
+                <w:sz w:val="14"/>
+              </w:rPr>
+              <w:t>100.00</w:t>
+            </w:r>
+          </w:p>
+        </w:tc>
+        <w:tc>
+          <w:tcPr>
+            <w:tcW w:type="dxa" w:w="1403"/>
+          </w:tcPr>
+          <w:p>
+            <w:r/>
+            <w:r>
+              <w:rPr>
+                <w:rFonts w:ascii="Aptos" w:hAnsi="Aptos"/>
+                <w:b w:val="0"/>
+                <w:sz w:val="14"/>
+              </w:rPr>
+              <w:t>100.00</w:t>
+            </w:r>
+          </w:p>
+        </w:tc>
+      </w:tr>
+      <w:tr>
+        <w:tc>
+          <w:tcPr>
+            <w:tcW w:type="dxa" w:w="1403"/>
+          </w:tcPr>
+          <w:p>
+            <w:r/>
+            <w:r>
+              <w:rPr>
+                <w:rFonts w:ascii="Aptos" w:hAnsi="Aptos"/>
+                <w:b w:val="0"/>
+                <w:sz w:val="14"/>
+              </w:rPr>
+              <w:t>320</w:t>
+            </w:r>
+          </w:p>
+        </w:tc>
+        <w:tc>
+          <w:tcPr>
+            <w:tcW w:type="dxa" w:w="1403"/>
+          </w:tcPr>
+          <w:p>
+            <w:r/>
+            <w:r>
+              <w:rPr>
+                <w:rFonts w:ascii="Aptos" w:hAnsi="Aptos"/>
+                <w:b w:val="0"/>
+                <w:sz w:val="14"/>
+              </w:rPr>
+              <w:t>100.00</w:t>
+            </w:r>
+          </w:p>
+        </w:tc>
+        <w:tc>
+          <w:tcPr>
+            <w:tcW w:type="dxa" w:w="1403"/>
+          </w:tcPr>
+          <w:p>
+            <w:r/>
+            <w:r>
+              <w:rPr>
+                <w:rFonts w:ascii="Aptos" w:hAnsi="Aptos"/>
+                <w:b w:val="0"/>
+                <w:sz w:val="14"/>
+              </w:rPr>
+              <w:t>100.00</w:t>
+            </w:r>
+          </w:p>
+        </w:tc>
+        <w:tc>
+          <w:tcPr>
+            <w:tcW w:type="dxa" w:w="1403"/>
+          </w:tcPr>
+          <w:p>
+            <w:r/>
+            <w:r>
+              <w:rPr>
+                <w:rFonts w:ascii="Aptos" w:hAnsi="Aptos"/>
+                <w:b w:val="0"/>
+                <w:sz w:val="14"/>
+              </w:rPr>
+              <w:t>100.00</w:t>
+            </w:r>
+          </w:p>
+        </w:tc>
+        <w:tc>
+          <w:tcPr>
+            <w:tcW w:type="dxa" w:w="1403"/>
+          </w:tcPr>
+          <w:p>
+            <w:r/>
+            <w:r>
+              <w:rPr>
+                <w:rFonts w:ascii="Aptos" w:hAnsi="Aptos"/>
+                <w:b w:val="0"/>
+                <w:sz w:val="14"/>
+              </w:rPr>
+              <w:t>100.00</w:t>
+            </w:r>
+          </w:p>
+        </w:tc>
+        <w:tc>
+          <w:tcPr>
+            <w:tcW w:type="dxa" w:w="1403"/>
+          </w:tcPr>
+          <w:p>
+            <w:r/>
+            <w:r>
+              <w:rPr>
+                <w:rFonts w:ascii="Aptos" w:hAnsi="Aptos"/>
+                <w:b w:val="0"/>
+                <w:sz w:val="14"/>
+              </w:rPr>
+              <w:t>100.00</w:t>
+            </w:r>
+          </w:p>
+        </w:tc>
+        <w:tc>
+          <w:tcPr>
+            <w:tcW w:type="dxa" w:w="1403"/>
+          </w:tcPr>
+          <w:p>
+            <w:r/>
+            <w:r>
+              <w:rPr>
+                <w:rFonts w:ascii="Aptos" w:hAnsi="Aptos"/>
+                <w:b w:val="0"/>
+                <w:sz w:val="14"/>
+              </w:rPr>
+              <w:t>100.00</w:t>
+            </w:r>
+          </w:p>
+        </w:tc>
+        <w:tc>
+          <w:tcPr>
+            <w:tcW w:type="dxa" w:w="1403"/>
+          </w:tcPr>
+          <w:p>
+            <w:r/>
+            <w:r>
+              <w:rPr>
+                <w:rFonts w:ascii="Aptos" w:hAnsi="Aptos"/>
+                <w:b w:val="0"/>
+                <w:sz w:val="14"/>
+              </w:rPr>
+              <w:t>100.00</w:t>
+            </w:r>
+          </w:p>
+        </w:tc>
+        <w:tc>
+          <w:tcPr>
+            <w:tcW w:type="dxa" w:w="1403"/>
+          </w:tcPr>
+          <w:p>
+            <w:r/>
+            <w:r>
+              <w:rPr>
+                <w:rFonts w:ascii="Aptos" w:hAnsi="Aptos"/>
+                <w:b w:val="0"/>
+                <w:sz w:val="14"/>
+              </w:rPr>
+              <w:t>100.00</w:t>
+            </w:r>
+          </w:p>
+        </w:tc>
+        <w:tc>
+          <w:tcPr>
+            <w:tcW w:type="dxa" w:w="1403"/>
+          </w:tcPr>
+          <w:p>
+            <w:r/>
+            <w:r>
+              <w:rPr>
+                <w:rFonts w:ascii="Aptos" w:hAnsi="Aptos"/>
+                <w:b w:val="0"/>
+                <w:sz w:val="14"/>
+              </w:rPr>
+              <w:t>100.00</w:t>
+            </w:r>
+          </w:p>
+        </w:tc>
+      </w:tr>
+    </w:tbl>
+    <w:p>
+      <w:r>
+        <w:rPr>
+          <w:color w:val="605E5C"/>
+          <w:sz w:val="16"/>
+        </w:rPr>
+        <w:t>Rows below the rates are CUMULATIVE % PASSING at each sieve.</w:t>
+      </w:r>
+    </w:p>
+    <w:p>
+      <w:pPr>
+        <w:sectPr>
+          <w:pgSz w:w="15840" w:h="12240" w:orient="landscape"/>
+          <w:pgMar w:top="907" w:right="907" w:bottom="907" w:left="907" w:header="720" w:footer="720" w:gutter="0"/>
+          <w:cols w:space="720"/>
+          <w:docGrid w:linePitch="360"/>
+        </w:sectPr>
+      </w:pPr>
+    </w:p>
+    <w:p>
+      <w:r>
+        <w:t>KFS quality check against the kiln envelope (max 30 % below 20 mm, min 55 % in 20/35, max 15 % above 35 mm): below 8.69 %, in cut 82.75 %, above 8.56 %, COMPLIANT. Zone mass balance closes by construction (partition curves conserve mass; the loop is converged).</w:t>
+      </w:r>
+    </w:p>
+    <w:p>
+      <w:pPr>
+        <w:pStyle w:val="Heading1"/>
+      </w:pPr>
+      <w:r>
+        <w:t>6. Mode 1B, 0/20 campaigns, full chain</w:t>
+      </w:r>
+    </w:p>
+    <w:p>
+      <w:r>
+        <w:t>Settings change with the mode: CSS drops to 18 mm (at CSS 30 the 1B loop cannot pass material below 20 mm and diverges; 18 mm restores convergence), and the line feed drops to 172.0 t/h wet, the value re-bisected on the adopted quarry-target curve so the CR.5011 vendor guarantee of 90 t/h wet holds on BOTH feed curves. The 20/35 cut is recycled (no KFS is made, by definition of the mode).</w:t>
+      </w:r>
+    </w:p>
+    <w:tbl>
+      <w:tblPr>
+        <w:tblW w:type="auto" w:w="0"/>
+        <w:tblLook w:firstColumn="1" w:firstRow="1" w:lastColumn="0" w:lastRow="0" w:noHBand="0" w:noVBand="1" w:val="04A0"/>
+        <w:tblBorders>
+          <w:top w:val="single" w:sz="4" w:color="B9B6E0"/>
+          <w:left w:val="single" w:sz="4" w:color="B9B6E0"/>
+          <w:bottom w:val="single" w:sz="4" w:color="B9B6E0"/>
+          <w:right w:val="single" w:sz="4" w:color="B9B6E0"/>
+          <w:insideH w:val="single" w:sz="4" w:color="B9B6E0"/>
+          <w:insideV w:val="single" w:sz="4" w:color="B9B6E0"/>
+        </w:tblBorders>
+      </w:tblPr>
+      <w:tblGrid>
         <w:gridCol w:w="3240"/>
         <w:gridCol w:w="3240"/>
         <w:gridCol w:w="3240"/>
@@ -1685,7 +5373,7 @@
                 <w:b w:val="0"/>
                 <w:sz w:val="17"/>
               </w:rPr>
-              <w:t>250.00 t/h wet (232.50 dry), F80 180.57 mm, P80 42.70 mm, x80 = gap = 60 mm</w:t>
+              <w:t>172.00 t/h wet (159.96 dry), F80 180.57 mm, P80 42.70 mm, x80 = gap = 60 mm</w:t>
             </w:r>
           </w:p>
         </w:tc>
@@ -1701,7 +5389,7 @@
                 <w:b w:val="0"/>
                 <w:sz w:val="17"/>
               </w:rPr>
-              <w:t>W = 0.312 kWh/t, P_net 72.5 kW, absorbed 96.6 kW (eta_m 0.75)</w:t>
+              <w:t>W = 0.312 kWh/t, P_net 49.9 kW, absorbed 66.5 kW (eta_m 0.75)</w:t>
             </w:r>
           </w:p>
         </w:tc>
@@ -1717,7 +5405,7 @@
                 <w:b w:val="0"/>
                 <w:sz w:val="17"/>
               </w:rPr>
-              <w:t>100.0 % of the 250 t/h wet line rating</w:t>
+              <w:t>68.8 % of the 250 t/h wet line rating</w:t>
             </w:r>
           </w:p>
         </w:tc>
@@ -1751,7 +5439,7 @@
                 <w:b w:val="0"/>
                 <w:sz w:val="17"/>
               </w:rPr>
-              <w:t>Feed 324.48 t/h wet (301.77 dry); feed context at 35 mm: 53.25 % passing a/2, 22.89 % oversize</w:t>
+              <w:t>Feed 255.20 t/h wet (237.34 dry); feed context at 35 mm: 62.69 % passing a/2, 17.92 % oversize</w:t>
             </w:r>
           </w:p>
         </w:tc>
@@ -1783,7 +5471,7 @@
                 <w:b w:val="0"/>
                 <w:sz w:val="17"/>
               </w:rPr>
-              <w:t>Required areas: top 6.80 m2, bottom 7.15 m2. Purchase minima (client 2026-08-15, RAIN duty): 9.1 / 9.6 m2</w:t>
+              <w:t>Required areas: top 5.70 m2, bottom 6.55 m2. Purchase minima (client 2026-08-15, RAIN duty): 9.1 / 9.6 m2</w:t>
             </w:r>
           </w:p>
         </w:tc>
@@ -1817,7 +5505,7 @@
                 <w:b w:val="0"/>
                 <w:sz w:val="17"/>
               </w:rPr>
-              <w:t>Loop load 74.48 t/h wet of 90 t/h vendor wet rating = 82.8 %; F80 63.02 mm, P80 29.30 mm, CSS 30 mm, v 30 m/s</w:t>
+              <w:t>Loop load 83.20 t/h wet of 90 t/h vendor wet rating = 92.4 %; F80 55.63 mm, P80 17.66 mm, CSS 18 mm, v 30 m/s</w:t>
             </w:r>
           </w:p>
         </w:tc>
@@ -1833,7 +5521,7 @@
                 <w:b w:val="0"/>
                 <w:sz w:val="17"/>
               </w:rPr>
-              <w:t>Ecs 0.125 kWh/t, t10 5.7 %, n 1.65; W 0.233 kWh/t, absorbed 21.5 kW (installed 132 kW)</w:t>
+              <w:t>Ecs 0.125 kWh/t, t10 5.7 %, n 1.65; W 0.412 kWh/t, absorbed 42.5 kW (installed 132 kW)</w:t>
             </w:r>
           </w:p>
         </w:tc>
@@ -1849,7 +5537,7 @@
                 <w:b w:val="0"/>
                 <w:sz w:val="17"/>
               </w:rPr>
-              <w:t>Recirculation 69.27 t/h dry</w:t>
+              <w:t>Recirculation 77.38 t/h dry</w:t>
             </w:r>
           </w:p>
         </w:tc>
@@ -1999,7 +5687,7 @@
                 <w:b/>
                 <w:sz w:val="14"/>
               </w:rPr>
-              <w:t>SR.5008 20/35 cut -&gt; KFS product</w:t>
+              <w:t>SR.5008 20/35 cut -&gt; recycled to CR.5011</w:t>
             </w:r>
           </w:p>
         </w:tc>
@@ -2081,7 +5769,7 @@
                 <w:b w:val="0"/>
                 <w:sz w:val="14"/>
               </w:rPr>
-              <w:t>232.50</w:t>
+              <w:t>159.96</w:t>
             </w:r>
           </w:p>
         </w:tc>
@@ -2097,7 +5785,7 @@
                 <w:b w:val="0"/>
                 <w:sz w:val="14"/>
               </w:rPr>
-              <w:t>232.50</w:t>
+              <w:t>159.96</w:t>
             </w:r>
           </w:p>
         </w:tc>
@@ -2113,7 +5801,7 @@
                 <w:b w:val="0"/>
                 <w:sz w:val="14"/>
               </w:rPr>
-              <w:t>301.77</w:t>
+              <w:t>237.34</w:t>
             </w:r>
           </w:p>
         </w:tc>
@@ -2129,7 +5817,7 @@
                 <w:b w:val="0"/>
                 <w:sz w:val="14"/>
               </w:rPr>
-              <w:t>69.27</w:t>
+              <w:t>42.46</w:t>
             </w:r>
           </w:p>
         </w:tc>
@@ -2145,7 +5833,7 @@
                 <w:b w:val="0"/>
                 <w:sz w:val="14"/>
               </w:rPr>
-              <w:t>232.50</w:t>
+              <w:t>194.88</w:t>
             </w:r>
           </w:p>
         </w:tc>
@@ -2161,7 +5849,7 @@
                 <w:b w:val="0"/>
                 <w:sz w:val="14"/>
               </w:rPr>
-              <w:t>57.85</w:t>
+              <w:t>34.92</w:t>
             </w:r>
           </w:p>
         </w:tc>
@@ -2177,7 +5865,7 @@
                 <w:b w:val="0"/>
                 <w:sz w:val="14"/>
               </w:rPr>
-              <w:t>174.65</w:t>
+              <w:t>159.96</w:t>
             </w:r>
           </w:p>
         </w:tc>
@@ -2193,7 +5881,7 @@
                 <w:b w:val="0"/>
                 <w:sz w:val="14"/>
               </w:rPr>
-              <w:t>69.27</w:t>
+              <w:t>77.38</w:t>
             </w:r>
           </w:p>
         </w:tc>
@@ -2209,7 +5897,7 @@
                 <w:b w:val="0"/>
                 <w:sz w:val="14"/>
               </w:rPr>
-              <w:t>69.27</w:t>
+              <w:t>77.38</w:t>
             </w:r>
           </w:p>
         </w:tc>
@@ -2243,7 +5931,7 @@
                 <w:b w:val="0"/>
                 <w:sz w:val="14"/>
               </w:rPr>
-              <w:t>250.00</w:t>
+              <w:t>172.00</w:t>
             </w:r>
           </w:p>
         </w:tc>
@@ -2259,7 +5947,7 @@
                 <w:b w:val="0"/>
                 <w:sz w:val="14"/>
               </w:rPr>
-              <w:t>250.00</w:t>
+              <w:t>172.00</w:t>
             </w:r>
           </w:p>
         </w:tc>
@@ -2275,7 +5963,7 @@
                 <w:b w:val="0"/>
                 <w:sz w:val="14"/>
               </w:rPr>
-              <w:t>324.48</w:t>
+              <w:t>255.20</w:t>
             </w:r>
           </w:p>
         </w:tc>
@@ -2291,7 +5979,7 @@
                 <w:b w:val="0"/>
                 <w:sz w:val="14"/>
               </w:rPr>
-              <w:t>74.48</w:t>
+              <w:t>45.65</w:t>
             </w:r>
           </w:p>
         </w:tc>
@@ -2307,7 +5995,7 @@
                 <w:b w:val="0"/>
                 <w:sz w:val="14"/>
               </w:rPr>
-              <w:t>250.00</w:t>
+              <w:t>209.55</w:t>
             </w:r>
           </w:p>
         </w:tc>
@@ -2323,7 +6011,7 @@
                 <w:b w:val="0"/>
                 <w:sz w:val="14"/>
               </w:rPr>
-              <w:t>62.20</w:t>
+              <w:t>37.55</w:t>
             </w:r>
           </w:p>
         </w:tc>
@@ -2339,7 +6027,7 @@
                 <w:b w:val="0"/>
                 <w:sz w:val="14"/>
               </w:rPr>
-              <w:t>187.80</w:t>
+              <w:t>172.00</w:t>
             </w:r>
           </w:p>
         </w:tc>
@@ -2355,7 +6043,7 @@
                 <w:b w:val="0"/>
                 <w:sz w:val="14"/>
               </w:rPr>
-              <w:t>74.48</w:t>
+              <w:t>83.20</w:t>
             </w:r>
           </w:p>
         </w:tc>
@@ -2371,7 +6059,7 @@
                 <w:b w:val="0"/>
                 <w:sz w:val="14"/>
               </w:rPr>
-              <w:t>74.48</w:t>
+              <w:t>83.20</w:t>
             </w:r>
           </w:p>
         </w:tc>
@@ -2437,7 +6125,7 @@
                 <w:b w:val="0"/>
                 <w:sz w:val="14"/>
               </w:rPr>
-              <w:t>38.31</w:t>
+              <w:t>31.49</w:t>
             </w:r>
           </w:p>
         </w:tc>
@@ -2453,7 +6141,7 @@
                 <w:b w:val="0"/>
                 <w:sz w:val="14"/>
               </w:rPr>
-              <w:t>63.02</w:t>
+              <w:t>65.57</w:t>
             </w:r>
           </w:p>
         </w:tc>
@@ -2469,7 +6157,7 @@
                 <w:b w:val="0"/>
                 <w:sz w:val="14"/>
               </w:rPr>
-              <w:t>22.41</w:t>
+              <w:t>18.93</w:t>
             </w:r>
           </w:p>
         </w:tc>
@@ -2485,7 +6173,7 @@
                 <w:b w:val="0"/>
                 <w:sz w:val="14"/>
               </w:rPr>
-              <w:t>31.68</w:t>
+              <w:t>30.77</w:t>
             </w:r>
           </w:p>
         </w:tc>
@@ -2501,7 +6189,7 @@
                 <w:b w:val="0"/>
                 <w:sz w:val="14"/>
               </w:rPr>
-              <w:t>14.17</w:t>
+              <w:t>13.95</w:t>
             </w:r>
           </w:p>
         </w:tc>
@@ -2517,7 +6205,7 @@
                 <w:b w:val="0"/>
                 <w:sz w:val="14"/>
               </w:rPr>
-              <w:t>63.02</w:t>
+              <w:t>55.63</w:t>
             </w:r>
           </w:p>
         </w:tc>
@@ -2533,7 +6221,7 @@
                 <w:b w:val="0"/>
                 <w:sz w:val="14"/>
               </w:rPr>
-              <w:t>29.29</w:t>
+              <w:t>17.66</w:t>
             </w:r>
           </w:p>
         </w:tc>
@@ -2599,7 +6287,7 @@
                 <w:b w:val="0"/>
                 <w:sz w:val="14"/>
               </w:rPr>
-              <w:t>0.94</w:t>
+              <w:t>0.93</w:t>
             </w:r>
           </w:p>
         </w:tc>
@@ -2631,7 +6319,7 @@
                 <w:b w:val="0"/>
                 <w:sz w:val="14"/>
               </w:rPr>
-              <w:t>1.22</w:t>
+              <w:t>1.13</w:t>
             </w:r>
           </w:p>
         </w:tc>
@@ -2663,7 +6351,7 @@
                 <w:b w:val="0"/>
                 <w:sz w:val="14"/>
               </w:rPr>
-              <w:t>1.63</w:t>
+              <w:t>1.38</w:t>
             </w:r>
           </w:p>
         </w:tc>
@@ -2695,7 +6383,7 @@
                 <w:b w:val="0"/>
                 <w:sz w:val="14"/>
               </w:rPr>
-              <w:t>0.19</w:t>
+              <w:t>0.44</w:t>
             </w:r>
           </w:p>
         </w:tc>
@@ -2761,7 +6449,7 @@
                 <w:b w:val="0"/>
                 <w:sz w:val="14"/>
               </w:rPr>
-              <w:t>2.40</w:t>
+              <w:t>2.43</w:t>
             </w:r>
           </w:p>
         </w:tc>
@@ -2793,7 +6481,7 @@
                 <w:b w:val="0"/>
                 <w:sz w:val="14"/>
               </w:rPr>
-              <w:t>3.11</w:t>
+              <w:t>2.95</w:t>
             </w:r>
           </w:p>
         </w:tc>
@@ -2825,7 +6513,7 @@
                 <w:b w:val="0"/>
                 <w:sz w:val="14"/>
               </w:rPr>
-              <w:t>4.14</w:t>
+              <w:t>3.60</w:t>
             </w:r>
           </w:p>
         </w:tc>
@@ -2857,7 +6545,7 @@
                 <w:b w:val="0"/>
                 <w:sz w:val="14"/>
               </w:rPr>
-              <w:t>0.60</w:t>
+              <w:t>1.37</w:t>
             </w:r>
           </w:p>
         </w:tc>
@@ -2923,7 +6611,7 @@
                 <w:b w:val="0"/>
                 <w:sz w:val="14"/>
               </w:rPr>
-              <w:t>5.98</w:t>
+              <w:t>6.24</w:t>
             </w:r>
           </w:p>
         </w:tc>
@@ -2955,7 +6643,7 @@
                 <w:b w:val="0"/>
                 <w:sz w:val="14"/>
               </w:rPr>
-              <w:t>7.76</w:t>
+              <w:t>7.60</w:t>
             </w:r>
           </w:p>
         </w:tc>
@@ -2987,7 +6675,7 @@
                 <w:b w:val="0"/>
                 <w:sz w:val="14"/>
               </w:rPr>
-              <w:t>10.33</w:t>
+              <w:t>9.25</w:t>
             </w:r>
           </w:p>
         </w:tc>
@@ -3019,7 +6707,7 @@
                 <w:b w:val="0"/>
                 <w:sz w:val="14"/>
               </w:rPr>
-              <w:t>1.86</w:t>
+              <w:t>4.24</w:t>
             </w:r>
           </w:p>
         </w:tc>
@@ -3085,7 +6773,7 @@
                 <w:b w:val="0"/>
                 <w:sz w:val="14"/>
               </w:rPr>
-              <w:t>18.14</w:t>
+              <w:t>20.02</w:t>
             </w:r>
           </w:p>
         </w:tc>
@@ -3117,7 +6805,7 @@
                 <w:b w:val="0"/>
                 <w:sz w:val="14"/>
               </w:rPr>
-              <w:t>23.54</w:t>
+              <w:t>24.38</w:t>
             </w:r>
           </w:p>
         </w:tc>
@@ -3149,7 +6837,7 @@
                 <w:b w:val="0"/>
                 <w:sz w:val="14"/>
               </w:rPr>
-              <w:t>31.34</w:t>
+              <w:t>29.70</w:t>
             </w:r>
           </w:p>
         </w:tc>
@@ -3181,7 +6869,7 @@
                 <w:b w:val="0"/>
                 <w:sz w:val="14"/>
               </w:rPr>
-              <w:t>8.15</w:t>
+              <w:t>17.75</w:t>
             </w:r>
           </w:p>
         </w:tc>
@@ -3247,7 +6935,7 @@
                 <w:b w:val="0"/>
                 <w:sz w:val="14"/>
               </w:rPr>
-              <w:t>35.54</w:t>
+              <w:t>41.30</w:t>
             </w:r>
           </w:p>
         </w:tc>
@@ -3279,7 +6967,7 @@
                 <w:b w:val="0"/>
                 <w:sz w:val="14"/>
               </w:rPr>
-              <w:t>46.12</w:t>
+              <w:t>50.30</w:t>
             </w:r>
           </w:p>
         </w:tc>
@@ -3311,7 +6999,7 @@
                 <w:b w:val="0"/>
                 <w:sz w:val="14"/>
               </w:rPr>
-              <w:t>61.40</w:t>
+              <w:t>61.27</w:t>
             </w:r>
           </w:p>
         </w:tc>
@@ -3343,7 +7031,7 @@
                 <w:b w:val="0"/>
                 <w:sz w:val="14"/>
               </w:rPr>
-              <w:t>23.35</w:t>
+              <w:t>45.70</w:t>
             </w:r>
           </w:p>
         </w:tc>
@@ -3409,7 +7097,7 @@
                 <w:b w:val="0"/>
                 <w:sz w:val="14"/>
               </w:rPr>
-              <w:t>48.20</w:t>
+              <w:t>56.76</w:t>
             </w:r>
           </w:p>
         </w:tc>
@@ -3441,7 +7129,7 @@
                 <w:b w:val="0"/>
                 <w:sz w:val="14"/>
               </w:rPr>
-              <w:t>62.56</w:t>
+              <w:t>69.13</w:t>
             </w:r>
           </w:p>
         </w:tc>
@@ -3457,7 +7145,7 @@
                 <w:b w:val="0"/>
                 <w:sz w:val="14"/>
               </w:rPr>
-              <w:t>0.24</w:t>
+              <w:t>0.37</w:t>
             </w:r>
           </w:p>
         </w:tc>
@@ -3473,7 +7161,7 @@
                 <w:b w:val="0"/>
                 <w:sz w:val="14"/>
               </w:rPr>
-              <w:t>83.20</w:t>
+              <w:t>84.14</w:t>
             </w:r>
           </w:p>
         </w:tc>
@@ -3489,7 +7177,7 @@
                 <w:b w:val="0"/>
                 <w:sz w:val="14"/>
               </w:rPr>
-              <w:t>0.00</w:t>
+              <w:t>0.17</w:t>
             </w:r>
           </w:p>
         </w:tc>
@@ -3505,7 +7193,7 @@
                 <w:b w:val="0"/>
                 <w:sz w:val="14"/>
               </w:rPr>
-              <w:t>40.46</w:t>
+              <w:t>69.71</w:t>
             </w:r>
           </w:p>
         </w:tc>
@@ -3571,7 +7259,7 @@
                 <w:b w:val="0"/>
                 <w:sz w:val="14"/>
               </w:rPr>
-              <w:t>57.91</w:t>
+              <w:t>67.80</w:t>
             </w:r>
           </w:p>
         </w:tc>
@@ -3587,7 +7275,7 @@
                 <w:b w:val="0"/>
                 <w:sz w:val="14"/>
               </w:rPr>
-              <w:t>0.00</w:t>
+              <w:t>0.01</w:t>
             </w:r>
           </w:p>
         </w:tc>
@@ -3603,7 +7291,7 @@
                 <w:b w:val="0"/>
                 <w:sz w:val="14"/>
               </w:rPr>
-              <w:t>75.17</w:t>
+              <w:t>82.57</w:t>
             </w:r>
           </w:p>
         </w:tc>
@@ -3619,7 +7307,7 @@
                 <w:b w:val="0"/>
                 <w:sz w:val="14"/>
               </w:rPr>
-              <w:t>8.69</w:t>
+              <w:t>12.57</w:t>
             </w:r>
           </w:p>
         </w:tc>
@@ -3635,7 +7323,7 @@
                 <w:b w:val="0"/>
                 <w:sz w:val="14"/>
               </w:rPr>
-              <w:t>97.18</w:t>
+              <w:t>97.85</w:t>
             </w:r>
           </w:p>
         </w:tc>
@@ -3651,7 +7339,7 @@
                 <w:b w:val="0"/>
                 <w:sz w:val="14"/>
               </w:rPr>
-              <w:t>0.00</w:t>
+              <w:t>5.67</w:t>
             </w:r>
           </w:p>
         </w:tc>
@@ -3667,7 +7355,7 @@
                 <w:b w:val="0"/>
                 <w:sz w:val="14"/>
               </w:rPr>
-              <w:t>56.56</w:t>
+              <w:t>87.39</w:t>
             </w:r>
           </w:p>
         </w:tc>
@@ -3733,7 +7421,7 @@
                 <w:b w:val="0"/>
                 <w:sz w:val="14"/>
               </w:rPr>
-              <w:t>65.36</w:t>
+              <w:t>74.32</w:t>
             </w:r>
           </w:p>
         </w:tc>
@@ -3749,7 +7437,7 @@
                 <w:b w:val="0"/>
                 <w:sz w:val="14"/>
               </w:rPr>
-              <w:t>0.10</w:t>
+              <w:t>0.11</w:t>
             </w:r>
           </w:p>
         </w:tc>
@@ -3765,7 +7453,7 @@
                 <w:b w:val="0"/>
                 <w:sz w:val="14"/>
               </w:rPr>
-              <w:t>84.80</w:t>
+              <w:t>90.49</w:t>
             </w:r>
           </w:p>
         </w:tc>
@@ -3781,7 +7469,7 @@
                 <w:b w:val="0"/>
                 <w:sz w:val="14"/>
               </w:rPr>
-              <w:t>39.45</w:t>
+              <w:t>47.45</w:t>
             </w:r>
           </w:p>
         </w:tc>
@@ -3797,7 +7485,7 @@
                 <w:b w:val="0"/>
                 <w:sz w:val="14"/>
               </w:rPr>
-              <w:t>99.81</w:t>
+              <w:t>99.88</w:t>
             </w:r>
           </w:p>
         </w:tc>
@@ -3813,7 +7501,7 @@
                 <w:b w:val="0"/>
                 <w:sz w:val="14"/>
               </w:rPr>
-              <w:t>0.10</w:t>
+              <w:t>21.48</w:t>
             </w:r>
           </w:p>
         </w:tc>
@@ -3829,7 +7517,7 @@
                 <w:b w:val="0"/>
                 <w:sz w:val="14"/>
               </w:rPr>
-              <w:t>70.16</w:t>
+              <w:t>95.82</w:t>
             </w:r>
           </w:p>
         </w:tc>
@@ -3895,7 +7583,7 @@
                 <w:b w:val="0"/>
                 <w:sz w:val="14"/>
               </w:rPr>
-              <w:t>73.60</w:t>
+              <w:t>80.00</w:t>
             </w:r>
           </w:p>
         </w:tc>
@@ -3911,7 +7599,7 @@
                 <w:b w:val="0"/>
                 <w:sz w:val="14"/>
               </w:rPr>
-              <w:t>2.31</w:t>
+              <w:t>1.98</w:t>
             </w:r>
           </w:p>
         </w:tc>
@@ -3927,7 +7615,7 @@
                 <w:b w:val="0"/>
                 <w:sz w:val="14"/>
               </w:rPr>
-              <w:t>94.83</w:t>
+              <w:t>97.00</w:t>
             </w:r>
           </w:p>
         </w:tc>
@@ -3943,7 +7631,7 @@
                 <w:b w:val="0"/>
                 <w:sz w:val="14"/>
               </w:rPr>
-              <w:t>79.24</w:t>
+              <w:t>83.29</w:t>
             </w:r>
           </w:p>
         </w:tc>
@@ -3959,7 +7647,7 @@
                 <w:b w:val="0"/>
                 <w:sz w:val="14"/>
               </w:rPr>
-              <w:t>99.99</w:t>
+              <w:t>100.00</w:t>
             </w:r>
           </w:p>
         </w:tc>
@@ -3975,7 +7663,7 @@
                 <w:b w:val="0"/>
                 <w:sz w:val="14"/>
               </w:rPr>
-              <w:t>2.31</w:t>
+              <w:t>38.67</w:t>
             </w:r>
           </w:p>
         </w:tc>
@@ -3991,7 +7679,7 @@
                 <w:b w:val="0"/>
                 <w:sz w:val="14"/>
               </w:rPr>
-              <w:t>84.55</w:t>
+              <w:t>100.00</w:t>
             </w:r>
           </w:p>
         </w:tc>
@@ -4057,7 +7745,7 @@
                 <w:b w:val="0"/>
                 <w:sz w:val="14"/>
               </w:rPr>
-              <w:t>77.11</w:t>
+              <w:t>82.08</w:t>
             </w:r>
           </w:p>
         </w:tc>
@@ -4073,7 +7761,7 @@
                 <w:b w:val="0"/>
                 <w:sz w:val="14"/>
               </w:rPr>
-              <w:t>7.41</w:t>
+              <w:t>5.86</w:t>
             </w:r>
           </w:p>
         </w:tc>
@@ -4089,7 +7777,7 @@
                 <w:b w:val="0"/>
                 <w:sz w:val="14"/>
               </w:rPr>
-              <w:t>97.87</w:t>
+              <w:t>98.69</w:t>
             </w:r>
           </w:p>
         </w:tc>
@@ -4105,7 +7793,7 @@
                 <w:b w:val="0"/>
                 <w:sz w:val="14"/>
               </w:rPr>
-              <w:t>91.44</w:t>
+              <w:t>92.69</w:t>
             </w:r>
           </w:p>
         </w:tc>
@@ -4137,7 +7825,7 @@
                 <w:b w:val="0"/>
                 <w:sz w:val="14"/>
               </w:rPr>
-              <w:t>7.41</w:t>
+              <w:t>45.04</w:t>
             </w:r>
           </w:p>
         </w:tc>
@@ -4153,7 +7841,7 @@
                 <w:b w:val="0"/>
                 <w:sz w:val="14"/>
               </w:rPr>
-              <w:t>89.49</w:t>
+              <w:t>100.00</w:t>
             </w:r>
           </w:p>
         </w:tc>
@@ -4219,7 +7907,7 @@
                 <w:b w:val="0"/>
                 <w:sz w:val="14"/>
               </w:rPr>
-              <w:t>81.35</w:t>
+              <w:t>84.78</w:t>
             </w:r>
           </w:p>
         </w:tc>
@@ -4235,7 +7923,7 @@
                 <w:b w:val="0"/>
                 <w:sz w:val="14"/>
               </w:rPr>
-              <w:t>20.37</w:t>
+              <w:t>16.46</w:t>
             </w:r>
           </w:p>
         </w:tc>
@@ -4251,7 +7939,7 @@
                 <w:b w:val="0"/>
                 <w:sz w:val="14"/>
               </w:rPr>
-              <w:t>99.51</w:t>
+              <w:t>99.66</w:t>
             </w:r>
           </w:p>
         </w:tc>
@@ -4267,7 +7955,7 @@
                 <w:b w:val="0"/>
                 <w:sz w:val="14"/>
               </w:rPr>
-              <w:t>98.04</w:t>
+              <w:t>98.12</w:t>
             </w:r>
           </w:p>
         </w:tc>
@@ -4299,7 +7987,7 @@
                 <w:b w:val="0"/>
                 <w:sz w:val="14"/>
               </w:rPr>
-              <w:t>20.37</w:t>
+              <w:t>53.31</w:t>
             </w:r>
           </w:p>
         </w:tc>
@@ -4315,7 +8003,7 @@
                 <w:b w:val="0"/>
                 <w:sz w:val="14"/>
               </w:rPr>
-              <w:t>94.54</w:t>
+              <w:t>100.00</w:t>
             </w:r>
           </w:p>
         </w:tc>
@@ -4381,7 +8069,7 @@
                 <w:b w:val="0"/>
                 <w:sz w:val="14"/>
               </w:rPr>
-              <w:t>89.32</w:t>
+              <w:t>90.71</w:t>
             </w:r>
           </w:p>
         </w:tc>
@@ -4397,7 +8085,7 @@
                 <w:b w:val="0"/>
                 <w:sz w:val="14"/>
               </w:rPr>
-              <w:t>53.52</w:t>
+              <w:t>48.14</w:t>
             </w:r>
           </w:p>
         </w:tc>
@@ -4429,7 +8117,7 @@
                 <w:b w:val="0"/>
                 <w:sz w:val="14"/>
               </w:rPr>
-              <w:t>99.92</w:t>
+              <w:t>99.91</w:t>
             </w:r>
           </w:p>
         </w:tc>
@@ -4461,7 +8149,7 @@
                 <w:b w:val="0"/>
                 <w:sz w:val="14"/>
               </w:rPr>
-              <w:t>53.52</w:t>
+              <w:t>71.50</w:t>
             </w:r>
           </w:p>
         </w:tc>
@@ -4477,7 +8165,7 @@
                 <w:b w:val="0"/>
                 <w:sz w:val="14"/>
               </w:rPr>
-              <w:t>99.72</w:t>
+              <w:t>100.00</w:t>
             </w:r>
           </w:p>
         </w:tc>
@@ -4543,7 +8231,7 @@
                 <w:b w:val="0"/>
                 <w:sz w:val="14"/>
               </w:rPr>
-              <w:t>95.41</w:t>
+              <w:t>95.98</w:t>
             </w:r>
           </w:p>
         </w:tc>
@@ -4559,7 +8247,7 @@
                 <w:b w:val="0"/>
                 <w:sz w:val="14"/>
               </w:rPr>
-              <w:t>79.98</w:t>
+              <w:t>77.53</w:t>
             </w:r>
           </w:p>
         </w:tc>
@@ -4623,7 +8311,7 @@
                 <w:b w:val="0"/>
                 <w:sz w:val="14"/>
               </w:rPr>
-              <w:t>79.98</w:t>
+              <w:t>87.67</w:t>
             </w:r>
           </w:p>
         </w:tc>
@@ -4705,7 +8393,7 @@
                 <w:b w:val="0"/>
                 <w:sz w:val="14"/>
               </w:rPr>
-              <w:t>98.19</w:t>
+              <w:t>98.41</w:t>
             </w:r>
           </w:p>
         </w:tc>
@@ -4721,7 +8409,7 @@
                 <w:b w:val="0"/>
                 <w:sz w:val="14"/>
               </w:rPr>
-              <w:t>92.10</w:t>
+              <w:t>91.14</w:t>
             </w:r>
           </w:p>
         </w:tc>
@@ -4785,7 +8473,7 @@
                 <w:b w:val="0"/>
                 <w:sz w:val="14"/>
               </w:rPr>
-              <w:t>92.10</w:t>
+              <w:t>95.14</w:t>
             </w:r>
           </w:p>
         </w:tc>
@@ -5306,3765 +8994,6 @@
       <w:pPr>
         <w:sectPr>
           <w:pgSz w:w="12240" w:h="15840" w:orient="landscape"/>
-          <w:pgMar w:top="907" w:right="907" w:bottom="907" w:left="907" w:header="720" w:footer="720" w:gutter="0"/>
-          <w:cols w:space="720"/>
-          <w:docGrid w:linePitch="360"/>
-        </w:sectPr>
-      </w:pPr>
-    </w:p>
-    <w:p>
-      <w:r>
-        <w:t>KFS quality check against the kiln envelope (max 30 % below 20 mm, min 55 % in 20/35, max 15 % above 35 mm): below 8.69 %, in cut 82.75 %, above 8.56 %, COMPLIANT. Zone mass balance closes by construction (partition curves conserve mass; the loop is converged).</w:t>
-      </w:r>
-    </w:p>
-    <w:p>
-      <w:pPr>
-        <w:pStyle w:val="Heading1"/>
-      </w:pPr>
-      <w:r>
-        <w:t>6. Mode 1B, 0/20 campaigns, full chain</w:t>
-      </w:r>
-    </w:p>
-    <w:p>
-      <w:r>
-        <w:t>Settings change with the mode: CSS drops to 18 mm (at CSS 30 the 1B loop cannot pass material below 20 mm and diverges; 18 mm restores convergence), and the line feed drops to 172.0 t/h wet, the value re-bisected on the adopted quarry-target curve so the CR.5011 vendor guarantee of 90 t/h wet holds on BOTH feed curves. The 20/35 cut is recycled (no KFS is made, by definition of the mode).</w:t>
-      </w:r>
-    </w:p>
-    <w:tbl>
-      <w:tblPr>
-        <w:tblW w:type="auto" w:w="0"/>
-        <w:tblLook w:firstColumn="1" w:firstRow="1" w:lastColumn="0" w:lastRow="0" w:noHBand="0" w:noVBand="1" w:val="04A0"/>
-        <w:tblBorders>
-          <w:top w:val="single" w:sz="4" w:color="B9B6E0"/>
-          <w:left w:val="single" w:sz="4" w:color="B9B6E0"/>
-          <w:bottom w:val="single" w:sz="4" w:color="B9B6E0"/>
-          <w:right w:val="single" w:sz="4" w:color="B9B6E0"/>
-          <w:insideH w:val="single" w:sz="4" w:color="B9B6E0"/>
-          <w:insideV w:val="single" w:sz="4" w:color="B9B6E0"/>
-        </w:tblBorders>
-      </w:tblPr>
-      <w:tblGrid>
-        <w:gridCol w:w="2340"/>
-        <w:gridCol w:w="2340"/>
-        <w:gridCol w:w="2340"/>
-        <w:gridCol w:w="2340"/>
-      </w:tblGrid>
-      <w:tr>
-        <w:tc>
-          <w:tcPr>
-            <w:tcW w:type="dxa" w:w="2340"/>
-          </w:tcPr>
-          <w:p>
-            <w:r/>
-            <w:r>
-              <w:rPr>
-                <w:rFonts w:ascii="Aptos" w:hAnsi="Aptos"/>
-                <w:b/>
-                <w:sz w:val="17"/>
-              </w:rPr>
-              <w:t>Machine</w:t>
-            </w:r>
-          </w:p>
-        </w:tc>
-        <w:tc>
-          <w:tcPr>
-            <w:tcW w:type="dxa" w:w="2340"/>
-          </w:tcPr>
-          <w:p>
-            <w:r/>
-            <w:r>
-              <w:rPr>
-                <w:rFonts w:ascii="Aptos" w:hAnsi="Aptos"/>
-                <w:b/>
-                <w:sz w:val="17"/>
-              </w:rPr>
-              <w:t>Duty at this mode</w:t>
-            </w:r>
-          </w:p>
-        </w:tc>
-        <w:tc>
-          <w:tcPr>
-            <w:tcW w:type="dxa" w:w="2340"/>
-          </w:tcPr>
-          <w:p>
-            <w:r/>
-            <w:r>
-              <w:rPr>
-                <w:rFonts w:ascii="Aptos" w:hAnsi="Aptos"/>
-                <w:b/>
-                <w:sz w:val="17"/>
-              </w:rPr>
-              <w:t>Power</w:t>
-            </w:r>
-          </w:p>
-        </w:tc>
-        <w:tc>
-          <w:tcPr>
-            <w:tcW w:type="dxa" w:w="2340"/>
-          </w:tcPr>
-          <w:p>
-            <w:r/>
-            <w:r>
-              <w:rPr>
-                <w:rFonts w:ascii="Aptos" w:hAnsi="Aptos"/>
-                <w:b/>
-                <w:sz w:val="17"/>
-              </w:rPr>
-              <w:t>Sizing check</w:t>
-            </w:r>
-          </w:p>
-        </w:tc>
-      </w:tr>
-      <w:tr>
-        <w:tc>
-          <w:tcPr>
-            <w:tcW w:type="dxa" w:w="2340"/>
-          </w:tcPr>
-          <w:p>
-            <w:r/>
-            <w:r>
-              <w:rPr>
-                <w:rFonts w:ascii="Aptos" w:hAnsi="Aptos"/>
-                <w:b w:val="0"/>
-                <w:sz w:val="17"/>
-              </w:rPr>
-              <w:t>CR.5006 toothed-roll sizer</w:t>
-            </w:r>
-          </w:p>
-        </w:tc>
-        <w:tc>
-          <w:tcPr>
-            <w:tcW w:type="dxa" w:w="2340"/>
-          </w:tcPr>
-          <w:p>
-            <w:r/>
-            <w:r>
-              <w:rPr>
-                <w:rFonts w:ascii="Aptos" w:hAnsi="Aptos"/>
-                <w:b w:val="0"/>
-                <w:sz w:val="17"/>
-              </w:rPr>
-              <w:t>172.00 t/h wet (159.96 dry), F80 180.57 mm, P80 42.70 mm, x80 = gap = 60 mm</w:t>
-            </w:r>
-          </w:p>
-        </w:tc>
-        <w:tc>
-          <w:tcPr>
-            <w:tcW w:type="dxa" w:w="2340"/>
-          </w:tcPr>
-          <w:p>
-            <w:r/>
-            <w:r>
-              <w:rPr>
-                <w:rFonts w:ascii="Aptos" w:hAnsi="Aptos"/>
-                <w:b w:val="0"/>
-                <w:sz w:val="17"/>
-              </w:rPr>
-              <w:t>W = 0.312 kWh/t, P_net 49.9 kW, absorbed 66.5 kW (eta_m 0.75)</w:t>
-            </w:r>
-          </w:p>
-        </w:tc>
-        <w:tc>
-          <w:tcPr>
-            <w:tcW w:type="dxa" w:w="2340"/>
-          </w:tcPr>
-          <w:p>
-            <w:r/>
-            <w:r>
-              <w:rPr>
-                <w:rFonts w:ascii="Aptos" w:hAnsi="Aptos"/>
-                <w:b w:val="0"/>
-                <w:sz w:val="17"/>
-              </w:rPr>
-              <w:t>68.8 % of the 250 t/h wet line rating</w:t>
-            </w:r>
-          </w:p>
-        </w:tc>
-      </w:tr>
-      <w:tr>
-        <w:tc>
-          <w:tcPr>
-            <w:tcW w:type="dxa" w:w="2340"/>
-          </w:tcPr>
-          <w:p>
-            <w:r/>
-            <w:r>
-              <w:rPr>
-                <w:rFonts w:ascii="Aptos" w:hAnsi="Aptos"/>
-                <w:b w:val="0"/>
-                <w:sz w:val="17"/>
-              </w:rPr>
-              <w:t>SR.5008 double-deck screen 35/20</w:t>
-            </w:r>
-          </w:p>
-        </w:tc>
-        <w:tc>
-          <w:tcPr>
-            <w:tcW w:type="dxa" w:w="2340"/>
-          </w:tcPr>
-          <w:p>
-            <w:r/>
-            <w:r>
-              <w:rPr>
-                <w:rFonts w:ascii="Aptos" w:hAnsi="Aptos"/>
-                <w:b w:val="0"/>
-                <w:sz w:val="17"/>
-              </w:rPr>
-              <w:t>Feed 255.20 t/h wet (237.34 dry); feed context at 35 mm: 62.69 % passing a/2, 17.92 % oversize</w:t>
-            </w:r>
-          </w:p>
-        </w:tc>
-        <w:tc>
-          <w:tcPr>
-            <w:tcW w:type="dxa" w:w="2340"/>
-          </w:tcPr>
-          <w:p>
-            <w:r/>
-            <w:r>
-              <w:rPr>
-                <w:rFonts w:ascii="Aptos" w:hAnsi="Aptos"/>
-                <w:b w:val="0"/>
-                <w:sz w:val="17"/>
-              </w:rPr>
-              <w:t>n/a (screen)</w:t>
-            </w:r>
-          </w:p>
-        </w:tc>
-        <w:tc>
-          <w:tcPr>
-            <w:tcW w:type="dxa" w:w="2340"/>
-          </w:tcPr>
-          <w:p>
-            <w:r/>
-            <w:r>
-              <w:rPr>
-                <w:rFonts w:ascii="Aptos" w:hAnsi="Aptos"/>
-                <w:b w:val="0"/>
-                <w:sz w:val="17"/>
-              </w:rPr>
-              <w:t>Required areas: top 5.70 m2, bottom 6.55 m2. Purchase minima (client 2026-08-15, RAIN duty): 9.1 / 9.6 m2</w:t>
-            </w:r>
-          </w:p>
-        </w:tc>
-      </w:tr>
-      <w:tr>
-        <w:tc>
-          <w:tcPr>
-            <w:tcW w:type="dxa" w:w="2340"/>
-          </w:tcPr>
-          <w:p>
-            <w:r/>
-            <w:r>
-              <w:rPr>
-                <w:rFonts w:ascii="Aptos" w:hAnsi="Aptos"/>
-                <w:b w:val="0"/>
-                <w:sz w:val="17"/>
-              </w:rPr>
-              <w:t>CR.5011 impact crusher (loop)</w:t>
-            </w:r>
-          </w:p>
-        </w:tc>
-        <w:tc>
-          <w:tcPr>
-            <w:tcW w:type="dxa" w:w="2340"/>
-          </w:tcPr>
-          <w:p>
-            <w:r/>
-            <w:r>
-              <w:rPr>
-                <w:rFonts w:ascii="Aptos" w:hAnsi="Aptos"/>
-                <w:b w:val="0"/>
-                <w:sz w:val="17"/>
-              </w:rPr>
-              <w:t>Loop load 83.20 t/h wet of 90 t/h vendor wet rating = 92.4 %; F80 55.63 mm, P80 17.66 mm, CSS 18 mm, v 30 m/s</w:t>
-            </w:r>
-          </w:p>
-        </w:tc>
-        <w:tc>
-          <w:tcPr>
-            <w:tcW w:type="dxa" w:w="2340"/>
-          </w:tcPr>
-          <w:p>
-            <w:r/>
-            <w:r>
-              <w:rPr>
-                <w:rFonts w:ascii="Aptos" w:hAnsi="Aptos"/>
-                <w:b w:val="0"/>
-                <w:sz w:val="17"/>
-              </w:rPr>
-              <w:t>Ecs 0.125 kWh/t, t10 5.7 %, n 1.65; W 0.412 kWh/t, absorbed 42.5 kW (installed 132 kW)</w:t>
-            </w:r>
-          </w:p>
-        </w:tc>
-        <w:tc>
-          <w:tcPr>
-            <w:tcW w:type="dxa" w:w="2340"/>
-          </w:tcPr>
-          <w:p>
-            <w:r/>
-            <w:r>
-              <w:rPr>
-                <w:rFonts w:ascii="Aptos" w:hAnsi="Aptos"/>
-                <w:b w:val="0"/>
-                <w:sz w:val="17"/>
-              </w:rPr>
-              <w:t>Recirculation 77.38 t/h dry</w:t>
-            </w:r>
-          </w:p>
-        </w:tc>
-      </w:tr>
-    </w:tbl>
-    <w:p>
-      <w:pPr>
-        <w:sectPr>
-          <w:pgSz w:w="12240" w:h="15840"/>
-          <w:pgMar w:top="1440" w:right="1440" w:bottom="1440" w:left="1440" w:header="720" w:footer="720" w:gutter="0"/>
-          <w:cols w:space="720"/>
-          <w:docGrid w:linePitch="360"/>
-        </w:sectPr>
-      </w:pPr>
-    </w:p>
-    <w:tbl>
-      <w:tblPr>
-        <w:tblW w:type="auto" w:w="0"/>
-        <w:tblLook w:firstColumn="1" w:firstRow="1" w:lastColumn="0" w:lastRow="0" w:noHBand="0" w:noVBand="1" w:val="04A0"/>
-        <w:tblBorders>
-          <w:top w:val="single" w:sz="4" w:color="B9B6E0"/>
-          <w:left w:val="single" w:sz="4" w:color="B9B6E0"/>
-          <w:bottom w:val="single" w:sz="4" w:color="B9B6E0"/>
-          <w:right w:val="single" w:sz="4" w:color="B9B6E0"/>
-          <w:insideH w:val="single" w:sz="4" w:color="B9B6E0"/>
-          <w:insideV w:val="single" w:sz="4" w:color="B9B6E0"/>
-        </w:tblBorders>
-      </w:tblPr>
-      <w:tblGrid>
-        <w:gridCol w:w="1403"/>
-        <w:gridCol w:w="1403"/>
-        <w:gridCol w:w="1403"/>
-        <w:gridCol w:w="1403"/>
-        <w:gridCol w:w="1403"/>
-        <w:gridCol w:w="1403"/>
-        <w:gridCol w:w="1403"/>
-        <w:gridCol w:w="1403"/>
-        <w:gridCol w:w="1403"/>
-        <w:gridCol w:w="1403"/>
-      </w:tblGrid>
-      <w:tr>
-        <w:tc>
-          <w:tcPr>
-            <w:tcW w:type="dxa" w:w="1403"/>
-          </w:tcPr>
-          <w:p>
-            <w:r/>
-            <w:r>
-              <w:rPr>
-                <w:rFonts w:ascii="Aptos" w:hAnsi="Aptos"/>
-                <w:b/>
-                <w:sz w:val="14"/>
-              </w:rPr>
-              <w:t>Sieve (mm)</w:t>
-            </w:r>
-          </w:p>
-        </w:tc>
-        <w:tc>
-          <w:tcPr>
-            <w:tcW w:type="dxa" w:w="1403"/>
-          </w:tcPr>
-          <w:p>
-            <w:r/>
-            <w:r>
-              <w:rPr>
-                <w:rFonts w:ascii="Aptos" w:hAnsi="Aptos"/>
-                <w:b/>
-                <w:sz w:val="14"/>
-              </w:rPr>
-              <w:t>Pivot feed</w:t>
-            </w:r>
-          </w:p>
-        </w:tc>
-        <w:tc>
-          <w:tcPr>
-            <w:tcW w:type="dxa" w:w="1403"/>
-          </w:tcPr>
-          <w:p>
-            <w:r/>
-            <w:r>
-              <w:rPr>
-                <w:rFonts w:ascii="Aptos" w:hAnsi="Aptos"/>
-                <w:b/>
-                <w:sz w:val="14"/>
-              </w:rPr>
-              <w:t>CR.5006 product</w:t>
-            </w:r>
-          </w:p>
-        </w:tc>
-        <w:tc>
-          <w:tcPr>
-            <w:tcW w:type="dxa" w:w="1403"/>
-          </w:tcPr>
-          <w:p>
-            <w:r/>
-            <w:r>
-              <w:rPr>
-                <w:rFonts w:ascii="Aptos" w:hAnsi="Aptos"/>
-                <w:b/>
-                <w:sz w:val="14"/>
-              </w:rPr>
-              <w:t>SR.5008 screen feed</w:t>
-            </w:r>
-          </w:p>
-        </w:tc>
-        <w:tc>
-          <w:tcPr>
-            <w:tcW w:type="dxa" w:w="1403"/>
-          </w:tcPr>
-          <w:p>
-            <w:r/>
-            <w:r>
-              <w:rPr>
-                <w:rFonts w:ascii="Aptos" w:hAnsi="Aptos"/>
-                <w:b/>
-                <w:sz w:val="14"/>
-              </w:rPr>
-              <w:t>SR.5008 deck-1 oversize +35</w:t>
-            </w:r>
-          </w:p>
-        </w:tc>
-        <w:tc>
-          <w:tcPr>
-            <w:tcW w:type="dxa" w:w="1403"/>
-          </w:tcPr>
-          <w:p>
-            <w:r/>
-            <w:r>
-              <w:rPr>
-                <w:rFonts w:ascii="Aptos" w:hAnsi="Aptos"/>
-                <w:b/>
-                <w:sz w:val="14"/>
-              </w:rPr>
-              <w:t>SR.5008 deck-1 undersize 0/35</w:t>
-            </w:r>
-          </w:p>
-        </w:tc>
-        <w:tc>
-          <w:tcPr>
-            <w:tcW w:type="dxa" w:w="1403"/>
-          </w:tcPr>
-          <w:p>
-            <w:r/>
-            <w:r>
-              <w:rPr>
-                <w:rFonts w:ascii="Aptos" w:hAnsi="Aptos"/>
-                <w:b/>
-                <w:sz w:val="14"/>
-              </w:rPr>
-              <w:t>SR.5008 20/35 cut -&gt; recycled to CR.5011</w:t>
-            </w:r>
-          </w:p>
-        </w:tc>
-        <w:tc>
-          <w:tcPr>
-            <w:tcW w:type="dxa" w:w="1403"/>
-          </w:tcPr>
-          <w:p>
-            <w:r/>
-            <w:r>
-              <w:rPr>
-                <w:rFonts w:ascii="Aptos" w:hAnsi="Aptos"/>
-                <w:b/>
-                <w:sz w:val="14"/>
-              </w:rPr>
-              <w:t>SR.5008 undersize 0/20 -&gt; crude product</w:t>
-            </w:r>
-          </w:p>
-        </w:tc>
-        <w:tc>
-          <w:tcPr>
-            <w:tcW w:type="dxa" w:w="1403"/>
-          </w:tcPr>
-          <w:p>
-            <w:r/>
-            <w:r>
-              <w:rPr>
-                <w:rFonts w:ascii="Aptos" w:hAnsi="Aptos"/>
-                <w:b/>
-                <w:sz w:val="14"/>
-              </w:rPr>
-              <w:t>CR.5011 feed</w:t>
-            </w:r>
-          </w:p>
-        </w:tc>
-        <w:tc>
-          <w:tcPr>
-            <w:tcW w:type="dxa" w:w="1403"/>
-          </w:tcPr>
-          <w:p>
-            <w:r/>
-            <w:r>
-              <w:rPr>
-                <w:rFonts w:ascii="Aptos" w:hAnsi="Aptos"/>
-                <w:b/>
-                <w:sz w:val="14"/>
-              </w:rPr>
-              <w:t>CR.5011 product</w:t>
-            </w:r>
-          </w:p>
-        </w:tc>
-      </w:tr>
-      <w:tr>
-        <w:tc>
-          <w:tcPr>
-            <w:tcW w:type="dxa" w:w="1403"/>
-          </w:tcPr>
-          <w:p>
-            <w:r/>
-            <w:r>
-              <w:rPr>
-                <w:rFonts w:ascii="Aptos" w:hAnsi="Aptos"/>
-                <w:b w:val="0"/>
-                <w:sz w:val="14"/>
-              </w:rPr>
-              <w:t>Dry t/h</w:t>
-            </w:r>
-          </w:p>
-        </w:tc>
-        <w:tc>
-          <w:tcPr>
-            <w:tcW w:type="dxa" w:w="1403"/>
-          </w:tcPr>
-          <w:p>
-            <w:r/>
-            <w:r>
-              <w:rPr>
-                <w:rFonts w:ascii="Aptos" w:hAnsi="Aptos"/>
-                <w:b w:val="0"/>
-                <w:sz w:val="14"/>
-              </w:rPr>
-              <w:t>159.96</w:t>
-            </w:r>
-          </w:p>
-        </w:tc>
-        <w:tc>
-          <w:tcPr>
-            <w:tcW w:type="dxa" w:w="1403"/>
-          </w:tcPr>
-          <w:p>
-            <w:r/>
-            <w:r>
-              <w:rPr>
-                <w:rFonts w:ascii="Aptos" w:hAnsi="Aptos"/>
-                <w:b w:val="0"/>
-                <w:sz w:val="14"/>
-              </w:rPr>
-              <w:t>159.96</w:t>
-            </w:r>
-          </w:p>
-        </w:tc>
-        <w:tc>
-          <w:tcPr>
-            <w:tcW w:type="dxa" w:w="1403"/>
-          </w:tcPr>
-          <w:p>
-            <w:r/>
-            <w:r>
-              <w:rPr>
-                <w:rFonts w:ascii="Aptos" w:hAnsi="Aptos"/>
-                <w:b w:val="0"/>
-                <w:sz w:val="14"/>
-              </w:rPr>
-              <w:t>237.34</w:t>
-            </w:r>
-          </w:p>
-        </w:tc>
-        <w:tc>
-          <w:tcPr>
-            <w:tcW w:type="dxa" w:w="1403"/>
-          </w:tcPr>
-          <w:p>
-            <w:r/>
-            <w:r>
-              <w:rPr>
-                <w:rFonts w:ascii="Aptos" w:hAnsi="Aptos"/>
-                <w:b w:val="0"/>
-                <w:sz w:val="14"/>
-              </w:rPr>
-              <w:t>42.46</w:t>
-            </w:r>
-          </w:p>
-        </w:tc>
-        <w:tc>
-          <w:tcPr>
-            <w:tcW w:type="dxa" w:w="1403"/>
-          </w:tcPr>
-          <w:p>
-            <w:r/>
-            <w:r>
-              <w:rPr>
-                <w:rFonts w:ascii="Aptos" w:hAnsi="Aptos"/>
-                <w:b w:val="0"/>
-                <w:sz w:val="14"/>
-              </w:rPr>
-              <w:t>194.88</w:t>
-            </w:r>
-          </w:p>
-        </w:tc>
-        <w:tc>
-          <w:tcPr>
-            <w:tcW w:type="dxa" w:w="1403"/>
-          </w:tcPr>
-          <w:p>
-            <w:r/>
-            <w:r>
-              <w:rPr>
-                <w:rFonts w:ascii="Aptos" w:hAnsi="Aptos"/>
-                <w:b w:val="0"/>
-                <w:sz w:val="14"/>
-              </w:rPr>
-              <w:t>34.92</w:t>
-            </w:r>
-          </w:p>
-        </w:tc>
-        <w:tc>
-          <w:tcPr>
-            <w:tcW w:type="dxa" w:w="1403"/>
-          </w:tcPr>
-          <w:p>
-            <w:r/>
-            <w:r>
-              <w:rPr>
-                <w:rFonts w:ascii="Aptos" w:hAnsi="Aptos"/>
-                <w:b w:val="0"/>
-                <w:sz w:val="14"/>
-              </w:rPr>
-              <w:t>159.96</w:t>
-            </w:r>
-          </w:p>
-        </w:tc>
-        <w:tc>
-          <w:tcPr>
-            <w:tcW w:type="dxa" w:w="1403"/>
-          </w:tcPr>
-          <w:p>
-            <w:r/>
-            <w:r>
-              <w:rPr>
-                <w:rFonts w:ascii="Aptos" w:hAnsi="Aptos"/>
-                <w:b w:val="0"/>
-                <w:sz w:val="14"/>
-              </w:rPr>
-              <w:t>77.38</w:t>
-            </w:r>
-          </w:p>
-        </w:tc>
-        <w:tc>
-          <w:tcPr>
-            <w:tcW w:type="dxa" w:w="1403"/>
-          </w:tcPr>
-          <w:p>
-            <w:r/>
-            <w:r>
-              <w:rPr>
-                <w:rFonts w:ascii="Aptos" w:hAnsi="Aptos"/>
-                <w:b w:val="0"/>
-                <w:sz w:val="14"/>
-              </w:rPr>
-              <w:t>77.38</w:t>
-            </w:r>
-          </w:p>
-        </w:tc>
-      </w:tr>
-      <w:tr>
-        <w:tc>
-          <w:tcPr>
-            <w:tcW w:type="dxa" w:w="1403"/>
-          </w:tcPr>
-          <w:p>
-            <w:r/>
-            <w:r>
-              <w:rPr>
-                <w:rFonts w:ascii="Aptos" w:hAnsi="Aptos"/>
-                <w:b w:val="0"/>
-                <w:sz w:val="14"/>
-              </w:rPr>
-              <w:t>Wet t/h</w:t>
-            </w:r>
-          </w:p>
-        </w:tc>
-        <w:tc>
-          <w:tcPr>
-            <w:tcW w:type="dxa" w:w="1403"/>
-          </w:tcPr>
-          <w:p>
-            <w:r/>
-            <w:r>
-              <w:rPr>
-                <w:rFonts w:ascii="Aptos" w:hAnsi="Aptos"/>
-                <w:b w:val="0"/>
-                <w:sz w:val="14"/>
-              </w:rPr>
-              <w:t>172.00</w:t>
-            </w:r>
-          </w:p>
-        </w:tc>
-        <w:tc>
-          <w:tcPr>
-            <w:tcW w:type="dxa" w:w="1403"/>
-          </w:tcPr>
-          <w:p>
-            <w:r/>
-            <w:r>
-              <w:rPr>
-                <w:rFonts w:ascii="Aptos" w:hAnsi="Aptos"/>
-                <w:b w:val="0"/>
-                <w:sz w:val="14"/>
-              </w:rPr>
-              <w:t>172.00</w:t>
-            </w:r>
-          </w:p>
-        </w:tc>
-        <w:tc>
-          <w:tcPr>
-            <w:tcW w:type="dxa" w:w="1403"/>
-          </w:tcPr>
-          <w:p>
-            <w:r/>
-            <w:r>
-              <w:rPr>
-                <w:rFonts w:ascii="Aptos" w:hAnsi="Aptos"/>
-                <w:b w:val="0"/>
-                <w:sz w:val="14"/>
-              </w:rPr>
-              <w:t>255.20</w:t>
-            </w:r>
-          </w:p>
-        </w:tc>
-        <w:tc>
-          <w:tcPr>
-            <w:tcW w:type="dxa" w:w="1403"/>
-          </w:tcPr>
-          <w:p>
-            <w:r/>
-            <w:r>
-              <w:rPr>
-                <w:rFonts w:ascii="Aptos" w:hAnsi="Aptos"/>
-                <w:b w:val="0"/>
-                <w:sz w:val="14"/>
-              </w:rPr>
-              <w:t>45.65</w:t>
-            </w:r>
-          </w:p>
-        </w:tc>
-        <w:tc>
-          <w:tcPr>
-            <w:tcW w:type="dxa" w:w="1403"/>
-          </w:tcPr>
-          <w:p>
-            <w:r/>
-            <w:r>
-              <w:rPr>
-                <w:rFonts w:ascii="Aptos" w:hAnsi="Aptos"/>
-                <w:b w:val="0"/>
-                <w:sz w:val="14"/>
-              </w:rPr>
-              <w:t>209.55</w:t>
-            </w:r>
-          </w:p>
-        </w:tc>
-        <w:tc>
-          <w:tcPr>
-            <w:tcW w:type="dxa" w:w="1403"/>
-          </w:tcPr>
-          <w:p>
-            <w:r/>
-            <w:r>
-              <w:rPr>
-                <w:rFonts w:ascii="Aptos" w:hAnsi="Aptos"/>
-                <w:b w:val="0"/>
-                <w:sz w:val="14"/>
-              </w:rPr>
-              <w:t>37.55</w:t>
-            </w:r>
-          </w:p>
-        </w:tc>
-        <w:tc>
-          <w:tcPr>
-            <w:tcW w:type="dxa" w:w="1403"/>
-          </w:tcPr>
-          <w:p>
-            <w:r/>
-            <w:r>
-              <w:rPr>
-                <w:rFonts w:ascii="Aptos" w:hAnsi="Aptos"/>
-                <w:b w:val="0"/>
-                <w:sz w:val="14"/>
-              </w:rPr>
-              <w:t>172.00</w:t>
-            </w:r>
-          </w:p>
-        </w:tc>
-        <w:tc>
-          <w:tcPr>
-            <w:tcW w:type="dxa" w:w="1403"/>
-          </w:tcPr>
-          <w:p>
-            <w:r/>
-            <w:r>
-              <w:rPr>
-                <w:rFonts w:ascii="Aptos" w:hAnsi="Aptos"/>
-                <w:b w:val="0"/>
-                <w:sz w:val="14"/>
-              </w:rPr>
-              <w:t>83.20</w:t>
-            </w:r>
-          </w:p>
-        </w:tc>
-        <w:tc>
-          <w:tcPr>
-            <w:tcW w:type="dxa" w:w="1403"/>
-          </w:tcPr>
-          <w:p>
-            <w:r/>
-            <w:r>
-              <w:rPr>
-                <w:rFonts w:ascii="Aptos" w:hAnsi="Aptos"/>
-                <w:b w:val="0"/>
-                <w:sz w:val="14"/>
-              </w:rPr>
-              <w:t>83.20</w:t>
-            </w:r>
-          </w:p>
-        </w:tc>
-      </w:tr>
-      <w:tr>
-        <w:tc>
-          <w:tcPr>
-            <w:tcW w:type="dxa" w:w="1403"/>
-          </w:tcPr>
-          <w:p>
-            <w:r/>
-            <w:r>
-              <w:rPr>
-                <w:rFonts w:ascii="Aptos" w:hAnsi="Aptos"/>
-                <w:b w:val="0"/>
-                <w:sz w:val="14"/>
-              </w:rPr>
-              <w:t>P80 (mm)</w:t>
-            </w:r>
-          </w:p>
-        </w:tc>
-        <w:tc>
-          <w:tcPr>
-            <w:tcW w:type="dxa" w:w="1403"/>
-          </w:tcPr>
-          <w:p>
-            <w:r/>
-            <w:r>
-              <w:rPr>
-                <w:rFonts w:ascii="Aptos" w:hAnsi="Aptos"/>
-                <w:b w:val="0"/>
-                <w:sz w:val="14"/>
-              </w:rPr>
-              <w:t>180.57</w:t>
-            </w:r>
-          </w:p>
-        </w:tc>
-        <w:tc>
-          <w:tcPr>
-            <w:tcW w:type="dxa" w:w="1403"/>
-          </w:tcPr>
-          <w:p>
-            <w:r/>
-            <w:r>
-              <w:rPr>
-                <w:rFonts w:ascii="Aptos" w:hAnsi="Aptos"/>
-                <w:b w:val="0"/>
-                <w:sz w:val="14"/>
-              </w:rPr>
-              <w:t>42.70</w:t>
-            </w:r>
-          </w:p>
-        </w:tc>
-        <w:tc>
-          <w:tcPr>
-            <w:tcW w:type="dxa" w:w="1403"/>
-          </w:tcPr>
-          <w:p>
-            <w:r/>
-            <w:r>
-              <w:rPr>
-                <w:rFonts w:ascii="Aptos" w:hAnsi="Aptos"/>
-                <w:b w:val="0"/>
-                <w:sz w:val="14"/>
-              </w:rPr>
-              <w:t>31.49</w:t>
-            </w:r>
-          </w:p>
-        </w:tc>
-        <w:tc>
-          <w:tcPr>
-            <w:tcW w:type="dxa" w:w="1403"/>
-          </w:tcPr>
-          <w:p>
-            <w:r/>
-            <w:r>
-              <w:rPr>
-                <w:rFonts w:ascii="Aptos" w:hAnsi="Aptos"/>
-                <w:b w:val="0"/>
-                <w:sz w:val="14"/>
-              </w:rPr>
-              <w:t>65.57</w:t>
-            </w:r>
-          </w:p>
-        </w:tc>
-        <w:tc>
-          <w:tcPr>
-            <w:tcW w:type="dxa" w:w="1403"/>
-          </w:tcPr>
-          <w:p>
-            <w:r/>
-            <w:r>
-              <w:rPr>
-                <w:rFonts w:ascii="Aptos" w:hAnsi="Aptos"/>
-                <w:b w:val="0"/>
-                <w:sz w:val="14"/>
-              </w:rPr>
-              <w:t>18.93</w:t>
-            </w:r>
-          </w:p>
-        </w:tc>
-        <w:tc>
-          <w:tcPr>
-            <w:tcW w:type="dxa" w:w="1403"/>
-          </w:tcPr>
-          <w:p>
-            <w:r/>
-            <w:r>
-              <w:rPr>
-                <w:rFonts w:ascii="Aptos" w:hAnsi="Aptos"/>
-                <w:b w:val="0"/>
-                <w:sz w:val="14"/>
-              </w:rPr>
-              <w:t>30.77</w:t>
-            </w:r>
-          </w:p>
-        </w:tc>
-        <w:tc>
-          <w:tcPr>
-            <w:tcW w:type="dxa" w:w="1403"/>
-          </w:tcPr>
-          <w:p>
-            <w:r/>
-            <w:r>
-              <w:rPr>
-                <w:rFonts w:ascii="Aptos" w:hAnsi="Aptos"/>
-                <w:b w:val="0"/>
-                <w:sz w:val="14"/>
-              </w:rPr>
-              <w:t>13.95</w:t>
-            </w:r>
-          </w:p>
-        </w:tc>
-        <w:tc>
-          <w:tcPr>
-            <w:tcW w:type="dxa" w:w="1403"/>
-          </w:tcPr>
-          <w:p>
-            <w:r/>
-            <w:r>
-              <w:rPr>
-                <w:rFonts w:ascii="Aptos" w:hAnsi="Aptos"/>
-                <w:b w:val="0"/>
-                <w:sz w:val="14"/>
-              </w:rPr>
-              <w:t>55.63</w:t>
-            </w:r>
-          </w:p>
-        </w:tc>
-        <w:tc>
-          <w:tcPr>
-            <w:tcW w:type="dxa" w:w="1403"/>
-          </w:tcPr>
-          <w:p>
-            <w:r/>
-            <w:r>
-              <w:rPr>
-                <w:rFonts w:ascii="Aptos" w:hAnsi="Aptos"/>
-                <w:b w:val="0"/>
-                <w:sz w:val="14"/>
-              </w:rPr>
-              <w:t>17.66</w:t>
-            </w:r>
-          </w:p>
-        </w:tc>
-      </w:tr>
-      <w:tr>
-        <w:tc>
-          <w:tcPr>
-            <w:tcW w:type="dxa" w:w="1403"/>
-          </w:tcPr>
-          <w:p>
-            <w:r/>
-            <w:r>
-              <w:rPr>
-                <w:rFonts w:ascii="Aptos" w:hAnsi="Aptos"/>
-                <w:b w:val="0"/>
-                <w:sz w:val="14"/>
-              </w:rPr>
-              <w:t>0.5</w:t>
-            </w:r>
-          </w:p>
-        </w:tc>
-        <w:tc>
-          <w:tcPr>
-            <w:tcW w:type="dxa" w:w="1403"/>
-          </w:tcPr>
-          <w:p>
-            <w:r/>
-            <w:r>
-              <w:rPr>
-                <w:rFonts w:ascii="Aptos" w:hAnsi="Aptos"/>
-                <w:b w:val="0"/>
-                <w:sz w:val="14"/>
-              </w:rPr>
-              <w:t>1.06</w:t>
-            </w:r>
-          </w:p>
-        </w:tc>
-        <w:tc>
-          <w:tcPr>
-            <w:tcW w:type="dxa" w:w="1403"/>
-          </w:tcPr>
-          <w:p>
-            <w:r/>
-            <w:r>
-              <w:rPr>
-                <w:rFonts w:ascii="Aptos" w:hAnsi="Aptos"/>
-                <w:b w:val="0"/>
-                <w:sz w:val="14"/>
-              </w:rPr>
-              <w:t>1.17</w:t>
-            </w:r>
-          </w:p>
-        </w:tc>
-        <w:tc>
-          <w:tcPr>
-            <w:tcW w:type="dxa" w:w="1403"/>
-          </w:tcPr>
-          <w:p>
-            <w:r/>
-            <w:r>
-              <w:rPr>
-                <w:rFonts w:ascii="Aptos" w:hAnsi="Aptos"/>
-                <w:b w:val="0"/>
-                <w:sz w:val="14"/>
-              </w:rPr>
-              <w:t>0.93</w:t>
-            </w:r>
-          </w:p>
-        </w:tc>
-        <w:tc>
-          <w:tcPr>
-            <w:tcW w:type="dxa" w:w="1403"/>
-          </w:tcPr>
-          <w:p>
-            <w:r/>
-            <w:r>
-              <w:rPr>
-                <w:rFonts w:ascii="Aptos" w:hAnsi="Aptos"/>
-                <w:b w:val="0"/>
-                <w:sz w:val="14"/>
-              </w:rPr>
-              <w:t>0.00</w:t>
-            </w:r>
-          </w:p>
-        </w:tc>
-        <w:tc>
-          <w:tcPr>
-            <w:tcW w:type="dxa" w:w="1403"/>
-          </w:tcPr>
-          <w:p>
-            <w:r/>
-            <w:r>
-              <w:rPr>
-                <w:rFonts w:ascii="Aptos" w:hAnsi="Aptos"/>
-                <w:b w:val="0"/>
-                <w:sz w:val="14"/>
-              </w:rPr>
-              <w:t>1.13</w:t>
-            </w:r>
-          </w:p>
-        </w:tc>
-        <w:tc>
-          <w:tcPr>
-            <w:tcW w:type="dxa" w:w="1403"/>
-          </w:tcPr>
-          <w:p>
-            <w:r/>
-            <w:r>
-              <w:rPr>
-                <w:rFonts w:ascii="Aptos" w:hAnsi="Aptos"/>
-                <w:b w:val="0"/>
-                <w:sz w:val="14"/>
-              </w:rPr>
-              <w:t>0.00</w:t>
-            </w:r>
-          </w:p>
-        </w:tc>
-        <w:tc>
-          <w:tcPr>
-            <w:tcW w:type="dxa" w:w="1403"/>
-          </w:tcPr>
-          <w:p>
-            <w:r/>
-            <w:r>
-              <w:rPr>
-                <w:rFonts w:ascii="Aptos" w:hAnsi="Aptos"/>
-                <w:b w:val="0"/>
-                <w:sz w:val="14"/>
-              </w:rPr>
-              <w:t>1.38</w:t>
-            </w:r>
-          </w:p>
-        </w:tc>
-        <w:tc>
-          <w:tcPr>
-            <w:tcW w:type="dxa" w:w="1403"/>
-          </w:tcPr>
-          <w:p>
-            <w:r/>
-            <w:r>
-              <w:rPr>
-                <w:rFonts w:ascii="Aptos" w:hAnsi="Aptos"/>
-                <w:b w:val="0"/>
-                <w:sz w:val="14"/>
-              </w:rPr>
-              <w:t>0.00</w:t>
-            </w:r>
-          </w:p>
-        </w:tc>
-        <w:tc>
-          <w:tcPr>
-            <w:tcW w:type="dxa" w:w="1403"/>
-          </w:tcPr>
-          <w:p>
-            <w:r/>
-            <w:r>
-              <w:rPr>
-                <w:rFonts w:ascii="Aptos" w:hAnsi="Aptos"/>
-                <w:b w:val="0"/>
-                <w:sz w:val="14"/>
-              </w:rPr>
-              <w:t>0.44</w:t>
-            </w:r>
-          </w:p>
-        </w:tc>
-      </w:tr>
-      <w:tr>
-        <w:tc>
-          <w:tcPr>
-            <w:tcW w:type="dxa" w:w="1403"/>
-          </w:tcPr>
-          <w:p>
-            <w:r/>
-            <w:r>
-              <w:rPr>
-                <w:rFonts w:ascii="Aptos" w:hAnsi="Aptos"/>
-                <w:b w:val="0"/>
-                <w:sz w:val="14"/>
-              </w:rPr>
-              <w:t>1</w:t>
-            </w:r>
-          </w:p>
-        </w:tc>
-        <w:tc>
-          <w:tcPr>
-            <w:tcW w:type="dxa" w:w="1403"/>
-          </w:tcPr>
-          <w:p>
-            <w:r/>
-            <w:r>
-              <w:rPr>
-                <w:rFonts w:ascii="Aptos" w:hAnsi="Aptos"/>
-                <w:b w:val="0"/>
-                <w:sz w:val="14"/>
-              </w:rPr>
-              <w:t>2.67</w:t>
-            </w:r>
-          </w:p>
-        </w:tc>
-        <w:tc>
-          <w:tcPr>
-            <w:tcW w:type="dxa" w:w="1403"/>
-          </w:tcPr>
-          <w:p>
-            <w:r/>
-            <w:r>
-              <w:rPr>
-                <w:rFonts w:ascii="Aptos" w:hAnsi="Aptos"/>
-                <w:b w:val="0"/>
-                <w:sz w:val="14"/>
-              </w:rPr>
-              <w:t>2.93</w:t>
-            </w:r>
-          </w:p>
-        </w:tc>
-        <w:tc>
-          <w:tcPr>
-            <w:tcW w:type="dxa" w:w="1403"/>
-          </w:tcPr>
-          <w:p>
-            <w:r/>
-            <w:r>
-              <w:rPr>
-                <w:rFonts w:ascii="Aptos" w:hAnsi="Aptos"/>
-                <w:b w:val="0"/>
-                <w:sz w:val="14"/>
-              </w:rPr>
-              <w:t>2.43</w:t>
-            </w:r>
-          </w:p>
-        </w:tc>
-        <w:tc>
-          <w:tcPr>
-            <w:tcW w:type="dxa" w:w="1403"/>
-          </w:tcPr>
-          <w:p>
-            <w:r/>
-            <w:r>
-              <w:rPr>
-                <w:rFonts w:ascii="Aptos" w:hAnsi="Aptos"/>
-                <w:b w:val="0"/>
-                <w:sz w:val="14"/>
-              </w:rPr>
-              <w:t>0.00</w:t>
-            </w:r>
-          </w:p>
-        </w:tc>
-        <w:tc>
-          <w:tcPr>
-            <w:tcW w:type="dxa" w:w="1403"/>
-          </w:tcPr>
-          <w:p>
-            <w:r/>
-            <w:r>
-              <w:rPr>
-                <w:rFonts w:ascii="Aptos" w:hAnsi="Aptos"/>
-                <w:b w:val="0"/>
-                <w:sz w:val="14"/>
-              </w:rPr>
-              <w:t>2.95</w:t>
-            </w:r>
-          </w:p>
-        </w:tc>
-        <w:tc>
-          <w:tcPr>
-            <w:tcW w:type="dxa" w:w="1403"/>
-          </w:tcPr>
-          <w:p>
-            <w:r/>
-            <w:r>
-              <w:rPr>
-                <w:rFonts w:ascii="Aptos" w:hAnsi="Aptos"/>
-                <w:b w:val="0"/>
-                <w:sz w:val="14"/>
-              </w:rPr>
-              <w:t>0.00</w:t>
-            </w:r>
-          </w:p>
-        </w:tc>
-        <w:tc>
-          <w:tcPr>
-            <w:tcW w:type="dxa" w:w="1403"/>
-          </w:tcPr>
-          <w:p>
-            <w:r/>
-            <w:r>
-              <w:rPr>
-                <w:rFonts w:ascii="Aptos" w:hAnsi="Aptos"/>
-                <w:b w:val="0"/>
-                <w:sz w:val="14"/>
-              </w:rPr>
-              <w:t>3.60</w:t>
-            </w:r>
-          </w:p>
-        </w:tc>
-        <w:tc>
-          <w:tcPr>
-            <w:tcW w:type="dxa" w:w="1403"/>
-          </w:tcPr>
-          <w:p>
-            <w:r/>
-            <w:r>
-              <w:rPr>
-                <w:rFonts w:ascii="Aptos" w:hAnsi="Aptos"/>
-                <w:b w:val="0"/>
-                <w:sz w:val="14"/>
-              </w:rPr>
-              <w:t>0.00</w:t>
-            </w:r>
-          </w:p>
-        </w:tc>
-        <w:tc>
-          <w:tcPr>
-            <w:tcW w:type="dxa" w:w="1403"/>
-          </w:tcPr>
-          <w:p>
-            <w:r/>
-            <w:r>
-              <w:rPr>
-                <w:rFonts w:ascii="Aptos" w:hAnsi="Aptos"/>
-                <w:b w:val="0"/>
-                <w:sz w:val="14"/>
-              </w:rPr>
-              <w:t>1.37</w:t>
-            </w:r>
-          </w:p>
-        </w:tc>
-      </w:tr>
-      <w:tr>
-        <w:tc>
-          <w:tcPr>
-            <w:tcW w:type="dxa" w:w="1403"/>
-          </w:tcPr>
-          <w:p>
-            <w:r/>
-            <w:r>
-              <w:rPr>
-                <w:rFonts w:ascii="Aptos" w:hAnsi="Aptos"/>
-                <w:b w:val="0"/>
-                <w:sz w:val="14"/>
-              </w:rPr>
-              <w:t>2</w:t>
-            </w:r>
-          </w:p>
-        </w:tc>
-        <w:tc>
-          <w:tcPr>
-            <w:tcW w:type="dxa" w:w="1403"/>
-          </w:tcPr>
-          <w:p>
-            <w:r/>
-            <w:r>
-              <w:rPr>
-                <w:rFonts w:ascii="Aptos" w:hAnsi="Aptos"/>
-                <w:b w:val="0"/>
-                <w:sz w:val="14"/>
-              </w:rPr>
-              <w:t>6.53</w:t>
-            </w:r>
-          </w:p>
-        </w:tc>
-        <w:tc>
-          <w:tcPr>
-            <w:tcW w:type="dxa" w:w="1403"/>
-          </w:tcPr>
-          <w:p>
-            <w:r/>
-            <w:r>
-              <w:rPr>
-                <w:rFonts w:ascii="Aptos" w:hAnsi="Aptos"/>
-                <w:b w:val="0"/>
-                <w:sz w:val="14"/>
-              </w:rPr>
-              <w:t>7.20</w:t>
-            </w:r>
-          </w:p>
-        </w:tc>
-        <w:tc>
-          <w:tcPr>
-            <w:tcW w:type="dxa" w:w="1403"/>
-          </w:tcPr>
-          <w:p>
-            <w:r/>
-            <w:r>
-              <w:rPr>
-                <w:rFonts w:ascii="Aptos" w:hAnsi="Aptos"/>
-                <w:b w:val="0"/>
-                <w:sz w:val="14"/>
-              </w:rPr>
-              <w:t>6.24</w:t>
-            </w:r>
-          </w:p>
-        </w:tc>
-        <w:tc>
-          <w:tcPr>
-            <w:tcW w:type="dxa" w:w="1403"/>
-          </w:tcPr>
-          <w:p>
-            <w:r/>
-            <w:r>
-              <w:rPr>
-                <w:rFonts w:ascii="Aptos" w:hAnsi="Aptos"/>
-                <w:b w:val="0"/>
-                <w:sz w:val="14"/>
-              </w:rPr>
-              <w:t>0.00</w:t>
-            </w:r>
-          </w:p>
-        </w:tc>
-        <w:tc>
-          <w:tcPr>
-            <w:tcW w:type="dxa" w:w="1403"/>
-          </w:tcPr>
-          <w:p>
-            <w:r/>
-            <w:r>
-              <w:rPr>
-                <w:rFonts w:ascii="Aptos" w:hAnsi="Aptos"/>
-                <w:b w:val="0"/>
-                <w:sz w:val="14"/>
-              </w:rPr>
-              <w:t>7.60</w:t>
-            </w:r>
-          </w:p>
-        </w:tc>
-        <w:tc>
-          <w:tcPr>
-            <w:tcW w:type="dxa" w:w="1403"/>
-          </w:tcPr>
-          <w:p>
-            <w:r/>
-            <w:r>
-              <w:rPr>
-                <w:rFonts w:ascii="Aptos" w:hAnsi="Aptos"/>
-                <w:b w:val="0"/>
-                <w:sz w:val="14"/>
-              </w:rPr>
-              <w:t>0.00</w:t>
-            </w:r>
-          </w:p>
-        </w:tc>
-        <w:tc>
-          <w:tcPr>
-            <w:tcW w:type="dxa" w:w="1403"/>
-          </w:tcPr>
-          <w:p>
-            <w:r/>
-            <w:r>
-              <w:rPr>
-                <w:rFonts w:ascii="Aptos" w:hAnsi="Aptos"/>
-                <w:b w:val="0"/>
-                <w:sz w:val="14"/>
-              </w:rPr>
-              <w:t>9.25</w:t>
-            </w:r>
-          </w:p>
-        </w:tc>
-        <w:tc>
-          <w:tcPr>
-            <w:tcW w:type="dxa" w:w="1403"/>
-          </w:tcPr>
-          <w:p>
-            <w:r/>
-            <w:r>
-              <w:rPr>
-                <w:rFonts w:ascii="Aptos" w:hAnsi="Aptos"/>
-                <w:b w:val="0"/>
-                <w:sz w:val="14"/>
-              </w:rPr>
-              <w:t>0.00</w:t>
-            </w:r>
-          </w:p>
-        </w:tc>
-        <w:tc>
-          <w:tcPr>
-            <w:tcW w:type="dxa" w:w="1403"/>
-          </w:tcPr>
-          <w:p>
-            <w:r/>
-            <w:r>
-              <w:rPr>
-                <w:rFonts w:ascii="Aptos" w:hAnsi="Aptos"/>
-                <w:b w:val="0"/>
-                <w:sz w:val="14"/>
-              </w:rPr>
-              <w:t>4.24</w:t>
-            </w:r>
-          </w:p>
-        </w:tc>
-      </w:tr>
-      <w:tr>
-        <w:tc>
-          <w:tcPr>
-            <w:tcW w:type="dxa" w:w="1403"/>
-          </w:tcPr>
-          <w:p>
-            <w:r/>
-            <w:r>
-              <w:rPr>
-                <w:rFonts w:ascii="Aptos" w:hAnsi="Aptos"/>
-                <w:b w:val="0"/>
-                <w:sz w:val="14"/>
-              </w:rPr>
-              <w:t>5</w:t>
-            </w:r>
-          </w:p>
-        </w:tc>
-        <w:tc>
-          <w:tcPr>
-            <w:tcW w:type="dxa" w:w="1403"/>
-          </w:tcPr>
-          <w:p>
-            <w:r/>
-            <w:r>
-              <w:rPr>
-                <w:rFonts w:ascii="Aptos" w:hAnsi="Aptos"/>
-                <w:b w:val="0"/>
-                <w:sz w:val="14"/>
-              </w:rPr>
-              <w:t>18.82</w:t>
-            </w:r>
-          </w:p>
-        </w:tc>
-        <w:tc>
-          <w:tcPr>
-            <w:tcW w:type="dxa" w:w="1403"/>
-          </w:tcPr>
-          <w:p>
-            <w:r/>
-            <w:r>
-              <w:rPr>
-                <w:rFonts w:ascii="Aptos" w:hAnsi="Aptos"/>
-                <w:b w:val="0"/>
-                <w:sz w:val="14"/>
-              </w:rPr>
-              <w:t>21.12</w:t>
-            </w:r>
-          </w:p>
-        </w:tc>
-        <w:tc>
-          <w:tcPr>
-            <w:tcW w:type="dxa" w:w="1403"/>
-          </w:tcPr>
-          <w:p>
-            <w:r/>
-            <w:r>
-              <w:rPr>
-                <w:rFonts w:ascii="Aptos" w:hAnsi="Aptos"/>
-                <w:b w:val="0"/>
-                <w:sz w:val="14"/>
-              </w:rPr>
-              <w:t>20.02</w:t>
-            </w:r>
-          </w:p>
-        </w:tc>
-        <w:tc>
-          <w:tcPr>
-            <w:tcW w:type="dxa" w:w="1403"/>
-          </w:tcPr>
-          <w:p>
-            <w:r/>
-            <w:r>
-              <w:rPr>
-                <w:rFonts w:ascii="Aptos" w:hAnsi="Aptos"/>
-                <w:b w:val="0"/>
-                <w:sz w:val="14"/>
-              </w:rPr>
-              <w:t>0.00</w:t>
-            </w:r>
-          </w:p>
-        </w:tc>
-        <w:tc>
-          <w:tcPr>
-            <w:tcW w:type="dxa" w:w="1403"/>
-          </w:tcPr>
-          <w:p>
-            <w:r/>
-            <w:r>
-              <w:rPr>
-                <w:rFonts w:ascii="Aptos" w:hAnsi="Aptos"/>
-                <w:b w:val="0"/>
-                <w:sz w:val="14"/>
-              </w:rPr>
-              <w:t>24.38</w:t>
-            </w:r>
-          </w:p>
-        </w:tc>
-        <w:tc>
-          <w:tcPr>
-            <w:tcW w:type="dxa" w:w="1403"/>
-          </w:tcPr>
-          <w:p>
-            <w:r/>
-            <w:r>
-              <w:rPr>
-                <w:rFonts w:ascii="Aptos" w:hAnsi="Aptos"/>
-                <w:b w:val="0"/>
-                <w:sz w:val="14"/>
-              </w:rPr>
-              <w:t>0.00</w:t>
-            </w:r>
-          </w:p>
-        </w:tc>
-        <w:tc>
-          <w:tcPr>
-            <w:tcW w:type="dxa" w:w="1403"/>
-          </w:tcPr>
-          <w:p>
-            <w:r/>
-            <w:r>
-              <w:rPr>
-                <w:rFonts w:ascii="Aptos" w:hAnsi="Aptos"/>
-                <w:b w:val="0"/>
-                <w:sz w:val="14"/>
-              </w:rPr>
-              <w:t>29.70</w:t>
-            </w:r>
-          </w:p>
-        </w:tc>
-        <w:tc>
-          <w:tcPr>
-            <w:tcW w:type="dxa" w:w="1403"/>
-          </w:tcPr>
-          <w:p>
-            <w:r/>
-            <w:r>
-              <w:rPr>
-                <w:rFonts w:ascii="Aptos" w:hAnsi="Aptos"/>
-                <w:b w:val="0"/>
-                <w:sz w:val="14"/>
-              </w:rPr>
-              <w:t>0.00</w:t>
-            </w:r>
-          </w:p>
-        </w:tc>
-        <w:tc>
-          <w:tcPr>
-            <w:tcW w:type="dxa" w:w="1403"/>
-          </w:tcPr>
-          <w:p>
-            <w:r/>
-            <w:r>
-              <w:rPr>
-                <w:rFonts w:ascii="Aptos" w:hAnsi="Aptos"/>
-                <w:b w:val="0"/>
-                <w:sz w:val="14"/>
-              </w:rPr>
-              <w:t>17.75</w:t>
-            </w:r>
-          </w:p>
-        </w:tc>
-      </w:tr>
-      <w:tr>
-        <w:tc>
-          <w:tcPr>
-            <w:tcW w:type="dxa" w:w="1403"/>
-          </w:tcPr>
-          <w:p>
-            <w:r/>
-            <w:r>
-              <w:rPr>
-                <w:rFonts w:ascii="Aptos" w:hAnsi="Aptos"/>
-                <w:b w:val="0"/>
-                <w:sz w:val="14"/>
-              </w:rPr>
-              <w:t>10</w:t>
-            </w:r>
-          </w:p>
-        </w:tc>
-        <w:tc>
-          <w:tcPr>
-            <w:tcW w:type="dxa" w:w="1403"/>
-          </w:tcPr>
-          <w:p>
-            <w:r/>
-            <w:r>
-              <w:rPr>
-                <w:rFonts w:ascii="Aptos" w:hAnsi="Aptos"/>
-                <w:b w:val="0"/>
-                <w:sz w:val="14"/>
-              </w:rPr>
-              <w:t>33.57</w:t>
-            </w:r>
-          </w:p>
-        </w:tc>
-        <w:tc>
-          <w:tcPr>
-            <w:tcW w:type="dxa" w:w="1403"/>
-          </w:tcPr>
-          <w:p>
-            <w:r/>
-            <w:r>
-              <w:rPr>
-                <w:rFonts w:ascii="Aptos" w:hAnsi="Aptos"/>
-                <w:b w:val="0"/>
-                <w:sz w:val="14"/>
-              </w:rPr>
-              <w:t>39.17</w:t>
-            </w:r>
-          </w:p>
-        </w:tc>
-        <w:tc>
-          <w:tcPr>
-            <w:tcW w:type="dxa" w:w="1403"/>
-          </w:tcPr>
-          <w:p>
-            <w:r/>
-            <w:r>
-              <w:rPr>
-                <w:rFonts w:ascii="Aptos" w:hAnsi="Aptos"/>
-                <w:b w:val="0"/>
-                <w:sz w:val="14"/>
-              </w:rPr>
-              <w:t>41.30</w:t>
-            </w:r>
-          </w:p>
-        </w:tc>
-        <w:tc>
-          <w:tcPr>
-            <w:tcW w:type="dxa" w:w="1403"/>
-          </w:tcPr>
-          <w:p>
-            <w:r/>
-            <w:r>
-              <w:rPr>
-                <w:rFonts w:ascii="Aptos" w:hAnsi="Aptos"/>
-                <w:b w:val="0"/>
-                <w:sz w:val="14"/>
-              </w:rPr>
-              <w:t>0.00</w:t>
-            </w:r>
-          </w:p>
-        </w:tc>
-        <w:tc>
-          <w:tcPr>
-            <w:tcW w:type="dxa" w:w="1403"/>
-          </w:tcPr>
-          <w:p>
-            <w:r/>
-            <w:r>
-              <w:rPr>
-                <w:rFonts w:ascii="Aptos" w:hAnsi="Aptos"/>
-                <w:b w:val="0"/>
-                <w:sz w:val="14"/>
-              </w:rPr>
-              <w:t>50.30</w:t>
-            </w:r>
-          </w:p>
-        </w:tc>
-        <w:tc>
-          <w:tcPr>
-            <w:tcW w:type="dxa" w:w="1403"/>
-          </w:tcPr>
-          <w:p>
-            <w:r/>
-            <w:r>
-              <w:rPr>
-                <w:rFonts w:ascii="Aptos" w:hAnsi="Aptos"/>
-                <w:b w:val="0"/>
-                <w:sz w:val="14"/>
-              </w:rPr>
-              <w:t>0.00</w:t>
-            </w:r>
-          </w:p>
-        </w:tc>
-        <w:tc>
-          <w:tcPr>
-            <w:tcW w:type="dxa" w:w="1403"/>
-          </w:tcPr>
-          <w:p>
-            <w:r/>
-            <w:r>
-              <w:rPr>
-                <w:rFonts w:ascii="Aptos" w:hAnsi="Aptos"/>
-                <w:b w:val="0"/>
-                <w:sz w:val="14"/>
-              </w:rPr>
-              <w:t>61.27</w:t>
-            </w:r>
-          </w:p>
-        </w:tc>
-        <w:tc>
-          <w:tcPr>
-            <w:tcW w:type="dxa" w:w="1403"/>
-          </w:tcPr>
-          <w:p>
-            <w:r/>
-            <w:r>
-              <w:rPr>
-                <w:rFonts w:ascii="Aptos" w:hAnsi="Aptos"/>
-                <w:b w:val="0"/>
-                <w:sz w:val="14"/>
-              </w:rPr>
-              <w:t>0.00</w:t>
-            </w:r>
-          </w:p>
-        </w:tc>
-        <w:tc>
-          <w:tcPr>
-            <w:tcW w:type="dxa" w:w="1403"/>
-          </w:tcPr>
-          <w:p>
-            <w:r/>
-            <w:r>
-              <w:rPr>
-                <w:rFonts w:ascii="Aptos" w:hAnsi="Aptos"/>
-                <w:b w:val="0"/>
-                <w:sz w:val="14"/>
-              </w:rPr>
-              <w:t>45.70</w:t>
-            </w:r>
-          </w:p>
-        </w:tc>
-      </w:tr>
-      <w:tr>
-        <w:tc>
-          <w:tcPr>
-            <w:tcW w:type="dxa" w:w="1403"/>
-          </w:tcPr>
-          <w:p>
-            <w:r/>
-            <w:r>
-              <w:rPr>
-                <w:rFonts w:ascii="Aptos" w:hAnsi="Aptos"/>
-                <w:b w:val="0"/>
-                <w:sz w:val="14"/>
-              </w:rPr>
-              <w:t>15</w:t>
-            </w:r>
-          </w:p>
-        </w:tc>
-        <w:tc>
-          <w:tcPr>
-            <w:tcW w:type="dxa" w:w="1403"/>
-          </w:tcPr>
-          <w:p>
-            <w:r/>
-            <w:r>
-              <w:rPr>
-                <w:rFonts w:ascii="Aptos" w:hAnsi="Aptos"/>
-                <w:b w:val="0"/>
-                <w:sz w:val="14"/>
-              </w:rPr>
-              <w:t>41.30</w:t>
-            </w:r>
-          </w:p>
-        </w:tc>
-        <w:tc>
-          <w:tcPr>
-            <w:tcW w:type="dxa" w:w="1403"/>
-          </w:tcPr>
-          <w:p>
-            <w:r/>
-            <w:r>
-              <w:rPr>
-                <w:rFonts w:ascii="Aptos" w:hAnsi="Aptos"/>
-                <w:b w:val="0"/>
-                <w:sz w:val="14"/>
-              </w:rPr>
-              <w:t>50.50</w:t>
-            </w:r>
-          </w:p>
-        </w:tc>
-        <w:tc>
-          <w:tcPr>
-            <w:tcW w:type="dxa" w:w="1403"/>
-          </w:tcPr>
-          <w:p>
-            <w:r/>
-            <w:r>
-              <w:rPr>
-                <w:rFonts w:ascii="Aptos" w:hAnsi="Aptos"/>
-                <w:b w:val="0"/>
-                <w:sz w:val="14"/>
-              </w:rPr>
-              <w:t>56.76</w:t>
-            </w:r>
-          </w:p>
-        </w:tc>
-        <w:tc>
-          <w:tcPr>
-            <w:tcW w:type="dxa" w:w="1403"/>
-          </w:tcPr>
-          <w:p>
-            <w:r/>
-            <w:r>
-              <w:rPr>
-                <w:rFonts w:ascii="Aptos" w:hAnsi="Aptos"/>
-                <w:b w:val="0"/>
-                <w:sz w:val="14"/>
-              </w:rPr>
-              <w:t>0.00</w:t>
-            </w:r>
-          </w:p>
-        </w:tc>
-        <w:tc>
-          <w:tcPr>
-            <w:tcW w:type="dxa" w:w="1403"/>
-          </w:tcPr>
-          <w:p>
-            <w:r/>
-            <w:r>
-              <w:rPr>
-                <w:rFonts w:ascii="Aptos" w:hAnsi="Aptos"/>
-                <w:b w:val="0"/>
-                <w:sz w:val="14"/>
-              </w:rPr>
-              <w:t>69.13</w:t>
-            </w:r>
-          </w:p>
-        </w:tc>
-        <w:tc>
-          <w:tcPr>
-            <w:tcW w:type="dxa" w:w="1403"/>
-          </w:tcPr>
-          <w:p>
-            <w:r/>
-            <w:r>
-              <w:rPr>
-                <w:rFonts w:ascii="Aptos" w:hAnsi="Aptos"/>
-                <w:b w:val="0"/>
-                <w:sz w:val="14"/>
-              </w:rPr>
-              <w:t>0.37</w:t>
-            </w:r>
-          </w:p>
-        </w:tc>
-        <w:tc>
-          <w:tcPr>
-            <w:tcW w:type="dxa" w:w="1403"/>
-          </w:tcPr>
-          <w:p>
-            <w:r/>
-            <w:r>
-              <w:rPr>
-                <w:rFonts w:ascii="Aptos" w:hAnsi="Aptos"/>
-                <w:b w:val="0"/>
-                <w:sz w:val="14"/>
-              </w:rPr>
-              <w:t>84.14</w:t>
-            </w:r>
-          </w:p>
-        </w:tc>
-        <w:tc>
-          <w:tcPr>
-            <w:tcW w:type="dxa" w:w="1403"/>
-          </w:tcPr>
-          <w:p>
-            <w:r/>
-            <w:r>
-              <w:rPr>
-                <w:rFonts w:ascii="Aptos" w:hAnsi="Aptos"/>
-                <w:b w:val="0"/>
-                <w:sz w:val="14"/>
-              </w:rPr>
-              <w:t>0.17</w:t>
-            </w:r>
-          </w:p>
-        </w:tc>
-        <w:tc>
-          <w:tcPr>
-            <w:tcW w:type="dxa" w:w="1403"/>
-          </w:tcPr>
-          <w:p>
-            <w:r/>
-            <w:r>
-              <w:rPr>
-                <w:rFonts w:ascii="Aptos" w:hAnsi="Aptos"/>
-                <w:b w:val="0"/>
-                <w:sz w:val="14"/>
-              </w:rPr>
-              <w:t>69.71</w:t>
-            </w:r>
-          </w:p>
-        </w:tc>
-      </w:tr>
-      <w:tr>
-        <w:tc>
-          <w:tcPr>
-            <w:tcW w:type="dxa" w:w="1403"/>
-          </w:tcPr>
-          <w:p>
-            <w:r/>
-            <w:r>
-              <w:rPr>
-                <w:rFonts w:ascii="Aptos" w:hAnsi="Aptos"/>
-                <w:b w:val="0"/>
-                <w:sz w:val="14"/>
-              </w:rPr>
-              <w:t>20</w:t>
-            </w:r>
-          </w:p>
-        </w:tc>
-        <w:tc>
-          <w:tcPr>
-            <w:tcW w:type="dxa" w:w="1403"/>
-          </w:tcPr>
-          <w:p>
-            <w:r/>
-            <w:r>
-              <w:rPr>
-                <w:rFonts w:ascii="Aptos" w:hAnsi="Aptos"/>
-                <w:b w:val="0"/>
-                <w:sz w:val="14"/>
-              </w:rPr>
-              <w:t>45.48</w:t>
-            </w:r>
-          </w:p>
-        </w:tc>
-        <w:tc>
-          <w:tcPr>
-            <w:tcW w:type="dxa" w:w="1403"/>
-          </w:tcPr>
-          <w:p>
-            <w:r/>
-            <w:r>
-              <w:rPr>
-                <w:rFonts w:ascii="Aptos" w:hAnsi="Aptos"/>
-                <w:b w:val="0"/>
-                <w:sz w:val="14"/>
-              </w:rPr>
-              <w:t>58.32</w:t>
-            </w:r>
-          </w:p>
-        </w:tc>
-        <w:tc>
-          <w:tcPr>
-            <w:tcW w:type="dxa" w:w="1403"/>
-          </w:tcPr>
-          <w:p>
-            <w:r/>
-            <w:r>
-              <w:rPr>
-                <w:rFonts w:ascii="Aptos" w:hAnsi="Aptos"/>
-                <w:b w:val="0"/>
-                <w:sz w:val="14"/>
-              </w:rPr>
-              <w:t>67.80</w:t>
-            </w:r>
-          </w:p>
-        </w:tc>
-        <w:tc>
-          <w:tcPr>
-            <w:tcW w:type="dxa" w:w="1403"/>
-          </w:tcPr>
-          <w:p>
-            <w:r/>
-            <w:r>
-              <w:rPr>
-                <w:rFonts w:ascii="Aptos" w:hAnsi="Aptos"/>
-                <w:b w:val="0"/>
-                <w:sz w:val="14"/>
-              </w:rPr>
-              <w:t>0.01</w:t>
-            </w:r>
-          </w:p>
-        </w:tc>
-        <w:tc>
-          <w:tcPr>
-            <w:tcW w:type="dxa" w:w="1403"/>
-          </w:tcPr>
-          <w:p>
-            <w:r/>
-            <w:r>
-              <w:rPr>
-                <w:rFonts w:ascii="Aptos" w:hAnsi="Aptos"/>
-                <w:b w:val="0"/>
-                <w:sz w:val="14"/>
-              </w:rPr>
-              <w:t>82.57</w:t>
-            </w:r>
-          </w:p>
-        </w:tc>
-        <w:tc>
-          <w:tcPr>
-            <w:tcW w:type="dxa" w:w="1403"/>
-          </w:tcPr>
-          <w:p>
-            <w:r/>
-            <w:r>
-              <w:rPr>
-                <w:rFonts w:ascii="Aptos" w:hAnsi="Aptos"/>
-                <w:b w:val="0"/>
-                <w:sz w:val="14"/>
-              </w:rPr>
-              <w:t>12.57</w:t>
-            </w:r>
-          </w:p>
-        </w:tc>
-        <w:tc>
-          <w:tcPr>
-            <w:tcW w:type="dxa" w:w="1403"/>
-          </w:tcPr>
-          <w:p>
-            <w:r/>
-            <w:r>
-              <w:rPr>
-                <w:rFonts w:ascii="Aptos" w:hAnsi="Aptos"/>
-                <w:b w:val="0"/>
-                <w:sz w:val="14"/>
-              </w:rPr>
-              <w:t>97.85</w:t>
-            </w:r>
-          </w:p>
-        </w:tc>
-        <w:tc>
-          <w:tcPr>
-            <w:tcW w:type="dxa" w:w="1403"/>
-          </w:tcPr>
-          <w:p>
-            <w:r/>
-            <w:r>
-              <w:rPr>
-                <w:rFonts w:ascii="Aptos" w:hAnsi="Aptos"/>
-                <w:b w:val="0"/>
-                <w:sz w:val="14"/>
-              </w:rPr>
-              <w:t>5.67</w:t>
-            </w:r>
-          </w:p>
-        </w:tc>
-        <w:tc>
-          <w:tcPr>
-            <w:tcW w:type="dxa" w:w="1403"/>
-          </w:tcPr>
-          <w:p>
-            <w:r/>
-            <w:r>
-              <w:rPr>
-                <w:rFonts w:ascii="Aptos" w:hAnsi="Aptos"/>
-                <w:b w:val="0"/>
-                <w:sz w:val="14"/>
-              </w:rPr>
-              <w:t>87.39</w:t>
-            </w:r>
-          </w:p>
-        </w:tc>
-      </w:tr>
-      <w:tr>
-        <w:tc>
-          <w:tcPr>
-            <w:tcW w:type="dxa" w:w="1403"/>
-          </w:tcPr>
-          <w:p>
-            <w:r/>
-            <w:r>
-              <w:rPr>
-                <w:rFonts w:ascii="Aptos" w:hAnsi="Aptos"/>
-                <w:b w:val="0"/>
-                <w:sz w:val="14"/>
-              </w:rPr>
-              <w:t>25</w:t>
-            </w:r>
-          </w:p>
-        </w:tc>
-        <w:tc>
-          <w:tcPr>
-            <w:tcW w:type="dxa" w:w="1403"/>
-          </w:tcPr>
-          <w:p>
-            <w:r/>
-            <w:r>
-              <w:rPr>
-                <w:rFonts w:ascii="Aptos" w:hAnsi="Aptos"/>
-                <w:b w:val="0"/>
-                <w:sz w:val="14"/>
-              </w:rPr>
-              <w:t>47.58</w:t>
-            </w:r>
-          </w:p>
-        </w:tc>
-        <w:tc>
-          <w:tcPr>
-            <w:tcW w:type="dxa" w:w="1403"/>
-          </w:tcPr>
-          <w:p>
-            <w:r/>
-            <w:r>
-              <w:rPr>
-                <w:rFonts w:ascii="Aptos" w:hAnsi="Aptos"/>
-                <w:b w:val="0"/>
-                <w:sz w:val="14"/>
-              </w:rPr>
-              <w:t>63.92</w:t>
-            </w:r>
-          </w:p>
-        </w:tc>
-        <w:tc>
-          <w:tcPr>
-            <w:tcW w:type="dxa" w:w="1403"/>
-          </w:tcPr>
-          <w:p>
-            <w:r/>
-            <w:r>
-              <w:rPr>
-                <w:rFonts w:ascii="Aptos" w:hAnsi="Aptos"/>
-                <w:b w:val="0"/>
-                <w:sz w:val="14"/>
-              </w:rPr>
-              <w:t>74.32</w:t>
-            </w:r>
-          </w:p>
-        </w:tc>
-        <w:tc>
-          <w:tcPr>
-            <w:tcW w:type="dxa" w:w="1403"/>
-          </w:tcPr>
-          <w:p>
-            <w:r/>
-            <w:r>
-              <w:rPr>
-                <w:rFonts w:ascii="Aptos" w:hAnsi="Aptos"/>
-                <w:b w:val="0"/>
-                <w:sz w:val="14"/>
-              </w:rPr>
-              <w:t>0.11</w:t>
-            </w:r>
-          </w:p>
-        </w:tc>
-        <w:tc>
-          <w:tcPr>
-            <w:tcW w:type="dxa" w:w="1403"/>
-          </w:tcPr>
-          <w:p>
-            <w:r/>
-            <w:r>
-              <w:rPr>
-                <w:rFonts w:ascii="Aptos" w:hAnsi="Aptos"/>
-                <w:b w:val="0"/>
-                <w:sz w:val="14"/>
-              </w:rPr>
-              <w:t>90.49</w:t>
-            </w:r>
-          </w:p>
-        </w:tc>
-        <w:tc>
-          <w:tcPr>
-            <w:tcW w:type="dxa" w:w="1403"/>
-          </w:tcPr>
-          <w:p>
-            <w:r/>
-            <w:r>
-              <w:rPr>
-                <w:rFonts w:ascii="Aptos" w:hAnsi="Aptos"/>
-                <w:b w:val="0"/>
-                <w:sz w:val="14"/>
-              </w:rPr>
-              <w:t>47.45</w:t>
-            </w:r>
-          </w:p>
-        </w:tc>
-        <w:tc>
-          <w:tcPr>
-            <w:tcW w:type="dxa" w:w="1403"/>
-          </w:tcPr>
-          <w:p>
-            <w:r/>
-            <w:r>
-              <w:rPr>
-                <w:rFonts w:ascii="Aptos" w:hAnsi="Aptos"/>
-                <w:b w:val="0"/>
-                <w:sz w:val="14"/>
-              </w:rPr>
-              <w:t>99.88</w:t>
-            </w:r>
-          </w:p>
-        </w:tc>
-        <w:tc>
-          <w:tcPr>
-            <w:tcW w:type="dxa" w:w="1403"/>
-          </w:tcPr>
-          <w:p>
-            <w:r/>
-            <w:r>
-              <w:rPr>
-                <w:rFonts w:ascii="Aptos" w:hAnsi="Aptos"/>
-                <w:b w:val="0"/>
-                <w:sz w:val="14"/>
-              </w:rPr>
-              <w:t>21.48</w:t>
-            </w:r>
-          </w:p>
-        </w:tc>
-        <w:tc>
-          <w:tcPr>
-            <w:tcW w:type="dxa" w:w="1403"/>
-          </w:tcPr>
-          <w:p>
-            <w:r/>
-            <w:r>
-              <w:rPr>
-                <w:rFonts w:ascii="Aptos" w:hAnsi="Aptos"/>
-                <w:b w:val="0"/>
-                <w:sz w:val="14"/>
-              </w:rPr>
-              <w:t>95.82</w:t>
-            </w:r>
-          </w:p>
-        </w:tc>
-      </w:tr>
-      <w:tr>
-        <w:tc>
-          <w:tcPr>
-            <w:tcW w:type="dxa" w:w="1403"/>
-          </w:tcPr>
-          <w:p>
-            <w:r/>
-            <w:r>
-              <w:rPr>
-                <w:rFonts w:ascii="Aptos" w:hAnsi="Aptos"/>
-                <w:b w:val="0"/>
-                <w:sz w:val="14"/>
-              </w:rPr>
-              <w:t>31.5</w:t>
-            </w:r>
-          </w:p>
-        </w:tc>
-        <w:tc>
-          <w:tcPr>
-            <w:tcW w:type="dxa" w:w="1403"/>
-          </w:tcPr>
-          <w:p>
-            <w:r/>
-            <w:r>
-              <w:rPr>
-                <w:rFonts w:ascii="Aptos" w:hAnsi="Aptos"/>
-                <w:b w:val="0"/>
-                <w:sz w:val="14"/>
-              </w:rPr>
-              <w:t>49.75</w:t>
-            </w:r>
-          </w:p>
-        </w:tc>
-        <w:tc>
-          <w:tcPr>
-            <w:tcW w:type="dxa" w:w="1403"/>
-          </w:tcPr>
-          <w:p>
-            <w:r/>
-            <w:r>
-              <w:rPr>
-                <w:rFonts w:ascii="Aptos" w:hAnsi="Aptos"/>
-                <w:b w:val="0"/>
-                <w:sz w:val="14"/>
-              </w:rPr>
-              <w:t>70.33</w:t>
-            </w:r>
-          </w:p>
-        </w:tc>
-        <w:tc>
-          <w:tcPr>
-            <w:tcW w:type="dxa" w:w="1403"/>
-          </w:tcPr>
-          <w:p>
-            <w:r/>
-            <w:r>
-              <w:rPr>
-                <w:rFonts w:ascii="Aptos" w:hAnsi="Aptos"/>
-                <w:b w:val="0"/>
-                <w:sz w:val="14"/>
-              </w:rPr>
-              <w:t>80.00</w:t>
-            </w:r>
-          </w:p>
-        </w:tc>
-        <w:tc>
-          <w:tcPr>
-            <w:tcW w:type="dxa" w:w="1403"/>
-          </w:tcPr>
-          <w:p>
-            <w:r/>
-            <w:r>
-              <w:rPr>
-                <w:rFonts w:ascii="Aptos" w:hAnsi="Aptos"/>
-                <w:b w:val="0"/>
-                <w:sz w:val="14"/>
-              </w:rPr>
-              <w:t>1.98</w:t>
-            </w:r>
-          </w:p>
-        </w:tc>
-        <w:tc>
-          <w:tcPr>
-            <w:tcW w:type="dxa" w:w="1403"/>
-          </w:tcPr>
-          <w:p>
-            <w:r/>
-            <w:r>
-              <w:rPr>
-                <w:rFonts w:ascii="Aptos" w:hAnsi="Aptos"/>
-                <w:b w:val="0"/>
-                <w:sz w:val="14"/>
-              </w:rPr>
-              <w:t>97.00</w:t>
-            </w:r>
-          </w:p>
-        </w:tc>
-        <w:tc>
-          <w:tcPr>
-            <w:tcW w:type="dxa" w:w="1403"/>
-          </w:tcPr>
-          <w:p>
-            <w:r/>
-            <w:r>
-              <w:rPr>
-                <w:rFonts w:ascii="Aptos" w:hAnsi="Aptos"/>
-                <w:b w:val="0"/>
-                <w:sz w:val="14"/>
-              </w:rPr>
-              <w:t>83.29</w:t>
-            </w:r>
-          </w:p>
-        </w:tc>
-        <w:tc>
-          <w:tcPr>
-            <w:tcW w:type="dxa" w:w="1403"/>
-          </w:tcPr>
-          <w:p>
-            <w:r/>
-            <w:r>
-              <w:rPr>
-                <w:rFonts w:ascii="Aptos" w:hAnsi="Aptos"/>
-                <w:b w:val="0"/>
-                <w:sz w:val="14"/>
-              </w:rPr>
-              <w:t>100.00</w:t>
-            </w:r>
-          </w:p>
-        </w:tc>
-        <w:tc>
-          <w:tcPr>
-            <w:tcW w:type="dxa" w:w="1403"/>
-          </w:tcPr>
-          <w:p>
-            <w:r/>
-            <w:r>
-              <w:rPr>
-                <w:rFonts w:ascii="Aptos" w:hAnsi="Aptos"/>
-                <w:b w:val="0"/>
-                <w:sz w:val="14"/>
-              </w:rPr>
-              <w:t>38.67</w:t>
-            </w:r>
-          </w:p>
-        </w:tc>
-        <w:tc>
-          <w:tcPr>
-            <w:tcW w:type="dxa" w:w="1403"/>
-          </w:tcPr>
-          <w:p>
-            <w:r/>
-            <w:r>
-              <w:rPr>
-                <w:rFonts w:ascii="Aptos" w:hAnsi="Aptos"/>
-                <w:b w:val="0"/>
-                <w:sz w:val="14"/>
-              </w:rPr>
-              <w:t>100.00</w:t>
-            </w:r>
-          </w:p>
-        </w:tc>
-      </w:tr>
-      <w:tr>
-        <w:tc>
-          <w:tcPr>
-            <w:tcW w:type="dxa" w:w="1403"/>
-          </w:tcPr>
-          <w:p>
-            <w:r/>
-            <w:r>
-              <w:rPr>
-                <w:rFonts w:ascii="Aptos" w:hAnsi="Aptos"/>
-                <w:b w:val="0"/>
-                <w:sz w:val="14"/>
-              </w:rPr>
-              <w:t>35</w:t>
-            </w:r>
-          </w:p>
-        </w:tc>
-        <w:tc>
-          <w:tcPr>
-            <w:tcW w:type="dxa" w:w="1403"/>
-          </w:tcPr>
-          <w:p>
-            <w:r/>
-            <w:r>
-              <w:rPr>
-                <w:rFonts w:ascii="Aptos" w:hAnsi="Aptos"/>
-                <w:b w:val="0"/>
-                <w:sz w:val="14"/>
-              </w:rPr>
-              <w:t>50.74</w:t>
-            </w:r>
-          </w:p>
-        </w:tc>
-        <w:tc>
-          <w:tcPr>
-            <w:tcW w:type="dxa" w:w="1403"/>
-          </w:tcPr>
-          <w:p>
-            <w:r/>
-            <w:r>
-              <w:rPr>
-                <w:rFonts w:ascii="Aptos" w:hAnsi="Aptos"/>
-                <w:b w:val="0"/>
-                <w:sz w:val="14"/>
-              </w:rPr>
-              <w:t>73.41</w:t>
-            </w:r>
-          </w:p>
-        </w:tc>
-        <w:tc>
-          <w:tcPr>
-            <w:tcW w:type="dxa" w:w="1403"/>
-          </w:tcPr>
-          <w:p>
-            <w:r/>
-            <w:r>
-              <w:rPr>
-                <w:rFonts w:ascii="Aptos" w:hAnsi="Aptos"/>
-                <w:b w:val="0"/>
-                <w:sz w:val="14"/>
-              </w:rPr>
-              <w:t>82.08</w:t>
-            </w:r>
-          </w:p>
-        </w:tc>
-        <w:tc>
-          <w:tcPr>
-            <w:tcW w:type="dxa" w:w="1403"/>
-          </w:tcPr>
-          <w:p>
-            <w:r/>
-            <w:r>
-              <w:rPr>
-                <w:rFonts w:ascii="Aptos" w:hAnsi="Aptos"/>
-                <w:b w:val="0"/>
-                <w:sz w:val="14"/>
-              </w:rPr>
-              <w:t>5.86</w:t>
-            </w:r>
-          </w:p>
-        </w:tc>
-        <w:tc>
-          <w:tcPr>
-            <w:tcW w:type="dxa" w:w="1403"/>
-          </w:tcPr>
-          <w:p>
-            <w:r/>
-            <w:r>
-              <w:rPr>
-                <w:rFonts w:ascii="Aptos" w:hAnsi="Aptos"/>
-                <w:b w:val="0"/>
-                <w:sz w:val="14"/>
-              </w:rPr>
-              <w:t>98.69</w:t>
-            </w:r>
-          </w:p>
-        </w:tc>
-        <w:tc>
-          <w:tcPr>
-            <w:tcW w:type="dxa" w:w="1403"/>
-          </w:tcPr>
-          <w:p>
-            <w:r/>
-            <w:r>
-              <w:rPr>
-                <w:rFonts w:ascii="Aptos" w:hAnsi="Aptos"/>
-                <w:b w:val="0"/>
-                <w:sz w:val="14"/>
-              </w:rPr>
-              <w:t>92.69</w:t>
-            </w:r>
-          </w:p>
-        </w:tc>
-        <w:tc>
-          <w:tcPr>
-            <w:tcW w:type="dxa" w:w="1403"/>
-          </w:tcPr>
-          <w:p>
-            <w:r/>
-            <w:r>
-              <w:rPr>
-                <w:rFonts w:ascii="Aptos" w:hAnsi="Aptos"/>
-                <w:b w:val="0"/>
-                <w:sz w:val="14"/>
-              </w:rPr>
-              <w:t>100.00</w:t>
-            </w:r>
-          </w:p>
-        </w:tc>
-        <w:tc>
-          <w:tcPr>
-            <w:tcW w:type="dxa" w:w="1403"/>
-          </w:tcPr>
-          <w:p>
-            <w:r/>
-            <w:r>
-              <w:rPr>
-                <w:rFonts w:ascii="Aptos" w:hAnsi="Aptos"/>
-                <w:b w:val="0"/>
-                <w:sz w:val="14"/>
-              </w:rPr>
-              <w:t>45.04</w:t>
-            </w:r>
-          </w:p>
-        </w:tc>
-        <w:tc>
-          <w:tcPr>
-            <w:tcW w:type="dxa" w:w="1403"/>
-          </w:tcPr>
-          <w:p>
-            <w:r/>
-            <w:r>
-              <w:rPr>
-                <w:rFonts w:ascii="Aptos" w:hAnsi="Aptos"/>
-                <w:b w:val="0"/>
-                <w:sz w:val="14"/>
-              </w:rPr>
-              <w:t>100.00</w:t>
-            </w:r>
-          </w:p>
-        </w:tc>
-      </w:tr>
-      <w:tr>
-        <w:tc>
-          <w:tcPr>
-            <w:tcW w:type="dxa" w:w="1403"/>
-          </w:tcPr>
-          <w:p>
-            <w:r/>
-            <w:r>
-              <w:rPr>
-                <w:rFonts w:ascii="Aptos" w:hAnsi="Aptos"/>
-                <w:b w:val="0"/>
-                <w:sz w:val="14"/>
-              </w:rPr>
-              <w:t>40</w:t>
-            </w:r>
-          </w:p>
-        </w:tc>
-        <w:tc>
-          <w:tcPr>
-            <w:tcW w:type="dxa" w:w="1403"/>
-          </w:tcPr>
-          <w:p>
-            <w:r/>
-            <w:r>
-              <w:rPr>
-                <w:rFonts w:ascii="Aptos" w:hAnsi="Aptos"/>
-                <w:b w:val="0"/>
-                <w:sz w:val="14"/>
-              </w:rPr>
-              <w:t>52.00</w:t>
-            </w:r>
-          </w:p>
-        </w:tc>
-        <w:tc>
-          <w:tcPr>
-            <w:tcW w:type="dxa" w:w="1403"/>
-          </w:tcPr>
-          <w:p>
-            <w:r/>
-            <w:r>
-              <w:rPr>
-                <w:rFonts w:ascii="Aptos" w:hAnsi="Aptos"/>
-                <w:b w:val="0"/>
-                <w:sz w:val="14"/>
-              </w:rPr>
-              <w:t>77.42</w:t>
-            </w:r>
-          </w:p>
-        </w:tc>
-        <w:tc>
-          <w:tcPr>
-            <w:tcW w:type="dxa" w:w="1403"/>
-          </w:tcPr>
-          <w:p>
-            <w:r/>
-            <w:r>
-              <w:rPr>
-                <w:rFonts w:ascii="Aptos" w:hAnsi="Aptos"/>
-                <w:b w:val="0"/>
-                <w:sz w:val="14"/>
-              </w:rPr>
-              <w:t>84.78</w:t>
-            </w:r>
-          </w:p>
-        </w:tc>
-        <w:tc>
-          <w:tcPr>
-            <w:tcW w:type="dxa" w:w="1403"/>
-          </w:tcPr>
-          <w:p>
-            <w:r/>
-            <w:r>
-              <w:rPr>
-                <w:rFonts w:ascii="Aptos" w:hAnsi="Aptos"/>
-                <w:b w:val="0"/>
-                <w:sz w:val="14"/>
-              </w:rPr>
-              <w:t>16.46</w:t>
-            </w:r>
-          </w:p>
-        </w:tc>
-        <w:tc>
-          <w:tcPr>
-            <w:tcW w:type="dxa" w:w="1403"/>
-          </w:tcPr>
-          <w:p>
-            <w:r/>
-            <w:r>
-              <w:rPr>
-                <w:rFonts w:ascii="Aptos" w:hAnsi="Aptos"/>
-                <w:b w:val="0"/>
-                <w:sz w:val="14"/>
-              </w:rPr>
-              <w:t>99.66</w:t>
-            </w:r>
-          </w:p>
-        </w:tc>
-        <w:tc>
-          <w:tcPr>
-            <w:tcW w:type="dxa" w:w="1403"/>
-          </w:tcPr>
-          <w:p>
-            <w:r/>
-            <w:r>
-              <w:rPr>
-                <w:rFonts w:ascii="Aptos" w:hAnsi="Aptos"/>
-                <w:b w:val="0"/>
-                <w:sz w:val="14"/>
-              </w:rPr>
-              <w:t>98.12</w:t>
-            </w:r>
-          </w:p>
-        </w:tc>
-        <w:tc>
-          <w:tcPr>
-            <w:tcW w:type="dxa" w:w="1403"/>
-          </w:tcPr>
-          <w:p>
-            <w:r/>
-            <w:r>
-              <w:rPr>
-                <w:rFonts w:ascii="Aptos" w:hAnsi="Aptos"/>
-                <w:b w:val="0"/>
-                <w:sz w:val="14"/>
-              </w:rPr>
-              <w:t>100.00</w:t>
-            </w:r>
-          </w:p>
-        </w:tc>
-        <w:tc>
-          <w:tcPr>
-            <w:tcW w:type="dxa" w:w="1403"/>
-          </w:tcPr>
-          <w:p>
-            <w:r/>
-            <w:r>
-              <w:rPr>
-                <w:rFonts w:ascii="Aptos" w:hAnsi="Aptos"/>
-                <w:b w:val="0"/>
-                <w:sz w:val="14"/>
-              </w:rPr>
-              <w:t>53.31</w:t>
-            </w:r>
-          </w:p>
-        </w:tc>
-        <w:tc>
-          <w:tcPr>
-            <w:tcW w:type="dxa" w:w="1403"/>
-          </w:tcPr>
-          <w:p>
-            <w:r/>
-            <w:r>
-              <w:rPr>
-                <w:rFonts w:ascii="Aptos" w:hAnsi="Aptos"/>
-                <w:b w:val="0"/>
-                <w:sz w:val="14"/>
-              </w:rPr>
-              <w:t>100.00</w:t>
-            </w:r>
-          </w:p>
-        </w:tc>
-      </w:tr>
-      <w:tr>
-        <w:tc>
-          <w:tcPr>
-            <w:tcW w:type="dxa" w:w="1403"/>
-          </w:tcPr>
-          <w:p>
-            <w:r/>
-            <w:r>
-              <w:rPr>
-                <w:rFonts w:ascii="Aptos" w:hAnsi="Aptos"/>
-                <w:b w:val="0"/>
-                <w:sz w:val="14"/>
-              </w:rPr>
-              <w:t>50</w:t>
-            </w:r>
-          </w:p>
-        </w:tc>
-        <w:tc>
-          <w:tcPr>
-            <w:tcW w:type="dxa" w:w="1403"/>
-          </w:tcPr>
-          <w:p>
-            <w:r/>
-            <w:r>
-              <w:rPr>
-                <w:rFonts w:ascii="Aptos" w:hAnsi="Aptos"/>
-                <w:b w:val="0"/>
-                <w:sz w:val="14"/>
-              </w:rPr>
-              <w:t>56.19</w:t>
-            </w:r>
-          </w:p>
-        </w:tc>
-        <w:tc>
-          <w:tcPr>
-            <w:tcW w:type="dxa" w:w="1403"/>
-          </w:tcPr>
-          <w:p>
-            <w:r/>
-            <w:r>
-              <w:rPr>
-                <w:rFonts w:ascii="Aptos" w:hAnsi="Aptos"/>
-                <w:b w:val="0"/>
-                <w:sz w:val="14"/>
-              </w:rPr>
-              <w:t>86.22</w:t>
-            </w:r>
-          </w:p>
-        </w:tc>
-        <w:tc>
-          <w:tcPr>
-            <w:tcW w:type="dxa" w:w="1403"/>
-          </w:tcPr>
-          <w:p>
-            <w:r/>
-            <w:r>
-              <w:rPr>
-                <w:rFonts w:ascii="Aptos" w:hAnsi="Aptos"/>
-                <w:b w:val="0"/>
-                <w:sz w:val="14"/>
-              </w:rPr>
-              <w:t>90.71</w:t>
-            </w:r>
-          </w:p>
-        </w:tc>
-        <w:tc>
-          <w:tcPr>
-            <w:tcW w:type="dxa" w:w="1403"/>
-          </w:tcPr>
-          <w:p>
-            <w:r/>
-            <w:r>
-              <w:rPr>
-                <w:rFonts w:ascii="Aptos" w:hAnsi="Aptos"/>
-                <w:b w:val="0"/>
-                <w:sz w:val="14"/>
-              </w:rPr>
-              <w:t>48.14</w:t>
-            </w:r>
-          </w:p>
-        </w:tc>
-        <w:tc>
-          <w:tcPr>
-            <w:tcW w:type="dxa" w:w="1403"/>
-          </w:tcPr>
-          <w:p>
-            <w:r/>
-            <w:r>
-              <w:rPr>
-                <w:rFonts w:ascii="Aptos" w:hAnsi="Aptos"/>
-                <w:b w:val="0"/>
-                <w:sz w:val="14"/>
-              </w:rPr>
-              <w:t>99.98</w:t>
-            </w:r>
-          </w:p>
-        </w:tc>
-        <w:tc>
-          <w:tcPr>
-            <w:tcW w:type="dxa" w:w="1403"/>
-          </w:tcPr>
-          <w:p>
-            <w:r/>
-            <w:r>
-              <w:rPr>
-                <w:rFonts w:ascii="Aptos" w:hAnsi="Aptos"/>
-                <w:b w:val="0"/>
-                <w:sz w:val="14"/>
-              </w:rPr>
-              <w:t>99.91</w:t>
-            </w:r>
-          </w:p>
-        </w:tc>
-        <w:tc>
-          <w:tcPr>
-            <w:tcW w:type="dxa" w:w="1403"/>
-          </w:tcPr>
-          <w:p>
-            <w:r/>
-            <w:r>
-              <w:rPr>
-                <w:rFonts w:ascii="Aptos" w:hAnsi="Aptos"/>
-                <w:b w:val="0"/>
-                <w:sz w:val="14"/>
-              </w:rPr>
-              <w:t>100.00</w:t>
-            </w:r>
-          </w:p>
-        </w:tc>
-        <w:tc>
-          <w:tcPr>
-            <w:tcW w:type="dxa" w:w="1403"/>
-          </w:tcPr>
-          <w:p>
-            <w:r/>
-            <w:r>
-              <w:rPr>
-                <w:rFonts w:ascii="Aptos" w:hAnsi="Aptos"/>
-                <w:b w:val="0"/>
-                <w:sz w:val="14"/>
-              </w:rPr>
-              <w:t>71.50</w:t>
-            </w:r>
-          </w:p>
-        </w:tc>
-        <w:tc>
-          <w:tcPr>
-            <w:tcW w:type="dxa" w:w="1403"/>
-          </w:tcPr>
-          <w:p>
-            <w:r/>
-            <w:r>
-              <w:rPr>
-                <w:rFonts w:ascii="Aptos" w:hAnsi="Aptos"/>
-                <w:b w:val="0"/>
-                <w:sz w:val="14"/>
-              </w:rPr>
-              <w:t>100.00</w:t>
-            </w:r>
-          </w:p>
-        </w:tc>
-      </w:tr>
-      <w:tr>
-        <w:tc>
-          <w:tcPr>
-            <w:tcW w:type="dxa" w:w="1403"/>
-          </w:tcPr>
-          <w:p>
-            <w:r/>
-            <w:r>
-              <w:rPr>
-                <w:rFonts w:ascii="Aptos" w:hAnsi="Aptos"/>
-                <w:b w:val="0"/>
-                <w:sz w:val="14"/>
-              </w:rPr>
-              <w:t>63</w:t>
-            </w:r>
-          </w:p>
-        </w:tc>
-        <w:tc>
-          <w:tcPr>
-            <w:tcW w:type="dxa" w:w="1403"/>
-          </w:tcPr>
-          <w:p>
-            <w:r/>
-            <w:r>
-              <w:rPr>
-                <w:rFonts w:ascii="Aptos" w:hAnsi="Aptos"/>
-                <w:b w:val="0"/>
-                <w:sz w:val="14"/>
-              </w:rPr>
-              <w:t>60.52</w:t>
-            </w:r>
-          </w:p>
-        </w:tc>
-        <w:tc>
-          <w:tcPr>
-            <w:tcW w:type="dxa" w:w="1403"/>
-          </w:tcPr>
-          <w:p>
-            <w:r/>
-            <w:r>
-              <w:rPr>
-                <w:rFonts w:ascii="Aptos" w:hAnsi="Aptos"/>
-                <w:b w:val="0"/>
-                <w:sz w:val="14"/>
-              </w:rPr>
-              <w:t>94.04</w:t>
-            </w:r>
-          </w:p>
-        </w:tc>
-        <w:tc>
-          <w:tcPr>
-            <w:tcW w:type="dxa" w:w="1403"/>
-          </w:tcPr>
-          <w:p>
-            <w:r/>
-            <w:r>
-              <w:rPr>
-                <w:rFonts w:ascii="Aptos" w:hAnsi="Aptos"/>
-                <w:b w:val="0"/>
-                <w:sz w:val="14"/>
-              </w:rPr>
-              <w:t>95.98</w:t>
-            </w:r>
-          </w:p>
-        </w:tc>
-        <w:tc>
-          <w:tcPr>
-            <w:tcW w:type="dxa" w:w="1403"/>
-          </w:tcPr>
-          <w:p>
-            <w:r/>
-            <w:r>
-              <w:rPr>
-                <w:rFonts w:ascii="Aptos" w:hAnsi="Aptos"/>
-                <w:b w:val="0"/>
-                <w:sz w:val="14"/>
-              </w:rPr>
-              <w:t>77.53</w:t>
-            </w:r>
-          </w:p>
-        </w:tc>
-        <w:tc>
-          <w:tcPr>
-            <w:tcW w:type="dxa" w:w="1403"/>
-          </w:tcPr>
-          <w:p>
-            <w:r/>
-            <w:r>
-              <w:rPr>
-                <w:rFonts w:ascii="Aptos" w:hAnsi="Aptos"/>
-                <w:b w:val="0"/>
-                <w:sz w:val="14"/>
-              </w:rPr>
-              <w:t>100.00</w:t>
-            </w:r>
-          </w:p>
-        </w:tc>
-        <w:tc>
-          <w:tcPr>
-            <w:tcW w:type="dxa" w:w="1403"/>
-          </w:tcPr>
-          <w:p>
-            <w:r/>
-            <w:r>
-              <w:rPr>
-                <w:rFonts w:ascii="Aptos" w:hAnsi="Aptos"/>
-                <w:b w:val="0"/>
-                <w:sz w:val="14"/>
-              </w:rPr>
-              <w:t>100.00</w:t>
-            </w:r>
-          </w:p>
-        </w:tc>
-        <w:tc>
-          <w:tcPr>
-            <w:tcW w:type="dxa" w:w="1403"/>
-          </w:tcPr>
-          <w:p>
-            <w:r/>
-            <w:r>
-              <w:rPr>
-                <w:rFonts w:ascii="Aptos" w:hAnsi="Aptos"/>
-                <w:b w:val="0"/>
-                <w:sz w:val="14"/>
-              </w:rPr>
-              <w:t>100.00</w:t>
-            </w:r>
-          </w:p>
-        </w:tc>
-        <w:tc>
-          <w:tcPr>
-            <w:tcW w:type="dxa" w:w="1403"/>
-          </w:tcPr>
-          <w:p>
-            <w:r/>
-            <w:r>
-              <w:rPr>
-                <w:rFonts w:ascii="Aptos" w:hAnsi="Aptos"/>
-                <w:b w:val="0"/>
-                <w:sz w:val="14"/>
-              </w:rPr>
-              <w:t>87.67</w:t>
-            </w:r>
-          </w:p>
-        </w:tc>
-        <w:tc>
-          <w:tcPr>
-            <w:tcW w:type="dxa" w:w="1403"/>
-          </w:tcPr>
-          <w:p>
-            <w:r/>
-            <w:r>
-              <w:rPr>
-                <w:rFonts w:ascii="Aptos" w:hAnsi="Aptos"/>
-                <w:b w:val="0"/>
-                <w:sz w:val="14"/>
-              </w:rPr>
-              <w:t>100.00</w:t>
-            </w:r>
-          </w:p>
-        </w:tc>
-      </w:tr>
-      <w:tr>
-        <w:tc>
-          <w:tcPr>
-            <w:tcW w:type="dxa" w:w="1403"/>
-          </w:tcPr>
-          <w:p>
-            <w:r/>
-            <w:r>
-              <w:rPr>
-                <w:rFonts w:ascii="Aptos" w:hAnsi="Aptos"/>
-                <w:b w:val="0"/>
-                <w:sz w:val="14"/>
-              </w:rPr>
-              <w:t>80</w:t>
-            </w:r>
-          </w:p>
-        </w:tc>
-        <w:tc>
-          <w:tcPr>
-            <w:tcW w:type="dxa" w:w="1403"/>
-          </w:tcPr>
-          <w:p>
-            <w:r/>
-            <w:r>
-              <w:rPr>
-                <w:rFonts w:ascii="Aptos" w:hAnsi="Aptos"/>
-                <w:b w:val="0"/>
-                <w:sz w:val="14"/>
-              </w:rPr>
-              <w:t>65.00</w:t>
-            </w:r>
-          </w:p>
-        </w:tc>
-        <w:tc>
-          <w:tcPr>
-            <w:tcW w:type="dxa" w:w="1403"/>
-          </w:tcPr>
-          <w:p>
-            <w:r/>
-            <w:r>
-              <w:rPr>
-                <w:rFonts w:ascii="Aptos" w:hAnsi="Aptos"/>
-                <w:b w:val="0"/>
-                <w:sz w:val="14"/>
-              </w:rPr>
-              <w:t>97.65</w:t>
-            </w:r>
-          </w:p>
-        </w:tc>
-        <w:tc>
-          <w:tcPr>
-            <w:tcW w:type="dxa" w:w="1403"/>
-          </w:tcPr>
-          <w:p>
-            <w:r/>
-            <w:r>
-              <w:rPr>
-                <w:rFonts w:ascii="Aptos" w:hAnsi="Aptos"/>
-                <w:b w:val="0"/>
-                <w:sz w:val="14"/>
-              </w:rPr>
-              <w:t>98.41</w:t>
-            </w:r>
-          </w:p>
-        </w:tc>
-        <w:tc>
-          <w:tcPr>
-            <w:tcW w:type="dxa" w:w="1403"/>
-          </w:tcPr>
-          <w:p>
-            <w:r/>
-            <w:r>
-              <w:rPr>
-                <w:rFonts w:ascii="Aptos" w:hAnsi="Aptos"/>
-                <w:b w:val="0"/>
-                <w:sz w:val="14"/>
-              </w:rPr>
-              <w:t>91.14</w:t>
-            </w:r>
-          </w:p>
-        </w:tc>
-        <w:tc>
-          <w:tcPr>
-            <w:tcW w:type="dxa" w:w="1403"/>
-          </w:tcPr>
-          <w:p>
-            <w:r/>
-            <w:r>
-              <w:rPr>
-                <w:rFonts w:ascii="Aptos" w:hAnsi="Aptos"/>
-                <w:b w:val="0"/>
-                <w:sz w:val="14"/>
-              </w:rPr>
-              <w:t>100.00</w:t>
-            </w:r>
-          </w:p>
-        </w:tc>
-        <w:tc>
-          <w:tcPr>
-            <w:tcW w:type="dxa" w:w="1403"/>
-          </w:tcPr>
-          <w:p>
-            <w:r/>
-            <w:r>
-              <w:rPr>
-                <w:rFonts w:ascii="Aptos" w:hAnsi="Aptos"/>
-                <w:b w:val="0"/>
-                <w:sz w:val="14"/>
-              </w:rPr>
-              <w:t>100.00</w:t>
-            </w:r>
-          </w:p>
-        </w:tc>
-        <w:tc>
-          <w:tcPr>
-            <w:tcW w:type="dxa" w:w="1403"/>
-          </w:tcPr>
-          <w:p>
-            <w:r/>
-            <w:r>
-              <w:rPr>
-                <w:rFonts w:ascii="Aptos" w:hAnsi="Aptos"/>
-                <w:b w:val="0"/>
-                <w:sz w:val="14"/>
-              </w:rPr>
-              <w:t>100.00</w:t>
-            </w:r>
-          </w:p>
-        </w:tc>
-        <w:tc>
-          <w:tcPr>
-            <w:tcW w:type="dxa" w:w="1403"/>
-          </w:tcPr>
-          <w:p>
-            <w:r/>
-            <w:r>
-              <w:rPr>
-                <w:rFonts w:ascii="Aptos" w:hAnsi="Aptos"/>
-                <w:b w:val="0"/>
-                <w:sz w:val="14"/>
-              </w:rPr>
-              <w:t>95.14</w:t>
-            </w:r>
-          </w:p>
-        </w:tc>
-        <w:tc>
-          <w:tcPr>
-            <w:tcW w:type="dxa" w:w="1403"/>
-          </w:tcPr>
-          <w:p>
-            <w:r/>
-            <w:r>
-              <w:rPr>
-                <w:rFonts w:ascii="Aptos" w:hAnsi="Aptos"/>
-                <w:b w:val="0"/>
-                <w:sz w:val="14"/>
-              </w:rPr>
-              <w:t>100.00</w:t>
-            </w:r>
-          </w:p>
-        </w:tc>
-      </w:tr>
-      <w:tr>
-        <w:tc>
-          <w:tcPr>
-            <w:tcW w:type="dxa" w:w="1403"/>
-          </w:tcPr>
-          <w:p>
-            <w:r/>
-            <w:r>
-              <w:rPr>
-                <w:rFonts w:ascii="Aptos" w:hAnsi="Aptos"/>
-                <w:b w:val="0"/>
-                <w:sz w:val="14"/>
-              </w:rPr>
-              <w:t>120</w:t>
-            </w:r>
-          </w:p>
-        </w:tc>
-        <w:tc>
-          <w:tcPr>
-            <w:tcW w:type="dxa" w:w="1403"/>
-          </w:tcPr>
-          <w:p>
-            <w:r/>
-            <w:r>
-              <w:rPr>
-                <w:rFonts w:ascii="Aptos" w:hAnsi="Aptos"/>
-                <w:b w:val="0"/>
-                <w:sz w:val="14"/>
-              </w:rPr>
-              <w:t>75.42</w:t>
-            </w:r>
-          </w:p>
-        </w:tc>
-        <w:tc>
-          <w:tcPr>
-            <w:tcW w:type="dxa" w:w="1403"/>
-          </w:tcPr>
-          <w:p>
-            <w:r/>
-            <w:r>
-              <w:rPr>
-                <w:rFonts w:ascii="Aptos" w:hAnsi="Aptos"/>
-                <w:b w:val="0"/>
-                <w:sz w:val="14"/>
-              </w:rPr>
-              <w:t>100.00</w:t>
-            </w:r>
-          </w:p>
-        </w:tc>
-        <w:tc>
-          <w:tcPr>
-            <w:tcW w:type="dxa" w:w="1403"/>
-          </w:tcPr>
-          <w:p>
-            <w:r/>
-            <w:r>
-              <w:rPr>
-                <w:rFonts w:ascii="Aptos" w:hAnsi="Aptos"/>
-                <w:b w:val="0"/>
-                <w:sz w:val="14"/>
-              </w:rPr>
-              <w:t>100.00</w:t>
-            </w:r>
-          </w:p>
-        </w:tc>
-        <w:tc>
-          <w:tcPr>
-            <w:tcW w:type="dxa" w:w="1403"/>
-          </w:tcPr>
-          <w:p>
-            <w:r/>
-            <w:r>
-              <w:rPr>
-                <w:rFonts w:ascii="Aptos" w:hAnsi="Aptos"/>
-                <w:b w:val="0"/>
-                <w:sz w:val="14"/>
-              </w:rPr>
-              <w:t>100.00</w:t>
-            </w:r>
-          </w:p>
-        </w:tc>
-        <w:tc>
-          <w:tcPr>
-            <w:tcW w:type="dxa" w:w="1403"/>
-          </w:tcPr>
-          <w:p>
-            <w:r/>
-            <w:r>
-              <w:rPr>
-                <w:rFonts w:ascii="Aptos" w:hAnsi="Aptos"/>
-                <w:b w:val="0"/>
-                <w:sz w:val="14"/>
-              </w:rPr>
-              <w:t>100.00</w:t>
-            </w:r>
-          </w:p>
-        </w:tc>
-        <w:tc>
-          <w:tcPr>
-            <w:tcW w:type="dxa" w:w="1403"/>
-          </w:tcPr>
-          <w:p>
-            <w:r/>
-            <w:r>
-              <w:rPr>
-                <w:rFonts w:ascii="Aptos" w:hAnsi="Aptos"/>
-                <w:b w:val="0"/>
-                <w:sz w:val="14"/>
-              </w:rPr>
-              <w:t>100.00</w:t>
-            </w:r>
-          </w:p>
-        </w:tc>
-        <w:tc>
-          <w:tcPr>
-            <w:tcW w:type="dxa" w:w="1403"/>
-          </w:tcPr>
-          <w:p>
-            <w:r/>
-            <w:r>
-              <w:rPr>
-                <w:rFonts w:ascii="Aptos" w:hAnsi="Aptos"/>
-                <w:b w:val="0"/>
-                <w:sz w:val="14"/>
-              </w:rPr>
-              <w:t>100.00</w:t>
-            </w:r>
-          </w:p>
-        </w:tc>
-        <w:tc>
-          <w:tcPr>
-            <w:tcW w:type="dxa" w:w="1403"/>
-          </w:tcPr>
-          <w:p>
-            <w:r/>
-            <w:r>
-              <w:rPr>
-                <w:rFonts w:ascii="Aptos" w:hAnsi="Aptos"/>
-                <w:b w:val="0"/>
-                <w:sz w:val="14"/>
-              </w:rPr>
-              <w:t>100.00</w:t>
-            </w:r>
-          </w:p>
-        </w:tc>
-        <w:tc>
-          <w:tcPr>
-            <w:tcW w:type="dxa" w:w="1403"/>
-          </w:tcPr>
-          <w:p>
-            <w:r/>
-            <w:r>
-              <w:rPr>
-                <w:rFonts w:ascii="Aptos" w:hAnsi="Aptos"/>
-                <w:b w:val="0"/>
-                <w:sz w:val="14"/>
-              </w:rPr>
-              <w:t>100.00</w:t>
-            </w:r>
-          </w:p>
-        </w:tc>
-      </w:tr>
-      <w:tr>
-        <w:tc>
-          <w:tcPr>
-            <w:tcW w:type="dxa" w:w="1403"/>
-          </w:tcPr>
-          <w:p>
-            <w:r/>
-            <w:r>
-              <w:rPr>
-                <w:rFonts w:ascii="Aptos" w:hAnsi="Aptos"/>
-                <w:b w:val="0"/>
-                <w:sz w:val="14"/>
-              </w:rPr>
-              <w:t>200</w:t>
-            </w:r>
-          </w:p>
-        </w:tc>
-        <w:tc>
-          <w:tcPr>
-            <w:tcW w:type="dxa" w:w="1403"/>
-          </w:tcPr>
-          <w:p>
-            <w:r/>
-            <w:r>
-              <w:rPr>
-                <w:rFonts w:ascii="Aptos" w:hAnsi="Aptos"/>
-                <w:b w:val="0"/>
-                <w:sz w:val="14"/>
-              </w:rPr>
-              <w:t>81.00</w:t>
-            </w:r>
-          </w:p>
-        </w:tc>
-        <w:tc>
-          <w:tcPr>
-            <w:tcW w:type="dxa" w:w="1403"/>
-          </w:tcPr>
-          <w:p>
-            <w:r/>
-            <w:r>
-              <w:rPr>
-                <w:rFonts w:ascii="Aptos" w:hAnsi="Aptos"/>
-                <w:b w:val="0"/>
-                <w:sz w:val="14"/>
-              </w:rPr>
-              <w:t>100.00</w:t>
-            </w:r>
-          </w:p>
-        </w:tc>
-        <w:tc>
-          <w:tcPr>
-            <w:tcW w:type="dxa" w:w="1403"/>
-          </w:tcPr>
-          <w:p>
-            <w:r/>
-            <w:r>
-              <w:rPr>
-                <w:rFonts w:ascii="Aptos" w:hAnsi="Aptos"/>
-                <w:b w:val="0"/>
-                <w:sz w:val="14"/>
-              </w:rPr>
-              <w:t>100.00</w:t>
-            </w:r>
-          </w:p>
-        </w:tc>
-        <w:tc>
-          <w:tcPr>
-            <w:tcW w:type="dxa" w:w="1403"/>
-          </w:tcPr>
-          <w:p>
-            <w:r/>
-            <w:r>
-              <w:rPr>
-                <w:rFonts w:ascii="Aptos" w:hAnsi="Aptos"/>
-                <w:b w:val="0"/>
-                <w:sz w:val="14"/>
-              </w:rPr>
-              <w:t>100.00</w:t>
-            </w:r>
-          </w:p>
-        </w:tc>
-        <w:tc>
-          <w:tcPr>
-            <w:tcW w:type="dxa" w:w="1403"/>
-          </w:tcPr>
-          <w:p>
-            <w:r/>
-            <w:r>
-              <w:rPr>
-                <w:rFonts w:ascii="Aptos" w:hAnsi="Aptos"/>
-                <w:b w:val="0"/>
-                <w:sz w:val="14"/>
-              </w:rPr>
-              <w:t>100.00</w:t>
-            </w:r>
-          </w:p>
-        </w:tc>
-        <w:tc>
-          <w:tcPr>
-            <w:tcW w:type="dxa" w:w="1403"/>
-          </w:tcPr>
-          <w:p>
-            <w:r/>
-            <w:r>
-              <w:rPr>
-                <w:rFonts w:ascii="Aptos" w:hAnsi="Aptos"/>
-                <w:b w:val="0"/>
-                <w:sz w:val="14"/>
-              </w:rPr>
-              <w:t>100.00</w:t>
-            </w:r>
-          </w:p>
-        </w:tc>
-        <w:tc>
-          <w:tcPr>
-            <w:tcW w:type="dxa" w:w="1403"/>
-          </w:tcPr>
-          <w:p>
-            <w:r/>
-            <w:r>
-              <w:rPr>
-                <w:rFonts w:ascii="Aptos" w:hAnsi="Aptos"/>
-                <w:b w:val="0"/>
-                <w:sz w:val="14"/>
-              </w:rPr>
-              <w:t>100.00</w:t>
-            </w:r>
-          </w:p>
-        </w:tc>
-        <w:tc>
-          <w:tcPr>
-            <w:tcW w:type="dxa" w:w="1403"/>
-          </w:tcPr>
-          <w:p>
-            <w:r/>
-            <w:r>
-              <w:rPr>
-                <w:rFonts w:ascii="Aptos" w:hAnsi="Aptos"/>
-                <w:b w:val="0"/>
-                <w:sz w:val="14"/>
-              </w:rPr>
-              <w:t>100.00</w:t>
-            </w:r>
-          </w:p>
-        </w:tc>
-        <w:tc>
-          <w:tcPr>
-            <w:tcW w:type="dxa" w:w="1403"/>
-          </w:tcPr>
-          <w:p>
-            <w:r/>
-            <w:r>
-              <w:rPr>
-                <w:rFonts w:ascii="Aptos" w:hAnsi="Aptos"/>
-                <w:b w:val="0"/>
-                <w:sz w:val="14"/>
-              </w:rPr>
-              <w:t>100.00</w:t>
-            </w:r>
-          </w:p>
-        </w:tc>
-      </w:tr>
-      <w:tr>
-        <w:tc>
-          <w:tcPr>
-            <w:tcW w:type="dxa" w:w="1403"/>
-          </w:tcPr>
-          <w:p>
-            <w:r/>
-            <w:r>
-              <w:rPr>
-                <w:rFonts w:ascii="Aptos" w:hAnsi="Aptos"/>
-                <w:b w:val="0"/>
-                <w:sz w:val="14"/>
-              </w:rPr>
-              <w:t>320</w:t>
-            </w:r>
-          </w:p>
-        </w:tc>
-        <w:tc>
-          <w:tcPr>
-            <w:tcW w:type="dxa" w:w="1403"/>
-          </w:tcPr>
-          <w:p>
-            <w:r/>
-            <w:r>
-              <w:rPr>
-                <w:rFonts w:ascii="Aptos" w:hAnsi="Aptos"/>
-                <w:b w:val="0"/>
-                <w:sz w:val="14"/>
-              </w:rPr>
-              <w:t>100.00</w:t>
-            </w:r>
-          </w:p>
-        </w:tc>
-        <w:tc>
-          <w:tcPr>
-            <w:tcW w:type="dxa" w:w="1403"/>
-          </w:tcPr>
-          <w:p>
-            <w:r/>
-            <w:r>
-              <w:rPr>
-                <w:rFonts w:ascii="Aptos" w:hAnsi="Aptos"/>
-                <w:b w:val="0"/>
-                <w:sz w:val="14"/>
-              </w:rPr>
-              <w:t>100.00</w:t>
-            </w:r>
-          </w:p>
-        </w:tc>
-        <w:tc>
-          <w:tcPr>
-            <w:tcW w:type="dxa" w:w="1403"/>
-          </w:tcPr>
-          <w:p>
-            <w:r/>
-            <w:r>
-              <w:rPr>
-                <w:rFonts w:ascii="Aptos" w:hAnsi="Aptos"/>
-                <w:b w:val="0"/>
-                <w:sz w:val="14"/>
-              </w:rPr>
-              <w:t>100.00</w:t>
-            </w:r>
-          </w:p>
-        </w:tc>
-        <w:tc>
-          <w:tcPr>
-            <w:tcW w:type="dxa" w:w="1403"/>
-          </w:tcPr>
-          <w:p>
-            <w:r/>
-            <w:r>
-              <w:rPr>
-                <w:rFonts w:ascii="Aptos" w:hAnsi="Aptos"/>
-                <w:b w:val="0"/>
-                <w:sz w:val="14"/>
-              </w:rPr>
-              <w:t>100.00</w:t>
-            </w:r>
-          </w:p>
-        </w:tc>
-        <w:tc>
-          <w:tcPr>
-            <w:tcW w:type="dxa" w:w="1403"/>
-          </w:tcPr>
-          <w:p>
-            <w:r/>
-            <w:r>
-              <w:rPr>
-                <w:rFonts w:ascii="Aptos" w:hAnsi="Aptos"/>
-                <w:b w:val="0"/>
-                <w:sz w:val="14"/>
-              </w:rPr>
-              <w:t>100.00</w:t>
-            </w:r>
-          </w:p>
-        </w:tc>
-        <w:tc>
-          <w:tcPr>
-            <w:tcW w:type="dxa" w:w="1403"/>
-          </w:tcPr>
-          <w:p>
-            <w:r/>
-            <w:r>
-              <w:rPr>
-                <w:rFonts w:ascii="Aptos" w:hAnsi="Aptos"/>
-                <w:b w:val="0"/>
-                <w:sz w:val="14"/>
-              </w:rPr>
-              <w:t>100.00</w:t>
-            </w:r>
-          </w:p>
-        </w:tc>
-        <w:tc>
-          <w:tcPr>
-            <w:tcW w:type="dxa" w:w="1403"/>
-          </w:tcPr>
-          <w:p>
-            <w:r/>
-            <w:r>
-              <w:rPr>
-                <w:rFonts w:ascii="Aptos" w:hAnsi="Aptos"/>
-                <w:b w:val="0"/>
-                <w:sz w:val="14"/>
-              </w:rPr>
-              <w:t>100.00</w:t>
-            </w:r>
-          </w:p>
-        </w:tc>
-        <w:tc>
-          <w:tcPr>
-            <w:tcW w:type="dxa" w:w="1403"/>
-          </w:tcPr>
-          <w:p>
-            <w:r/>
-            <w:r>
-              <w:rPr>
-                <w:rFonts w:ascii="Aptos" w:hAnsi="Aptos"/>
-                <w:b w:val="0"/>
-                <w:sz w:val="14"/>
-              </w:rPr>
-              <w:t>100.00</w:t>
-            </w:r>
-          </w:p>
-        </w:tc>
-        <w:tc>
-          <w:tcPr>
-            <w:tcW w:type="dxa" w:w="1403"/>
-          </w:tcPr>
-          <w:p>
-            <w:r/>
-            <w:r>
-              <w:rPr>
-                <w:rFonts w:ascii="Aptos" w:hAnsi="Aptos"/>
-                <w:b w:val="0"/>
-                <w:sz w:val="14"/>
-              </w:rPr>
-              <w:t>100.00</w:t>
-            </w:r>
-          </w:p>
-        </w:tc>
-      </w:tr>
-    </w:tbl>
-    <w:p>
-      <w:r>
-        <w:rPr>
-          <w:color w:val="605E5C"/>
-          <w:sz w:val="16"/>
-        </w:rPr>
-        <w:t>Rows below the rates are CUMULATIVE % PASSING at each sieve.</w:t>
-      </w:r>
-    </w:p>
-    <w:p>
-      <w:pPr>
-        <w:sectPr>
-          <w:pgSz w:w="15840" w:h="12240" w:orient="landscape"/>
           <w:pgMar w:top="907" w:right="907" w:bottom="907" w:left="907" w:header="720" w:footer="720" w:gutter="0"/>
           <w:cols w:space="720"/>
           <w:docGrid w:linePitch="360"/>
@@ -9093,14 +9022,14 @@
         </w:tblBorders>
       </w:tblPr>
       <w:tblGrid>
-        <w:gridCol w:w="4320"/>
-        <w:gridCol w:w="4320"/>
-        <w:gridCol w:w="4320"/>
+        <w:gridCol w:w="3120"/>
+        <w:gridCol w:w="3120"/>
+        <w:gridCol w:w="3120"/>
       </w:tblGrid>
       <w:tr>
         <w:tc>
           <w:tcPr>
-            <w:tcW w:type="dxa" w:w="4320"/>
+            <w:tcW w:type="dxa" w:w="3120"/>
           </w:tcPr>
           <w:p>
             <w:r/>
@@ -9116,7 +9045,7 @@
         </w:tc>
         <w:tc>
           <w:tcPr>
-            <w:tcW w:type="dxa" w:w="4320"/>
+            <w:tcW w:type="dxa" w:w="3120"/>
           </w:tcPr>
           <w:p>
             <w:r/>
@@ -9132,7 +9061,7 @@
         </w:tc>
         <w:tc>
           <w:tcPr>
-            <w:tcW w:type="dxa" w:w="4320"/>
+            <w:tcW w:type="dxa" w:w="3120"/>
           </w:tcPr>
           <w:p>
             <w:r/>
@@ -9150,7 +9079,7 @@
       <w:tr>
         <w:tc>
           <w:tcPr>
-            <w:tcW w:type="dxa" w:w="4320"/>
+            <w:tcW w:type="dxa" w:w="3120"/>
           </w:tcPr>
           <w:p>
             <w:r/>
@@ -9166,7 +9095,7 @@
         </w:tc>
         <w:tc>
           <w:tcPr>
-            <w:tcW w:type="dxa" w:w="4320"/>
+            <w:tcW w:type="dxa" w:w="3120"/>
           </w:tcPr>
           <w:p>
             <w:r/>
@@ -9182,7 +9111,7 @@
         </w:tc>
         <w:tc>
           <w:tcPr>
-            <w:tcW w:type="dxa" w:w="4320"/>
+            <w:tcW w:type="dxa" w:w="3120"/>
           </w:tcPr>
           <w:p>
             <w:r/>
@@ -9200,7 +9129,7 @@
       <w:tr>
         <w:tc>
           <w:tcPr>
-            <w:tcW w:type="dxa" w:w="4320"/>
+            <w:tcW w:type="dxa" w:w="3120"/>
           </w:tcPr>
           <w:p>
             <w:r/>
@@ -9216,7 +9145,7 @@
         </w:tc>
         <w:tc>
           <w:tcPr>
-            <w:tcW w:type="dxa" w:w="4320"/>
+            <w:tcW w:type="dxa" w:w="3120"/>
           </w:tcPr>
           <w:p>
             <w:r/>
@@ -9232,7 +9161,7 @@
         </w:tc>
         <w:tc>
           <w:tcPr>
-            <w:tcW w:type="dxa" w:w="4320"/>
+            <w:tcW w:type="dxa" w:w="3120"/>
           </w:tcPr>
           <w:p>
             <w:r/>
@@ -9250,7 +9179,7 @@
       <w:tr>
         <w:tc>
           <w:tcPr>
-            <w:tcW w:type="dxa" w:w="4320"/>
+            <w:tcW w:type="dxa" w:w="3120"/>
           </w:tcPr>
           <w:p>
             <w:r/>
@@ -9266,7 +9195,7 @@
         </w:tc>
         <w:tc>
           <w:tcPr>
-            <w:tcW w:type="dxa" w:w="4320"/>
+            <w:tcW w:type="dxa" w:w="3120"/>
           </w:tcPr>
           <w:p>
             <w:r/>
@@ -9282,7 +9211,7 @@
         </w:tc>
         <w:tc>
           <w:tcPr>
-            <w:tcW w:type="dxa" w:w="4320"/>
+            <w:tcW w:type="dxa" w:w="3120"/>
           </w:tcPr>
           <w:p>
             <w:r/>
@@ -9325,13 +9254,13 @@
         </w:tblBorders>
       </w:tblPr>
       <w:tblGrid>
-        <w:gridCol w:w="6480"/>
-        <w:gridCol w:w="6480"/>
+        <w:gridCol w:w="4680"/>
+        <w:gridCol w:w="4680"/>
       </w:tblGrid>
       <w:tr>
         <w:tc>
           <w:tcPr>
-            <w:tcW w:type="dxa" w:w="6480"/>
+            <w:tcW w:type="dxa" w:w="4680"/>
           </w:tcPr>
           <w:p>
             <w:r/>
@@ -9347,7 +9276,7 @@
         </w:tc>
         <w:tc>
           <w:tcPr>
-            <w:tcW w:type="dxa" w:w="6480"/>
+            <w:tcW w:type="dxa" w:w="4680"/>
           </w:tcPr>
           <w:p>
             <w:r/>
@@ -9365,7 +9294,7 @@
       <w:tr>
         <w:tc>
           <w:tcPr>
-            <w:tcW w:type="dxa" w:w="6480"/>
+            <w:tcW w:type="dxa" w:w="4680"/>
           </w:tcPr>
           <w:p>
             <w:r/>
@@ -9381,7 +9310,7 @@
         </w:tc>
         <w:tc>
           <w:tcPr>
-            <w:tcW w:type="dxa" w:w="6480"/>
+            <w:tcW w:type="dxa" w:w="4680"/>
           </w:tcPr>
           <w:p>
             <w:r/>
@@ -9399,7 +9328,7 @@
       <w:tr>
         <w:tc>
           <w:tcPr>
-            <w:tcW w:type="dxa" w:w="6480"/>
+            <w:tcW w:type="dxa" w:w="4680"/>
           </w:tcPr>
           <w:p>
             <w:r/>
@@ -9415,7 +9344,7 @@
         </w:tc>
         <w:tc>
           <w:tcPr>
-            <w:tcW w:type="dxa" w:w="6480"/>
+            <w:tcW w:type="dxa" w:w="4680"/>
           </w:tcPr>
           <w:p>
             <w:r/>
@@ -9433,7 +9362,7 @@
       <w:tr>
         <w:tc>
           <w:tcPr>
-            <w:tcW w:type="dxa" w:w="6480"/>
+            <w:tcW w:type="dxa" w:w="4680"/>
           </w:tcPr>
           <w:p>
             <w:r/>
@@ -9449,7 +9378,7 @@
         </w:tc>
         <w:tc>
           <w:tcPr>
-            <w:tcW w:type="dxa" w:w="6480"/>
+            <w:tcW w:type="dxa" w:w="4680"/>
           </w:tcPr>
           <w:p>
             <w:r/>
@@ -9467,7 +9396,7 @@
       <w:tr>
         <w:tc>
           <w:tcPr>
-            <w:tcW w:type="dxa" w:w="6480"/>
+            <w:tcW w:type="dxa" w:w="4680"/>
           </w:tcPr>
           <w:p>
             <w:r/>
@@ -9483,7 +9412,7 @@
         </w:tc>
         <w:tc>
           <w:tcPr>
-            <w:tcW w:type="dxa" w:w="6480"/>
+            <w:tcW w:type="dxa" w:w="4680"/>
           </w:tcPr>
           <w:p>
             <w:r/>
@@ -9501,7 +9430,7 @@
       <w:tr>
         <w:tc>
           <w:tcPr>
-            <w:tcW w:type="dxa" w:w="6480"/>
+            <w:tcW w:type="dxa" w:w="4680"/>
           </w:tcPr>
           <w:p>
             <w:r/>
@@ -9517,7 +9446,7 @@
         </w:tc>
         <w:tc>
           <w:tcPr>
-            <w:tcW w:type="dxa" w:w="6480"/>
+            <w:tcW w:type="dxa" w:w="4680"/>
           </w:tcPr>
           <w:p>
             <w:r/>
@@ -9535,7 +9464,7 @@
       <w:tr>
         <w:tc>
           <w:tcPr>
-            <w:tcW w:type="dxa" w:w="6480"/>
+            <w:tcW w:type="dxa" w:w="4680"/>
           </w:tcPr>
           <w:p>
             <w:r/>
@@ -9551,7 +9480,7 @@
         </w:tc>
         <w:tc>
           <w:tcPr>
-            <w:tcW w:type="dxa" w:w="6480"/>
+            <w:tcW w:type="dxa" w:w="4680"/>
           </w:tcPr>
           <w:p>
             <w:r/>
@@ -9569,7 +9498,7 @@
       <w:tr>
         <w:tc>
           <w:tcPr>
-            <w:tcW w:type="dxa" w:w="6480"/>
+            <w:tcW w:type="dxa" w:w="4680"/>
           </w:tcPr>
           <w:p>
             <w:r/>
@@ -9585,7 +9514,7 @@
         </w:tc>
         <w:tc>
           <w:tcPr>
-            <w:tcW w:type="dxa" w:w="6480"/>
+            <w:tcW w:type="dxa" w:w="4680"/>
           </w:tcPr>
           <w:p>
             <w:r/>
@@ -9628,14 +9557,14 @@
         </w:tblBorders>
       </w:tblPr>
       <w:tblGrid>
-        <w:gridCol w:w="4320"/>
-        <w:gridCol w:w="4320"/>
-        <w:gridCol w:w="4320"/>
+        <w:gridCol w:w="3120"/>
+        <w:gridCol w:w="3120"/>
+        <w:gridCol w:w="3120"/>
       </w:tblGrid>
       <w:tr>
         <w:tc>
           <w:tcPr>
-            <w:tcW w:type="dxa" w:w="4320"/>
+            <w:tcW w:type="dxa" w:w="3120"/>
           </w:tcPr>
           <w:p>
             <w:r/>
@@ -9651,7 +9580,7 @@
         </w:tc>
         <w:tc>
           <w:tcPr>
-            <w:tcW w:type="dxa" w:w="4320"/>
+            <w:tcW w:type="dxa" w:w="3120"/>
           </w:tcPr>
           <w:p>
             <w:r/>
@@ -9667,7 +9596,7 @@
         </w:tc>
         <w:tc>
           <w:tcPr>
-            <w:tcW w:type="dxa" w:w="4320"/>
+            <w:tcW w:type="dxa" w:w="3120"/>
           </w:tcPr>
           <w:p>
             <w:r/>
@@ -9685,7 +9614,7 @@
       <w:tr>
         <w:tc>
           <w:tcPr>
-            <w:tcW w:type="dxa" w:w="4320"/>
+            <w:tcW w:type="dxa" w:w="3120"/>
           </w:tcPr>
           <w:p>
             <w:r/>
@@ -9701,7 +9630,7 @@
         </w:tc>
         <w:tc>
           <w:tcPr>
-            <w:tcW w:type="dxa" w:w="4320"/>
+            <w:tcW w:type="dxa" w:w="3120"/>
           </w:tcPr>
           <w:p>
             <w:r/>
@@ -9717,7 +9646,7 @@
         </w:tc>
         <w:tc>
           <w:tcPr>
-            <w:tcW w:type="dxa" w:w="4320"/>
+            <w:tcW w:type="dxa" w:w="3120"/>
           </w:tcPr>
           <w:p>
             <w:r/>
@@ -9735,7 +9664,7 @@
       <w:tr>
         <w:tc>
           <w:tcPr>
-            <w:tcW w:type="dxa" w:w="4320"/>
+            <w:tcW w:type="dxa" w:w="3120"/>
           </w:tcPr>
           <w:p>
             <w:r/>
@@ -9751,7 +9680,7 @@
         </w:tc>
         <w:tc>
           <w:tcPr>
-            <w:tcW w:type="dxa" w:w="4320"/>
+            <w:tcW w:type="dxa" w:w="3120"/>
           </w:tcPr>
           <w:p>
             <w:r/>
@@ -9767,7 +9696,7 @@
         </w:tc>
         <w:tc>
           <w:tcPr>
-            <w:tcW w:type="dxa" w:w="4320"/>
+            <w:tcW w:type="dxa" w:w="3120"/>
           </w:tcPr>
           <w:p>
             <w:r/>
@@ -9785,7 +9714,7 @@
       <w:tr>
         <w:tc>
           <w:tcPr>
-            <w:tcW w:type="dxa" w:w="4320"/>
+            <w:tcW w:type="dxa" w:w="3120"/>
           </w:tcPr>
           <w:p>
             <w:r/>
@@ -9801,7 +9730,7 @@
         </w:tc>
         <w:tc>
           <w:tcPr>
-            <w:tcW w:type="dxa" w:w="4320"/>
+            <w:tcW w:type="dxa" w:w="3120"/>
           </w:tcPr>
           <w:p>
             <w:r/>
@@ -9817,7 +9746,7 @@
         </w:tc>
         <w:tc>
           <w:tcPr>
-            <w:tcW w:type="dxa" w:w="4320"/>
+            <w:tcW w:type="dxa" w:w="3120"/>
           </w:tcPr>
           <w:p>
             <w:r/>
@@ -9835,7 +9764,7 @@
       <w:tr>
         <w:tc>
           <w:tcPr>
-            <w:tcW w:type="dxa" w:w="4320"/>
+            <w:tcW w:type="dxa" w:w="3120"/>
           </w:tcPr>
           <w:p>
             <w:r/>
@@ -9851,7 +9780,7 @@
         </w:tc>
         <w:tc>
           <w:tcPr>
-            <w:tcW w:type="dxa" w:w="4320"/>
+            <w:tcW w:type="dxa" w:w="3120"/>
           </w:tcPr>
           <w:p>
             <w:r/>
@@ -9867,7 +9796,7 @@
         </w:tc>
         <w:tc>
           <w:tcPr>
-            <w:tcW w:type="dxa" w:w="4320"/>
+            <w:tcW w:type="dxa" w:w="3120"/>
           </w:tcPr>
           <w:p>
             <w:r/>
@@ -9885,7 +9814,7 @@
       <w:tr>
         <w:tc>
           <w:tcPr>
-            <w:tcW w:type="dxa" w:w="4320"/>
+            <w:tcW w:type="dxa" w:w="3120"/>
           </w:tcPr>
           <w:p>
             <w:r/>
@@ -9901,7 +9830,7 @@
         </w:tc>
         <w:tc>
           <w:tcPr>
-            <w:tcW w:type="dxa" w:w="4320"/>
+            <w:tcW w:type="dxa" w:w="3120"/>
           </w:tcPr>
           <w:p>
             <w:r/>
@@ -9917,7 +9846,7 @@
         </w:tc>
         <w:tc>
           <w:tcPr>
-            <w:tcW w:type="dxa" w:w="4320"/>
+            <w:tcW w:type="dxa" w:w="3120"/>
           </w:tcPr>
           <w:p>
             <w:r/>
@@ -9935,7 +9864,7 @@
       <w:tr>
         <w:tc>
           <w:tcPr>
-            <w:tcW w:type="dxa" w:w="4320"/>
+            <w:tcW w:type="dxa" w:w="3120"/>
           </w:tcPr>
           <w:p>
             <w:r/>
@@ -9951,7 +9880,7 @@
         </w:tc>
         <w:tc>
           <w:tcPr>
-            <w:tcW w:type="dxa" w:w="4320"/>
+            <w:tcW w:type="dxa" w:w="3120"/>
           </w:tcPr>
           <w:p>
             <w:r/>
@@ -9967,7 +9896,7 @@
         </w:tc>
         <w:tc>
           <w:tcPr>
-            <w:tcW w:type="dxa" w:w="4320"/>
+            <w:tcW w:type="dxa" w:w="3120"/>
           </w:tcPr>
           <w:p>
             <w:r/>
@@ -10017,7 +9946,7 @@
       </w:r>
     </w:p>
     <w:sectPr>
-      <w:pgSz w:w="15840" w:h="12240"/>
+      <w:pgSz w:w="12240" w:h="15840"/>
       <w:pgMar w:top="1440" w:right="1440" w:bottom="1440" w:left="1440" w:header="720" w:footer="720" w:gutter="0"/>
       <w:cols w:space="720"/>
       <w:docGrid w:linePitch="360"/>

--- a/wankoe-python-model/dossiers/DT-002/DT-002-Zone11-Sizing-Note.docx
+++ b/wankoe-python-model/dossiers/DT-002/DT-002-Zone11-Sizing-Note.docx
@@ -121,7 +121,7 @@
           <w:color w:val="605E5C"/>
           <w:sz w:val="20"/>
         </w:rPr>
-        <w:t>Internal technical dossier - August 2026 - produced by NOEZYS</w:t>
+        <w:t>Internal technical dossier - REV B, August 2026 - produced by NOEZYS</w:t>
       </w:r>
     </w:p>
     <w:p>
@@ -141,6 +141,192 @@
     <w:p>
       <w:r>
         <w:br w:type="page"/>
+      </w:r>
+    </w:p>
+    <w:p>
+      <w:pPr>
+        <w:pStyle w:val="Heading1"/>
+      </w:pPr>
+      <w:r>
+        <w:t>0. Revision history</w:t>
+      </w:r>
+    </w:p>
+    <w:tbl>
+      <w:tblPr>
+        <w:tblW w:type="auto" w:w="0"/>
+        <w:tblLook w:firstColumn="1" w:firstRow="1" w:lastColumn="0" w:lastRow="0" w:noHBand="0" w:noVBand="1" w:val="04A0"/>
+        <w:tblBorders>
+          <w:top w:val="single" w:sz="4" w:color="B9B6E0"/>
+          <w:left w:val="single" w:sz="4" w:color="B9B6E0"/>
+          <w:bottom w:val="single" w:sz="4" w:color="B9B6E0"/>
+          <w:right w:val="single" w:sz="4" w:color="B9B6E0"/>
+          <w:insideH w:val="single" w:sz="4" w:color="B9B6E0"/>
+          <w:insideV w:val="single" w:sz="4" w:color="B9B6E0"/>
+        </w:tblBorders>
+      </w:tblPr>
+      <w:tblGrid>
+        <w:gridCol w:w="3120"/>
+        <w:gridCol w:w="3120"/>
+        <w:gridCol w:w="3120"/>
+      </w:tblGrid>
+      <w:tr>
+        <w:tc>
+          <w:tcPr>
+            <w:tcW w:type="dxa" w:w="3120"/>
+          </w:tcPr>
+          <w:p>
+            <w:r/>
+            <w:r>
+              <w:rPr>
+                <w:rFonts w:ascii="Aptos" w:hAnsi="Aptos"/>
+                <w:b/>
+                <w:sz w:val="17"/>
+              </w:rPr>
+              <w:t>Rev</w:t>
+            </w:r>
+          </w:p>
+        </w:tc>
+        <w:tc>
+          <w:tcPr>
+            <w:tcW w:type="dxa" w:w="3120"/>
+          </w:tcPr>
+          <w:p>
+            <w:r/>
+            <w:r>
+              <w:rPr>
+                <w:rFonts w:ascii="Aptos" w:hAnsi="Aptos"/>
+                <w:b/>
+                <w:sz w:val="17"/>
+              </w:rPr>
+              <w:t>Date</w:t>
+            </w:r>
+          </w:p>
+        </w:tc>
+        <w:tc>
+          <w:tcPr>
+            <w:tcW w:type="dxa" w:w="3120"/>
+          </w:tcPr>
+          <w:p>
+            <w:r/>
+            <w:r>
+              <w:rPr>
+                <w:rFonts w:ascii="Aptos" w:hAnsi="Aptos"/>
+                <w:b/>
+                <w:sz w:val="17"/>
+              </w:rPr>
+              <w:t>Changes</w:t>
+            </w:r>
+          </w:p>
+        </w:tc>
+      </w:tr>
+      <w:tr>
+        <w:tc>
+          <w:tcPr>
+            <w:tcW w:type="dxa" w:w="3120"/>
+          </w:tcPr>
+          <w:p>
+            <w:r/>
+            <w:r>
+              <w:rPr>
+                <w:rFonts w:ascii="Aptos" w:hAnsi="Aptos"/>
+                <w:b w:val="0"/>
+                <w:sz w:val="17"/>
+              </w:rPr>
+              <w:t>A</w:t>
+            </w:r>
+          </w:p>
+        </w:tc>
+        <w:tc>
+          <w:tcPr>
+            <w:tcW w:type="dxa" w:w="3120"/>
+          </w:tcPr>
+          <w:p>
+            <w:r/>
+            <w:r>
+              <w:rPr>
+                <w:rFonts w:ascii="Aptos" w:hAnsi="Aptos"/>
+                <w:b w:val="0"/>
+                <w:sz w:val="17"/>
+              </w:rPr>
+              <w:t>2026-08-17</w:t>
+            </w:r>
+          </w:p>
+        </w:tc>
+        <w:tc>
+          <w:tcPr>
+            <w:tcW w:type="dxa" w:w="3120"/>
+          </w:tcPr>
+          <w:p>
+            <w:r/>
+            <w:r>
+              <w:rPr>
+                <w:rFonts w:ascii="Aptos" w:hAnsi="Aptos"/>
+                <w:b w:val="0"/>
+                <w:sz w:val="17"/>
+              </w:rPr>
+              <w:t>First issue (calibration epoch A_j 60 / b_j 0.8, pre-Q12).</w:t>
+            </w:r>
+          </w:p>
+        </w:tc>
+      </w:tr>
+      <w:tr>
+        <w:tc>
+          <w:tcPr>
+            <w:tcW w:type="dxa" w:w="3120"/>
+          </w:tcPr>
+          <w:p>
+            <w:r/>
+            <w:r>
+              <w:rPr>
+                <w:rFonts w:ascii="Aptos" w:hAnsi="Aptos"/>
+                <w:b w:val="0"/>
+                <w:sz w:val="17"/>
+              </w:rPr>
+              <w:t>B</w:t>
+            </w:r>
+          </w:p>
+        </w:tc>
+        <w:tc>
+          <w:tcPr>
+            <w:tcW w:type="dxa" w:w="3120"/>
+          </w:tcPr>
+          <w:p>
+            <w:r/>
+            <w:r>
+              <w:rPr>
+                <w:rFonts w:ascii="Aptos" w:hAnsi="Aptos"/>
+                <w:b w:val="0"/>
+                <w:sz w:val="17"/>
+              </w:rPr>
+              <w:t>2026-08-18</w:t>
+            </w:r>
+          </w:p>
+        </w:tc>
+        <w:tc>
+          <w:tcPr>
+            <w:tcW w:type="dxa" w:w="3120"/>
+          </w:tcPr>
+          <w:p>
+            <w:r/>
+            <w:r>
+              <w:rPr>
+                <w:rFonts w:ascii="Aptos" w:hAnsi="Aptos"/>
+                <w:b w:val="0"/>
+                <w:sz w:val="17"/>
+              </w:rPr>
+              <w:t>FINAL for the Bruno exchange. (1) Calibration ratified by the client (Q12, 2026-08-17): A_j 60 -&gt; 65, b_j 0.8 -&gt; 1.5 (expert-book calcite centrals) — every figure regenerated at the ratified defaults. Headline moves vs REV A: CR.5011 t10 5.71 -&gt; 11.11 %, RR n 1.645 -&gt; 1.347 (finer loop product), recirculation 1A 69.3 -&gt; 68.9 t/h, KFS envelope 8.8/82.3/8.9 (still compliant), KFS yield 24.88 -&gt; 23.36 %, zone-1.1 mode-1A hours 1 366.6 -&gt; 1 455.2 h/y, SR.5008 purchase minimum bottom deck 9.6 -&gt; 9.8 m2. If Bruno was configured from REV A, update A_j/b_j and re-read the PSD tables. (2) Correction: REV A section 9 printed the recycle confrontation as 'PFD 125 vs 324 t/h' due to a stream-selection error in the extraction script; the correct engine recycle is ~74 t/h wet (the 324 was the screen feed). Fixed in the script and herein.</w:t>
+            </w:r>
+          </w:p>
+        </w:tc>
+      </w:tr>
+    </w:tbl>
+    <w:p>
+      <w:r>
+        <w:rPr>
+          <w:color w:val="605E5C"/>
+          <w:sz w:val="16"/>
+        </w:rPr>
+        <w:t>This revision table is authored; every figure in it replays from dt002_data.json at the commits stated in the provenance footers.</w:t>
       </w:r>
     </w:p>
     <w:p>
@@ -1286,7 +1472,7 @@
                 <w:b w:val="0"/>
                 <w:sz w:val="17"/>
               </w:rPr>
-              <w:t>60 / 0.8</w:t>
+              <w:t>65 / 1.5</w:t>
             </w:r>
           </w:p>
         </w:tc>
@@ -1302,7 +1488,7 @@
                 <w:b w:val="0"/>
                 <w:sz w:val="17"/>
               </w:rPr>
-              <w:t>[H] pending drop-weight tests (none launched, client 2026-08-16)</w:t>
+              <w:t>RATIFIED defaults (client Q12, 2026-08-17): expert-book calcite centrals, supersede the 60 / 0.8 of REV A; vendor gradation tests are the closing instrument</w:t>
             </w:r>
           </w:p>
         </w:tc>
@@ -1483,7 +1669,7 @@
     </w:p>
     <w:p>
       <w:r>
-        <w:t>The impactor's breakage intensity comes from the rotor speed: specific energy Ecs = v^2 / 7 200 kWh/t (kinetic energy of the tip speed), then the JK-style characteristic t10 = A_j (1 - exp(-b_j Ecs)) with A_j = 60 and b_j = 0.8 [H]. The t10 sets the product curve SHAPE through the RR uniformity n = max(0.65, (30/t10)^0.3): a harder hit (higher t10) gives a flatter (better graded) product. The product curve is then M1's truncated RR with x80 = CSS and that n; power is M2 on the impactor's own F80 to P80. THE LOOP: SR.5008 deck-1 oversize (plus, in mode 1B, the 20/35 cut) feeds CR.5011, whose product returns to the screen feed. The engine solves this recycle as a fixed point, iterating until BOTH the recycled flow rate and its entire curve change by less than the tolerance; all figures in this note are the converged state.</w:t>
+        <w:t>The impactor's breakage intensity comes from the rotor speed: specific energy Ecs = v^2 / 7 200 kWh/t (kinetic energy of the tip speed), then the JK-style characteristic t10 = A_j (1 - exp(-b_j Ecs)) with A_j = 65 and b_j = 1.5 (ratified defaults, client Q12 2026-08-17). The t10 sets the product curve SHAPE through the RR uniformity n = max(0.65, (30/t10)^0.3): a harder hit (higher t10) gives a flatter (better graded) product. The product curve is then M1's truncated RR with x80 = CSS and that n; power is M2 on the impactor's own F80 to P80. THE LOOP: SR.5008 deck-1 oversize (plus, in mode 1B, the 20/35 cut) feeds CR.5011, whose product returns to the screen feed. The engine solves this recycle as a fixed point, iterating until BOTH the recycled flow rate and its entire curve change by less than the tolerance; all figures in this note are the converged state.</w:t>
       </w:r>
     </w:p>
     <w:p>
@@ -1679,7 +1865,7 @@
                 <w:b w:val="0"/>
                 <w:sz w:val="17"/>
               </w:rPr>
-              <w:t>Feed 324.48 t/h wet (301.77 dry); feed context at 35 mm: 53.25 % passing a/2, 22.89 % oversize</w:t>
+              <w:t>Feed 324.12 t/h wet (301.43 dry); feed context at 35 mm: 54.76 % passing a/2, 22.86 % oversize</w:t>
             </w:r>
           </w:p>
         </w:tc>
@@ -1711,7 +1897,7 @@
                 <w:b w:val="0"/>
                 <w:sz w:val="17"/>
               </w:rPr>
-              <w:t>Required areas: top 6.80 m2, bottom 7.15 m2. Purchase minima (client 2026-08-15, RAIN duty): 9.1 / 9.6 m2</w:t>
+              <w:t>Required areas: top 6.80 m2, bottom 7.29 m2. Purchase minima (client 2026-08-15, RAIN duty): 9.1 / 9.8 m2</w:t>
             </w:r>
           </w:p>
         </w:tc>
@@ -1745,7 +1931,7 @@
                 <w:b w:val="0"/>
                 <w:sz w:val="17"/>
               </w:rPr>
-              <w:t>Loop load 74.48 t/h wet of 90 t/h vendor wet rating = 82.8 %; F80 63.02 mm, P80 29.30 mm, CSS 30 mm, v 30 m/s</w:t>
+              <w:t>Loop load 74.12 t/h wet of 90 t/h vendor wet rating = 82.4 %; F80 63.13 mm, P80 28.42 mm, CSS 30 mm, v 30 m/s</w:t>
             </w:r>
           </w:p>
         </w:tc>
@@ -1761,7 +1947,7 @@
                 <w:b w:val="0"/>
                 <w:sz w:val="17"/>
               </w:rPr>
-              <w:t>Ecs 0.125 kWh/t, t10 5.7 %, n 1.65; W 0.233 kWh/t, absorbed 21.5 kW (installed 132 kW)</w:t>
+              <w:t>Ecs 0.125 kWh/t, t10 11.1 %, n 1.35; W 0.245 kWh/t, absorbed 22.5 kW (installed 132 kW)</w:t>
             </w:r>
           </w:p>
         </w:tc>
@@ -1777,7 +1963,7 @@
                 <w:b w:val="0"/>
                 <w:sz w:val="17"/>
               </w:rPr>
-              <w:t>Recirculation 69.27 t/h dry</w:t>
+              <w:t>Recirculation 68.93 t/h dry</w:t>
             </w:r>
           </w:p>
         </w:tc>
@@ -2042,7 +2228,7 @@
                 <w:b w:val="0"/>
                 <w:sz w:val="14"/>
               </w:rPr>
-              <w:t>301.77</w:t>
+              <w:t>301.43</w:t>
             </w:r>
           </w:p>
         </w:tc>
@@ -2058,7 +2244,7 @@
                 <w:b w:val="0"/>
                 <w:sz w:val="14"/>
               </w:rPr>
-              <w:t>69.27</w:t>
+              <w:t>68.93</w:t>
             </w:r>
           </w:p>
         </w:tc>
@@ -2090,7 +2276,7 @@
                 <w:b w:val="0"/>
                 <w:sz w:val="14"/>
               </w:rPr>
-              <w:t>57.85</w:t>
+              <w:t>54.32</w:t>
             </w:r>
           </w:p>
         </w:tc>
@@ -2106,7 +2292,7 @@
                 <w:b w:val="0"/>
                 <w:sz w:val="14"/>
               </w:rPr>
-              <w:t>174.65</w:t>
+              <w:t>178.18</w:t>
             </w:r>
           </w:p>
         </w:tc>
@@ -2122,7 +2308,7 @@
                 <w:b w:val="0"/>
                 <w:sz w:val="14"/>
               </w:rPr>
-              <w:t>69.27</w:t>
+              <w:t>68.93</w:t>
             </w:r>
           </w:p>
         </w:tc>
@@ -2138,7 +2324,7 @@
                 <w:b w:val="0"/>
                 <w:sz w:val="14"/>
               </w:rPr>
-              <w:t>69.27</w:t>
+              <w:t>68.93</w:t>
             </w:r>
           </w:p>
         </w:tc>
@@ -2204,7 +2390,7 @@
                 <w:b w:val="0"/>
                 <w:sz w:val="14"/>
               </w:rPr>
-              <w:t>324.48</w:t>
+              <w:t>324.12</w:t>
             </w:r>
           </w:p>
         </w:tc>
@@ -2220,7 +2406,7 @@
                 <w:b w:val="0"/>
                 <w:sz w:val="14"/>
               </w:rPr>
-              <w:t>74.48</w:t>
+              <w:t>74.12</w:t>
             </w:r>
           </w:p>
         </w:tc>
@@ -2252,7 +2438,7 @@
                 <w:b w:val="0"/>
                 <w:sz w:val="14"/>
               </w:rPr>
-              <w:t>62.20</w:t>
+              <w:t>58.41</w:t>
             </w:r>
           </w:p>
         </w:tc>
@@ -2268,7 +2454,7 @@
                 <w:b w:val="0"/>
                 <w:sz w:val="14"/>
               </w:rPr>
-              <w:t>187.80</w:t>
+              <w:t>191.59</w:t>
             </w:r>
           </w:p>
         </w:tc>
@@ -2284,7 +2470,7 @@
                 <w:b w:val="0"/>
                 <w:sz w:val="14"/>
               </w:rPr>
-              <w:t>74.48</w:t>
+              <w:t>74.12</w:t>
             </w:r>
           </w:p>
         </w:tc>
@@ -2300,7 +2486,7 @@
                 <w:b w:val="0"/>
                 <w:sz w:val="14"/>
               </w:rPr>
-              <w:t>74.48</w:t>
+              <w:t>74.12</w:t>
             </w:r>
           </w:p>
         </w:tc>
@@ -2366,7 +2552,7 @@
                 <w:b w:val="0"/>
                 <w:sz w:val="14"/>
               </w:rPr>
-              <w:t>38.31</w:t>
+              <w:t>38.38</w:t>
             </w:r>
           </w:p>
         </w:tc>
@@ -2382,7 +2568,7 @@
                 <w:b w:val="0"/>
                 <w:sz w:val="14"/>
               </w:rPr>
-              <w:t>63.02</w:t>
+              <w:t>63.13</w:t>
             </w:r>
           </w:p>
         </w:tc>
@@ -2398,7 +2584,7 @@
                 <w:b w:val="0"/>
                 <w:sz w:val="14"/>
               </w:rPr>
-              <w:t>22.41</w:t>
+              <w:t>21.73</w:t>
             </w:r>
           </w:p>
         </w:tc>
@@ -2414,7 +2600,7 @@
                 <w:b w:val="0"/>
                 <w:sz w:val="14"/>
               </w:rPr>
-              <w:t>31.68</w:t>
+              <w:t>31.81</w:t>
             </w:r>
           </w:p>
         </w:tc>
@@ -2430,7 +2616,7 @@
                 <w:b w:val="0"/>
                 <w:sz w:val="14"/>
               </w:rPr>
-              <w:t>14.17</w:t>
+              <w:t>13.82</w:t>
             </w:r>
           </w:p>
         </w:tc>
@@ -2446,7 +2632,7 @@
                 <w:b w:val="0"/>
                 <w:sz w:val="14"/>
               </w:rPr>
-              <w:t>63.02</w:t>
+              <w:t>63.13</w:t>
             </w:r>
           </w:p>
         </w:tc>
@@ -2462,7 +2648,7 @@
                 <w:b w:val="0"/>
                 <w:sz w:val="14"/>
               </w:rPr>
-              <w:t>29.29</w:t>
+              <w:t>28.42</w:t>
             </w:r>
           </w:p>
         </w:tc>
@@ -2528,7 +2714,7 @@
                 <w:b w:val="0"/>
                 <w:sz w:val="14"/>
               </w:rPr>
-              <w:t>0.94</w:t>
+              <w:t>1.05</w:t>
             </w:r>
           </w:p>
         </w:tc>
@@ -2560,7 +2746,7 @@
                 <w:b w:val="0"/>
                 <w:sz w:val="14"/>
               </w:rPr>
-              <w:t>1.22</w:t>
+              <w:t>1.36</w:t>
             </w:r>
           </w:p>
         </w:tc>
@@ -2592,7 +2778,7 @@
                 <w:b w:val="0"/>
                 <w:sz w:val="14"/>
               </w:rPr>
-              <w:t>1.63</w:t>
+              <w:t>1.78</w:t>
             </w:r>
           </w:p>
         </w:tc>
@@ -2624,7 +2810,7 @@
                 <w:b w:val="0"/>
                 <w:sz w:val="14"/>
               </w:rPr>
-              <w:t>0.19</w:t>
+              <w:t>0.66</w:t>
             </w:r>
           </w:p>
         </w:tc>
@@ -2690,7 +2876,7 @@
                 <w:b w:val="0"/>
                 <w:sz w:val="14"/>
               </w:rPr>
-              <w:t>2.40</w:t>
+              <w:t>2.65</w:t>
             </w:r>
           </w:p>
         </w:tc>
@@ -2722,7 +2908,7 @@
                 <w:b w:val="0"/>
                 <w:sz w:val="14"/>
               </w:rPr>
-              <w:t>3.11</w:t>
+              <w:t>3.43</w:t>
             </w:r>
           </w:p>
         </w:tc>
@@ -2754,7 +2940,7 @@
                 <w:b w:val="0"/>
                 <w:sz w:val="14"/>
               </w:rPr>
-              <w:t>4.14</w:t>
+              <w:t>4.48</w:t>
             </w:r>
           </w:p>
         </w:tc>
@@ -2786,7 +2972,7 @@
                 <w:b w:val="0"/>
                 <w:sz w:val="14"/>
               </w:rPr>
-              <w:t>0.60</w:t>
+              <w:t>1.67</w:t>
             </w:r>
           </w:p>
         </w:tc>
@@ -2852,7 +3038,7 @@
                 <w:b w:val="0"/>
                 <w:sz w:val="14"/>
               </w:rPr>
-              <w:t>5.98</w:t>
+              <w:t>6.52</w:t>
             </w:r>
           </w:p>
         </w:tc>
@@ -2884,7 +3070,7 @@
                 <w:b w:val="0"/>
                 <w:sz w:val="14"/>
               </w:rPr>
-              <w:t>7.76</w:t>
+              <w:t>8.45</w:t>
             </w:r>
           </w:p>
         </w:tc>
@@ -2916,7 +3102,7 @@
                 <w:b w:val="0"/>
                 <w:sz w:val="14"/>
               </w:rPr>
-              <w:t>10.33</w:t>
+              <w:t>11.03</w:t>
             </w:r>
           </w:p>
         </w:tc>
@@ -2948,7 +3134,7 @@
                 <w:b w:val="0"/>
                 <w:sz w:val="14"/>
               </w:rPr>
-              <w:t>1.86</w:t>
+              <w:t>4.20</w:t>
             </w:r>
           </w:p>
         </w:tc>
@@ -3014,7 +3200,7 @@
                 <w:b w:val="0"/>
                 <w:sz w:val="14"/>
               </w:rPr>
-              <w:t>18.14</w:t>
+              <w:t>19.43</w:t>
             </w:r>
           </w:p>
         </w:tc>
@@ -3046,7 +3232,7 @@
                 <w:b w:val="0"/>
                 <w:sz w:val="14"/>
               </w:rPr>
-              <w:t>23.54</w:t>
+              <w:t>25.19</w:t>
             </w:r>
           </w:p>
         </w:tc>
@@ -3078,7 +3264,7 @@
                 <w:b w:val="0"/>
                 <w:sz w:val="14"/>
               </w:rPr>
-              <w:t>31.34</w:t>
+              <w:t>32.87</w:t>
             </w:r>
           </w:p>
         </w:tc>
@@ -3110,7 +3296,7 @@
                 <w:b w:val="0"/>
                 <w:sz w:val="14"/>
               </w:rPr>
-              <w:t>8.15</w:t>
+              <w:t>13.73</w:t>
             </w:r>
           </w:p>
         </w:tc>
@@ -3176,7 +3362,7 @@
                 <w:b w:val="0"/>
                 <w:sz w:val="14"/>
               </w:rPr>
-              <w:t>35.54</w:t>
+              <w:t>37.39</w:t>
             </w:r>
           </w:p>
         </w:tc>
@@ -3208,7 +3394,7 @@
                 <w:b w:val="0"/>
                 <w:sz w:val="14"/>
               </w:rPr>
-              <w:t>46.12</w:t>
+              <w:t>48.48</w:t>
             </w:r>
           </w:p>
         </w:tc>
@@ -3240,7 +3426,7 @@
                 <w:b w:val="0"/>
                 <w:sz w:val="14"/>
               </w:rPr>
-              <w:t>61.40</w:t>
+              <w:t>63.26</w:t>
             </w:r>
           </w:p>
         </w:tc>
@@ -3272,7 +3458,7 @@
                 <w:b w:val="0"/>
                 <w:sz w:val="14"/>
               </w:rPr>
-              <w:t>23.35</w:t>
+              <w:t>31.40</w:t>
             </w:r>
           </w:p>
         </w:tc>
@@ -3338,7 +3524,7 @@
                 <w:b w:val="0"/>
                 <w:sz w:val="14"/>
               </w:rPr>
-              <w:t>48.20</w:t>
+              <w:t>49.93</w:t>
             </w:r>
           </w:p>
         </w:tc>
@@ -3370,7 +3556,7 @@
                 <w:b w:val="0"/>
                 <w:sz w:val="14"/>
               </w:rPr>
-              <w:t>62.56</w:t>
+              <w:t>64.73</w:t>
             </w:r>
           </w:p>
         </w:tc>
@@ -3386,7 +3572,7 @@
                 <w:b w:val="0"/>
                 <w:sz w:val="14"/>
               </w:rPr>
-              <w:t>0.24</w:t>
+              <w:t>0.25</w:t>
             </w:r>
           </w:p>
         </w:tc>
@@ -3402,7 +3588,7 @@
                 <w:b w:val="0"/>
                 <w:sz w:val="14"/>
               </w:rPr>
-              <w:t>83.20</w:t>
+              <w:t>84.39</w:t>
             </w:r>
           </w:p>
         </w:tc>
@@ -3434,7 +3620,7 @@
                 <w:b w:val="0"/>
                 <w:sz w:val="14"/>
               </w:rPr>
-              <w:t>40.46</w:t>
+              <w:t>47.99</w:t>
             </w:r>
           </w:p>
         </w:tc>
@@ -3500,7 +3686,7 @@
                 <w:b w:val="0"/>
                 <w:sz w:val="14"/>
               </w:rPr>
-              <w:t>57.91</w:t>
+              <w:t>59.17</w:t>
             </w:r>
           </w:p>
         </w:tc>
@@ -3532,7 +3718,7 @@
                 <w:b w:val="0"/>
                 <w:sz w:val="14"/>
               </w:rPr>
-              <w:t>75.17</w:t>
+              <w:t>76.72</w:t>
             </w:r>
           </w:p>
         </w:tc>
@@ -3548,7 +3734,7 @@
                 <w:b w:val="0"/>
                 <w:sz w:val="14"/>
               </w:rPr>
-              <w:t>8.69</w:t>
+              <w:t>8.77</w:t>
             </w:r>
           </w:p>
         </w:tc>
@@ -3564,7 +3750,7 @@
                 <w:b w:val="0"/>
                 <w:sz w:val="14"/>
               </w:rPr>
-              <w:t>97.18</w:t>
+              <w:t>97.43</w:t>
             </w:r>
           </w:p>
         </w:tc>
@@ -3596,7 +3782,7 @@
                 <w:b w:val="0"/>
                 <w:sz w:val="14"/>
               </w:rPr>
-              <w:t>56.56</w:t>
+              <w:t>62.06</w:t>
             </w:r>
           </w:p>
         </w:tc>
@@ -3662,7 +3848,7 @@
                 <w:b w:val="0"/>
                 <w:sz w:val="14"/>
               </w:rPr>
-              <w:t>65.36</w:t>
+              <w:t>66.09</w:t>
             </w:r>
           </w:p>
         </w:tc>
@@ -3694,7 +3880,7 @@
                 <w:b w:val="0"/>
                 <w:sz w:val="14"/>
               </w:rPr>
-              <w:t>84.80</w:t>
+              <w:t>85.66</w:t>
             </w:r>
           </w:p>
         </w:tc>
@@ -3710,7 +3896,7 @@
                 <w:b w:val="0"/>
                 <w:sz w:val="14"/>
               </w:rPr>
-              <w:t>39.45</w:t>
+              <w:t>39.16</w:t>
             </w:r>
           </w:p>
         </w:tc>
@@ -3726,7 +3912,7 @@
                 <w:b w:val="0"/>
                 <w:sz w:val="14"/>
               </w:rPr>
-              <w:t>99.81</w:t>
+              <w:t>99.83</w:t>
             </w:r>
           </w:p>
         </w:tc>
@@ -3758,7 +3944,7 @@
                 <w:b w:val="0"/>
                 <w:sz w:val="14"/>
               </w:rPr>
-              <w:t>70.16</w:t>
+              <w:t>73.39</w:t>
             </w:r>
           </w:p>
         </w:tc>
@@ -3824,7 +4010,7 @@
                 <w:b w:val="0"/>
                 <w:sz w:val="14"/>
               </w:rPr>
-              <w:t>73.60</w:t>
+              <w:t>73.79</w:t>
             </w:r>
           </w:p>
         </w:tc>
@@ -3840,7 +4026,7 @@
                 <w:b w:val="0"/>
                 <w:sz w:val="14"/>
               </w:rPr>
-              <w:t>2.31</w:t>
+              <w:t>2.18</w:t>
             </w:r>
           </w:p>
         </w:tc>
@@ -3856,7 +4042,7 @@
                 <w:b w:val="0"/>
                 <w:sz w:val="14"/>
               </w:rPr>
-              <w:t>94.83</w:t>
+              <w:t>95.03</w:t>
             </w:r>
           </w:p>
         </w:tc>
@@ -3872,7 +4058,7 @@
                 <w:b w:val="0"/>
                 <w:sz w:val="14"/>
               </w:rPr>
-              <w:t>79.24</w:t>
+              <w:t>78.73</w:t>
             </w:r>
           </w:p>
         </w:tc>
@@ -3888,7 +4074,7 @@
                 <w:b w:val="0"/>
                 <w:sz w:val="14"/>
               </w:rPr>
-              <w:t>99.99</w:t>
+              <w:t>100.00</w:t>
             </w:r>
           </w:p>
         </w:tc>
@@ -3904,7 +4090,7 @@
                 <w:b w:val="0"/>
                 <w:sz w:val="14"/>
               </w:rPr>
-              <w:t>2.31</w:t>
+              <w:t>2.18</w:t>
             </w:r>
           </w:p>
         </w:tc>
@@ -3920,7 +4106,7 @@
                 <w:b w:val="0"/>
                 <w:sz w:val="14"/>
               </w:rPr>
-              <w:t>84.55</w:t>
+              <w:t>85.46</w:t>
             </w:r>
           </w:p>
         </w:tc>
@@ -3986,7 +4172,7 @@
                 <w:b w:val="0"/>
                 <w:sz w:val="14"/>
               </w:rPr>
-              <w:t>77.11</w:t>
+              <w:t>77.14</w:t>
             </w:r>
           </w:p>
         </w:tc>
@@ -4002,7 +4188,7 @@
                 <w:b w:val="0"/>
                 <w:sz w:val="14"/>
               </w:rPr>
-              <w:t>7.41</w:t>
+              <w:t>7.05</w:t>
             </w:r>
           </w:p>
         </w:tc>
@@ -4018,7 +4204,7 @@
                 <w:b w:val="0"/>
                 <w:sz w:val="14"/>
               </w:rPr>
-              <w:t>97.87</w:t>
+              <w:t>97.92</w:t>
             </w:r>
           </w:p>
         </w:tc>
@@ -4034,7 +4220,7 @@
                 <w:b w:val="0"/>
                 <w:sz w:val="14"/>
               </w:rPr>
-              <w:t>91.44</w:t>
+              <w:t>91.09</w:t>
             </w:r>
           </w:p>
         </w:tc>
@@ -4066,7 +4252,7 @@
                 <w:b w:val="0"/>
                 <w:sz w:val="14"/>
               </w:rPr>
-              <w:t>7.41</w:t>
+              <w:t>7.05</w:t>
             </w:r>
           </w:p>
         </w:tc>
@@ -4082,7 +4268,7 @@
                 <w:b w:val="0"/>
                 <w:sz w:val="14"/>
               </w:rPr>
-              <w:t>89.49</w:t>
+              <w:t>89.70</w:t>
             </w:r>
           </w:p>
         </w:tc>
@@ -4148,7 +4334,7 @@
                 <w:b w:val="0"/>
                 <w:sz w:val="14"/>
               </w:rPr>
-              <w:t>81.35</w:t>
+              <w:t>81.27</w:t>
             </w:r>
           </w:p>
         </w:tc>
@@ -4164,7 +4350,7 @@
                 <w:b w:val="0"/>
                 <w:sz w:val="14"/>
               </w:rPr>
-              <w:t>20.37</w:t>
+              <w:t>19.73</w:t>
             </w:r>
           </w:p>
         </w:tc>
@@ -4196,7 +4382,7 @@
                 <w:b w:val="0"/>
                 <w:sz w:val="14"/>
               </w:rPr>
-              <w:t>98.04</w:t>
+              <w:t>97.92</w:t>
             </w:r>
           </w:p>
         </w:tc>
@@ -4228,7 +4414,7 @@
                 <w:b w:val="0"/>
                 <w:sz w:val="14"/>
               </w:rPr>
-              <w:t>20.37</w:t>
+              <w:t>19.73</w:t>
             </w:r>
           </w:p>
         </w:tc>
@@ -4244,7 +4430,7 @@
                 <w:b w:val="0"/>
                 <w:sz w:val="14"/>
               </w:rPr>
-              <w:t>94.54</w:t>
+              <w:t>94.26</w:t>
             </w:r>
           </w:p>
         </w:tc>
@@ -4310,7 +4496,7 @@
                 <w:b w:val="0"/>
                 <w:sz w:val="14"/>
               </w:rPr>
-              <w:t>89.32</w:t>
+              <w:t>89.29</w:t>
             </w:r>
           </w:p>
         </w:tc>
@@ -4326,7 +4512,7 @@
                 <w:b w:val="0"/>
                 <w:sz w:val="14"/>
               </w:rPr>
-              <w:t>53.52</w:t>
+              <w:t>53.23</w:t>
             </w:r>
           </w:p>
         </w:tc>
@@ -4390,7 +4576,7 @@
                 <w:b w:val="0"/>
                 <w:sz w:val="14"/>
               </w:rPr>
-              <w:t>53.52</w:t>
+              <w:t>53.23</w:t>
             </w:r>
           </w:p>
         </w:tc>
@@ -4406,7 +4592,7 @@
                 <w:b w:val="0"/>
                 <w:sz w:val="14"/>
               </w:rPr>
-              <w:t>99.72</w:t>
+              <w:t>99.65</w:t>
             </w:r>
           </w:p>
         </w:tc>
@@ -4472,7 +4658,7 @@
                 <w:b w:val="0"/>
                 <w:sz w:val="14"/>
               </w:rPr>
-              <w:t>95.41</w:t>
+              <w:t>95.40</w:t>
             </w:r>
           </w:p>
         </w:tc>
@@ -4488,7 +4674,7 @@
                 <w:b w:val="0"/>
                 <w:sz w:val="14"/>
               </w:rPr>
-              <w:t>79.98</w:t>
+              <w:t>79.89</w:t>
             </w:r>
           </w:p>
         </w:tc>
@@ -4552,7 +4738,7 @@
                 <w:b w:val="0"/>
                 <w:sz w:val="14"/>
               </w:rPr>
-              <w:t>79.98</w:t>
+              <w:t>79.89</w:t>
             </w:r>
           </w:p>
         </w:tc>
@@ -4650,7 +4836,7 @@
                 <w:b w:val="0"/>
                 <w:sz w:val="14"/>
               </w:rPr>
-              <w:t>92.10</w:t>
+              <w:t>92.06</w:t>
             </w:r>
           </w:p>
         </w:tc>
@@ -4714,7 +4900,7 @@
                 <w:b w:val="0"/>
                 <w:sz w:val="14"/>
               </w:rPr>
-              <w:t>92.10</w:t>
+              <w:t>92.06</w:t>
             </w:r>
           </w:p>
         </w:tc>
@@ -5243,7 +5429,7 @@
     </w:p>
     <w:p>
       <w:r>
-        <w:t>KFS quality check against the kiln envelope (max 30 % below 20 mm, min 55 % in 20/35, max 15 % above 35 mm): below 8.69 %, in cut 82.75 %, above 8.56 %, COMPLIANT. Zone mass balance closes by construction (partition curves conserve mass; the loop is converged).</w:t>
+        <w:t>KFS quality check against the kiln envelope (max 30 % below 20 mm, min 55 % in 20/35, max 15 % above 35 mm): below 8.77 %, in cut 82.32 %, above 8.91 %, COMPLIANT. Zone mass balance closes by construction (partition curves conserve mass; the loop is converged).</w:t>
       </w:r>
     </w:p>
     <w:p>
@@ -5439,7 +5625,7 @@
                 <w:b w:val="0"/>
                 <w:sz w:val="17"/>
               </w:rPr>
-              <w:t>Feed 255.20 t/h wet (237.34 dry); feed context at 35 mm: 62.69 % passing a/2, 17.92 % oversize</w:t>
+              <w:t>Feed 254.51 t/h wet (236.70 dry); feed context at 35 mm: 63.18 % passing a/2, 17.97 % oversize</w:t>
             </w:r>
           </w:p>
         </w:tc>
@@ -5471,7 +5657,7 @@
                 <w:b w:val="0"/>
                 <w:sz w:val="17"/>
               </w:rPr>
-              <w:t>Required areas: top 5.70 m2, bottom 6.55 m2. Purchase minima (client 2026-08-15, RAIN duty): 9.1 / 9.6 m2</w:t>
+              <w:t>Required areas: top 5.68 m2, bottom 6.55 m2. Purchase minima (client 2026-08-15, RAIN duty): 9.1 / 9.8 m2</w:t>
             </w:r>
           </w:p>
         </w:tc>
@@ -5505,7 +5691,7 @@
                 <w:b w:val="0"/>
                 <w:sz w:val="17"/>
               </w:rPr>
-              <w:t>Loop load 83.20 t/h wet of 90 t/h vendor wet rating = 92.4 %; F80 55.63 mm, P80 17.66 mm, CSS 18 mm, v 30 m/s</w:t>
+              <w:t>Loop load 82.51 t/h wet of 90 t/h vendor wet rating = 91.7 %; F80 55.75 mm, P80 17.13 mm, CSS 18 mm, v 30 m/s</w:t>
             </w:r>
           </w:p>
         </w:tc>
@@ -5521,7 +5707,7 @@
                 <w:b w:val="0"/>
                 <w:sz w:val="17"/>
               </w:rPr>
-              <w:t>Ecs 0.125 kWh/t, t10 5.7 %, n 1.65; W 0.412 kWh/t, absorbed 42.5 kW (installed 132 kW)</w:t>
+              <w:t>Ecs 0.125 kWh/t, t10 11.1 %, n 1.35; W 0.427 kWh/t, absorbed 43.7 kW (installed 132 kW)</w:t>
             </w:r>
           </w:p>
         </w:tc>
@@ -5537,7 +5723,7 @@
                 <w:b w:val="0"/>
                 <w:sz w:val="17"/>
               </w:rPr>
-              <w:t>Recirculation 77.38 t/h dry</w:t>
+              <w:t>Recirculation 76.74 t/h dry</w:t>
             </w:r>
           </w:p>
         </w:tc>
@@ -5801,7 +5987,7 @@
                 <w:b w:val="0"/>
                 <w:sz w:val="14"/>
               </w:rPr>
-              <w:t>237.34</w:t>
+              <w:t>236.70</w:t>
             </w:r>
           </w:p>
         </w:tc>
@@ -5817,7 +6003,7 @@
                 <w:b w:val="0"/>
                 <w:sz w:val="14"/>
               </w:rPr>
-              <w:t>42.46</w:t>
+              <w:t>42.47</w:t>
             </w:r>
           </w:p>
         </w:tc>
@@ -5833,7 +6019,7 @@
                 <w:b w:val="0"/>
                 <w:sz w:val="14"/>
               </w:rPr>
-              <w:t>194.88</w:t>
+              <w:t>194.22</w:t>
             </w:r>
           </w:p>
         </w:tc>
@@ -5849,7 +6035,7 @@
                 <w:b w:val="0"/>
                 <w:sz w:val="14"/>
               </w:rPr>
-              <w:t>34.92</w:t>
+              <w:t>34.26</w:t>
             </w:r>
           </w:p>
         </w:tc>
@@ -5881,7 +6067,7 @@
                 <w:b w:val="0"/>
                 <w:sz w:val="14"/>
               </w:rPr>
-              <w:t>77.38</w:t>
+              <w:t>76.74</w:t>
             </w:r>
           </w:p>
         </w:tc>
@@ -5897,7 +6083,7 @@
                 <w:b w:val="0"/>
                 <w:sz w:val="14"/>
               </w:rPr>
-              <w:t>77.38</w:t>
+              <w:t>76.74</w:t>
             </w:r>
           </w:p>
         </w:tc>
@@ -5963,7 +6149,7 @@
                 <w:b w:val="0"/>
                 <w:sz w:val="14"/>
               </w:rPr>
-              <w:t>255.20</w:t>
+              <w:t>254.51</w:t>
             </w:r>
           </w:p>
         </w:tc>
@@ -5979,7 +6165,7 @@
                 <w:b w:val="0"/>
                 <w:sz w:val="14"/>
               </w:rPr>
-              <w:t>45.65</w:t>
+              <w:t>45.67</w:t>
             </w:r>
           </w:p>
         </w:tc>
@@ -5995,7 +6181,7 @@
                 <w:b w:val="0"/>
                 <w:sz w:val="14"/>
               </w:rPr>
-              <w:t>209.55</w:t>
+              <w:t>208.84</w:t>
             </w:r>
           </w:p>
         </w:tc>
@@ -6011,7 +6197,7 @@
                 <w:b w:val="0"/>
                 <w:sz w:val="14"/>
               </w:rPr>
-              <w:t>37.55</w:t>
+              <w:t>36.84</w:t>
             </w:r>
           </w:p>
         </w:tc>
@@ -6043,7 +6229,7 @@
                 <w:b w:val="0"/>
                 <w:sz w:val="14"/>
               </w:rPr>
-              <w:t>83.20</w:t>
+              <w:t>82.51</w:t>
             </w:r>
           </w:p>
         </w:tc>
@@ -6059,7 +6245,7 @@
                 <w:b w:val="0"/>
                 <w:sz w:val="14"/>
               </w:rPr>
-              <w:t>83.20</w:t>
+              <w:t>82.51</w:t>
             </w:r>
           </w:p>
         </w:tc>
@@ -6125,7 +6311,7 @@
                 <w:b w:val="0"/>
                 <w:sz w:val="14"/>
               </w:rPr>
-              <w:t>31.49</w:t>
+              <w:t>31.58</w:t>
             </w:r>
           </w:p>
         </w:tc>
@@ -6141,7 +6327,7 @@
                 <w:b w:val="0"/>
                 <w:sz w:val="14"/>
               </w:rPr>
-              <w:t>65.57</w:t>
+              <w:t>65.56</w:t>
             </w:r>
           </w:p>
         </w:tc>
@@ -6157,7 +6343,7 @@
                 <w:b w:val="0"/>
                 <w:sz w:val="14"/>
               </w:rPr>
-              <w:t>18.93</w:t>
+              <w:t>18.76</w:t>
             </w:r>
           </w:p>
         </w:tc>
@@ -6173,7 +6359,7 @@
                 <w:b w:val="0"/>
                 <w:sz w:val="14"/>
               </w:rPr>
-              <w:t>30.77</w:t>
+              <w:t>30.87</w:t>
             </w:r>
           </w:p>
         </w:tc>
@@ -6189,7 +6375,7 @@
                 <w:b w:val="0"/>
                 <w:sz w:val="14"/>
               </w:rPr>
-              <w:t>13.95</w:t>
+              <w:t>13.51</w:t>
             </w:r>
           </w:p>
         </w:tc>
@@ -6205,7 +6391,7 @@
                 <w:b w:val="0"/>
                 <w:sz w:val="14"/>
               </w:rPr>
-              <w:t>55.63</w:t>
+              <w:t>55.75</w:t>
             </w:r>
           </w:p>
         </w:tc>
@@ -6221,7 +6407,7 @@
                 <w:b w:val="0"/>
                 <w:sz w:val="14"/>
               </w:rPr>
-              <w:t>17.66</w:t>
+              <w:t>17.13</w:t>
             </w:r>
           </w:p>
         </w:tc>
@@ -6287,7 +6473,7 @@
                 <w:b w:val="0"/>
                 <w:sz w:val="14"/>
               </w:rPr>
-              <w:t>0.93</w:t>
+              <w:t>1.21</w:t>
             </w:r>
           </w:p>
         </w:tc>
@@ -6319,7 +6505,7 @@
                 <w:b w:val="0"/>
                 <w:sz w:val="14"/>
               </w:rPr>
-              <w:t>1.13</w:t>
+              <w:t>1.48</w:t>
             </w:r>
           </w:p>
         </w:tc>
@@ -6351,7 +6537,7 @@
                 <w:b w:val="0"/>
                 <w:sz w:val="14"/>
               </w:rPr>
-              <w:t>1.38</w:t>
+              <w:t>1.79</w:t>
             </w:r>
           </w:p>
         </w:tc>
@@ -6383,7 +6569,7 @@
                 <w:b w:val="0"/>
                 <w:sz w:val="14"/>
               </w:rPr>
-              <w:t>0.44</w:t>
+              <w:t>1.30</w:t>
             </w:r>
           </w:p>
         </w:tc>
@@ -6449,7 +6635,7 @@
                 <w:b w:val="0"/>
                 <w:sz w:val="14"/>
               </w:rPr>
-              <w:t>2.43</w:t>
+              <w:t>3.05</w:t>
             </w:r>
           </w:p>
         </w:tc>
@@ -6481,7 +6667,7 @@
                 <w:b w:val="0"/>
                 <w:sz w:val="14"/>
               </w:rPr>
-              <w:t>2.95</w:t>
+              <w:t>3.71</w:t>
             </w:r>
           </w:p>
         </w:tc>
@@ -6513,7 +6699,7 @@
                 <w:b w:val="0"/>
                 <w:sz w:val="14"/>
               </w:rPr>
-              <w:t>3.60</w:t>
+              <w:t>4.51</w:t>
             </w:r>
           </w:p>
         </w:tc>
@@ -6545,7 +6731,7 @@
                 <w:b w:val="0"/>
                 <w:sz w:val="14"/>
               </w:rPr>
-              <w:t>1.37</w:t>
+              <w:t>3.28</w:t>
             </w:r>
           </w:p>
         </w:tc>
@@ -6611,7 +6797,7 @@
                 <w:b w:val="0"/>
                 <w:sz w:val="14"/>
               </w:rPr>
-              <w:t>6.24</w:t>
+              <w:t>7.51</w:t>
             </w:r>
           </w:p>
         </w:tc>
@@ -6643,7 +6829,7 @@
                 <w:b w:val="0"/>
                 <w:sz w:val="14"/>
               </w:rPr>
-              <w:t>7.60</w:t>
+              <w:t>9.15</w:t>
             </w:r>
           </w:p>
         </w:tc>
@@ -6675,7 +6861,7 @@
                 <w:b w:val="0"/>
                 <w:sz w:val="14"/>
               </w:rPr>
-              <w:t>9.25</w:t>
+              <w:t>11.11</w:t>
             </w:r>
           </w:p>
         </w:tc>
@@ -6707,7 +6893,7 @@
                 <w:b w:val="0"/>
                 <w:sz w:val="14"/>
               </w:rPr>
-              <w:t>4.24</w:t>
+              <w:t>8.14</w:t>
             </w:r>
           </w:p>
         </w:tc>
@@ -6773,7 +6959,7 @@
                 <w:b w:val="0"/>
                 <w:sz w:val="14"/>
               </w:rPr>
-              <w:t>20.02</w:t>
+              <w:t>22.49</w:t>
             </w:r>
           </w:p>
         </w:tc>
@@ -6805,7 +6991,7 @@
                 <w:b w:val="0"/>
                 <w:sz w:val="14"/>
               </w:rPr>
-              <w:t>24.38</w:t>
+              <w:t>27.40</w:t>
             </w:r>
           </w:p>
         </w:tc>
@@ -6837,7 +7023,7 @@
                 <w:b w:val="0"/>
                 <w:sz w:val="14"/>
               </w:rPr>
-              <w:t>29.70</w:t>
+              <w:t>33.27</w:t>
             </w:r>
           </w:p>
         </w:tc>
@@ -6869,7 +7055,7 @@
                 <w:b w:val="0"/>
                 <w:sz w:val="14"/>
               </w:rPr>
-              <w:t>17.75</w:t>
+              <w:t>25.34</w:t>
             </w:r>
           </w:p>
         </w:tc>
@@ -6935,7 +7121,7 @@
                 <w:b w:val="0"/>
                 <w:sz w:val="14"/>
               </w:rPr>
-              <w:t>41.30</w:t>
+              <w:t>43.54</w:t>
             </w:r>
           </w:p>
         </w:tc>
@@ -6967,7 +7153,7 @@
                 <w:b w:val="0"/>
                 <w:sz w:val="14"/>
               </w:rPr>
-              <w:t>50.30</w:t>
+              <w:t>53.06</w:t>
             </w:r>
           </w:p>
         </w:tc>
@@ -6999,7 +7185,7 @@
                 <w:b w:val="0"/>
                 <w:sz w:val="14"/>
               </w:rPr>
-              <w:t>61.27</w:t>
+              <w:t>64.42</w:t>
             </w:r>
           </w:p>
         </w:tc>
@@ -7031,7 +7217,7 @@
                 <w:b w:val="0"/>
                 <w:sz w:val="14"/>
               </w:rPr>
-              <w:t>45.70</w:t>
+              <w:t>52.64</w:t>
             </w:r>
           </w:p>
         </w:tc>
@@ -7097,7 +7283,7 @@
                 <w:b w:val="0"/>
                 <w:sz w:val="14"/>
               </w:rPr>
-              <w:t>56.76</w:t>
+              <w:t>57.79</w:t>
             </w:r>
           </w:p>
         </w:tc>
@@ -7129,7 +7315,7 @@
                 <w:b w:val="0"/>
                 <w:sz w:val="14"/>
               </w:rPr>
-              <w:t>69.13</w:t>
+              <w:t>70.42</w:t>
             </w:r>
           </w:p>
         </w:tc>
@@ -7145,7 +7331,7 @@
                 <w:b w:val="0"/>
                 <w:sz w:val="14"/>
               </w:rPr>
-              <w:t>0.37</w:t>
+              <w:t>0.34</w:t>
             </w:r>
           </w:p>
         </w:tc>
@@ -7161,7 +7347,7 @@
                 <w:b w:val="0"/>
                 <w:sz w:val="14"/>
               </w:rPr>
-              <w:t>84.14</w:t>
+              <w:t>85.43</w:t>
             </w:r>
           </w:p>
         </w:tc>
@@ -7177,7 +7363,7 @@
                 <w:b w:val="0"/>
                 <w:sz w:val="14"/>
               </w:rPr>
-              <w:t>0.17</w:t>
+              <w:t>0.15</w:t>
             </w:r>
           </w:p>
         </w:tc>
@@ -7193,7 +7379,7 @@
                 <w:b w:val="0"/>
                 <w:sz w:val="14"/>
               </w:rPr>
-              <w:t>69.71</w:t>
+              <w:t>72.97</w:t>
             </w:r>
           </w:p>
         </w:tc>
@@ -7259,7 +7445,7 @@
                 <w:b w:val="0"/>
                 <w:sz w:val="14"/>
               </w:rPr>
-              <w:t>67.80</w:t>
+              <w:t>67.90</w:t>
             </w:r>
           </w:p>
         </w:tc>
@@ -7291,7 +7477,7 @@
                 <w:b w:val="0"/>
                 <w:sz w:val="14"/>
               </w:rPr>
-              <w:t>82.57</w:t>
+              <w:t>82.75</w:t>
             </w:r>
           </w:p>
         </w:tc>
@@ -7307,7 +7493,7 @@
                 <w:b w:val="0"/>
                 <w:sz w:val="14"/>
               </w:rPr>
-              <w:t>12.57</w:t>
+              <w:t>11.77</w:t>
             </w:r>
           </w:p>
         </w:tc>
@@ -7323,7 +7509,7 @@
                 <w:b w:val="0"/>
                 <w:sz w:val="14"/>
               </w:rPr>
-              <w:t>97.85</w:t>
+              <w:t>97.95</w:t>
             </w:r>
           </w:p>
         </w:tc>
@@ -7339,7 +7525,7 @@
                 <w:b w:val="0"/>
                 <w:sz w:val="14"/>
               </w:rPr>
-              <w:t>5.67</w:t>
+              <w:t>5.26</w:t>
             </w:r>
           </w:p>
         </w:tc>
@@ -7355,7 +7541,7 @@
                 <w:b w:val="0"/>
                 <w:sz w:val="14"/>
               </w:rPr>
-              <w:t>87.39</w:t>
+              <w:t>87.88</w:t>
             </w:r>
           </w:p>
         </w:tc>
@@ -7421,7 +7607,7 @@
                 <w:b w:val="0"/>
                 <w:sz w:val="14"/>
               </w:rPr>
-              <w:t>74.32</w:t>
+              <w:t>74.16</w:t>
             </w:r>
           </w:p>
         </w:tc>
@@ -7453,7 +7639,7 @@
                 <w:b w:val="0"/>
                 <w:sz w:val="14"/>
               </w:rPr>
-              <w:t>90.49</w:t>
+              <w:t>90.35</w:t>
             </w:r>
           </w:p>
         </w:tc>
@@ -7469,7 +7655,7 @@
                 <w:b w:val="0"/>
                 <w:sz w:val="14"/>
               </w:rPr>
-              <w:t>47.45</w:t>
+              <w:t>45.85</w:t>
             </w:r>
           </w:p>
         </w:tc>
@@ -7501,7 +7687,7 @@
                 <w:b w:val="0"/>
                 <w:sz w:val="14"/>
               </w:rPr>
-              <w:t>21.48</w:t>
+              <w:t>20.53</w:t>
             </w:r>
           </w:p>
         </w:tc>
@@ -7517,7 +7703,7 @@
                 <w:b w:val="0"/>
                 <w:sz w:val="14"/>
               </w:rPr>
-              <w:t>95.82</w:t>
+              <w:t>95.49</w:t>
             </w:r>
           </w:p>
         </w:tc>
@@ -7583,7 +7769,7 @@
                 <w:b w:val="0"/>
                 <w:sz w:val="14"/>
               </w:rPr>
-              <w:t>80.00</w:t>
+              <w:t>79.95</w:t>
             </w:r>
           </w:p>
         </w:tc>
@@ -7599,7 +7785,7 @@
                 <w:b w:val="0"/>
                 <w:sz w:val="14"/>
               </w:rPr>
-              <w:t>1.98</w:t>
+              <w:t>2.01</w:t>
             </w:r>
           </w:p>
         </w:tc>
@@ -7615,7 +7801,7 @@
                 <w:b w:val="0"/>
                 <w:sz w:val="14"/>
               </w:rPr>
-              <w:t>97.00</w:t>
+              <w:t>96.99</w:t>
             </w:r>
           </w:p>
         </w:tc>
@@ -7631,7 +7817,7 @@
                 <w:b w:val="0"/>
                 <w:sz w:val="14"/>
               </w:rPr>
-              <w:t>83.29</w:t>
+              <w:t>82.97</w:t>
             </w:r>
           </w:p>
         </w:tc>
@@ -7663,7 +7849,7 @@
                 <w:b w:val="0"/>
                 <w:sz w:val="14"/>
               </w:rPr>
-              <w:t>38.67</w:t>
+              <w:t>38.16</w:t>
             </w:r>
           </w:p>
         </w:tc>
@@ -7745,7 +7931,7 @@
                 <w:b w:val="0"/>
                 <w:sz w:val="14"/>
               </w:rPr>
-              <w:t>82.08</w:t>
+              <w:t>82.03</w:t>
             </w:r>
           </w:p>
         </w:tc>
@@ -7761,7 +7947,7 @@
                 <w:b w:val="0"/>
                 <w:sz w:val="14"/>
               </w:rPr>
-              <w:t>5.86</w:t>
+              <w:t>5.90</w:t>
             </w:r>
           </w:p>
         </w:tc>
@@ -7777,7 +7963,7 @@
                 <w:b w:val="0"/>
                 <w:sz w:val="14"/>
               </w:rPr>
-              <w:t>98.69</w:t>
+              <w:t>98.68</w:t>
             </w:r>
           </w:p>
         </w:tc>
@@ -7793,7 +7979,7 @@
                 <w:b w:val="0"/>
                 <w:sz w:val="14"/>
               </w:rPr>
-              <w:t>92.69</w:t>
+              <w:t>92.55</w:t>
             </w:r>
           </w:p>
         </w:tc>
@@ -7825,7 +8011,7 @@
                 <w:b w:val="0"/>
                 <w:sz w:val="14"/>
               </w:rPr>
-              <w:t>45.04</w:t>
+              <w:t>44.58</w:t>
             </w:r>
           </w:p>
         </w:tc>
@@ -7907,7 +8093,7 @@
                 <w:b w:val="0"/>
                 <w:sz w:val="14"/>
               </w:rPr>
-              <w:t>84.78</w:t>
+              <w:t>84.74</w:t>
             </w:r>
           </w:p>
         </w:tc>
@@ -7923,7 +8109,7 @@
                 <w:b w:val="0"/>
                 <w:sz w:val="14"/>
               </w:rPr>
-              <w:t>16.46</w:t>
+              <w:t>16.49</w:t>
             </w:r>
           </w:p>
         </w:tc>
@@ -7955,7 +8141,7 @@
                 <w:b w:val="0"/>
                 <w:sz w:val="14"/>
               </w:rPr>
-              <w:t>98.12</w:t>
+              <w:t>98.09</w:t>
             </w:r>
           </w:p>
         </w:tc>
@@ -7987,7 +8173,7 @@
                 <w:b w:val="0"/>
                 <w:sz w:val="14"/>
               </w:rPr>
-              <w:t>53.31</w:t>
+              <w:t>52.92</w:t>
             </w:r>
           </w:p>
         </w:tc>
@@ -8069,7 +8255,7 @@
                 <w:b w:val="0"/>
                 <w:sz w:val="14"/>
               </w:rPr>
-              <w:t>90.71</w:t>
+              <w:t>90.68</w:t>
             </w:r>
           </w:p>
         </w:tc>
@@ -8085,7 +8271,7 @@
                 <w:b w:val="0"/>
                 <w:sz w:val="14"/>
               </w:rPr>
-              <w:t>48.14</w:t>
+              <w:t>48.16</w:t>
             </w:r>
           </w:p>
         </w:tc>
@@ -8149,7 +8335,7 @@
                 <w:b w:val="0"/>
                 <w:sz w:val="14"/>
               </w:rPr>
-              <w:t>71.50</w:t>
+              <w:t>71.27</w:t>
             </w:r>
           </w:p>
         </w:tc>
@@ -8231,7 +8417,7 @@
                 <w:b w:val="0"/>
                 <w:sz w:val="14"/>
               </w:rPr>
-              <w:t>95.98</w:t>
+              <w:t>95.97</w:t>
             </w:r>
           </w:p>
         </w:tc>
@@ -8247,7 +8433,7 @@
                 <w:b w:val="0"/>
                 <w:sz w:val="14"/>
               </w:rPr>
-              <w:t>77.53</w:t>
+              <w:t>77.54</w:t>
             </w:r>
           </w:p>
         </w:tc>
@@ -8311,7 +8497,7 @@
                 <w:b w:val="0"/>
                 <w:sz w:val="14"/>
               </w:rPr>
-              <w:t>87.67</w:t>
+              <w:t>87.57</w:t>
             </w:r>
           </w:p>
         </w:tc>
@@ -8473,7 +8659,7 @@
                 <w:b w:val="0"/>
                 <w:sz w:val="14"/>
               </w:rPr>
-              <w:t>95.14</w:t>
+              <w:t>95.10</w:t>
             </w:r>
           </w:p>
         </w:tc>
@@ -9205,7 +9391,7 @@
                 <w:b w:val="0"/>
                 <w:sz w:val="17"/>
               </w:rPr>
-              <w:t>Mode-1B loop at 83.20 t/h wet against the 90 t/h wet vendor rating (92.4 %); mode-1A at 82.8 %</w:t>
+              <w:t>Mode-1B loop at 82.51 t/h wet against the 90 t/h wet vendor rating (91.7 %); mode-1A at 82.4 %</w:t>
             </w:r>
           </w:p>
         </w:tc>
@@ -9237,7 +9423,7 @@
     </w:p>
     <w:p>
       <w:r>
-        <w:t>Principle (project rule): OPERATING HOURS ARE SET BY THE PRODUCTION TARGETS, never the reverse. Zone 1.1 runs a Saturday-extended single shift (ceiling 2 400 h/y). At the current plan the zone needs 1 366.6 h of mode 1A and 0.0 h of mode 1B: the 0/20 demand of the downstream zones is currently covered by the 1A co-product, so no dedicated 1B campaign is scheduled; the AUTO-1B rule (KFS is NEVER over-produced) would create 1B hours automatically if the 0/20 demand grew beyond the 1A co-production.</w:t>
+        <w:t>Principle (project rule): OPERATING HOURS ARE SET BY THE PRODUCTION TARGETS, never the reverse. Zone 1.1 runs a Saturday-extended single shift (ceiling 2 400 h/y). At the current plan the zone needs 1 455.2 h of mode 1A and 0.0 h of mode 1B: the 0/20 demand of the downstream zones is currently covered by the 1A co-product, so no dedicated 1B campaign is scheduled; the AUTO-1B rule (KFS is NEVER over-produced) would create 1B hours automatically if the 0/20 demand grew beyond the 1A co-production.</w:t>
       </w:r>
     </w:p>
     <w:tbl>
@@ -9354,7 +9540,7 @@
                 <w:b w:val="0"/>
                 <w:sz w:val="17"/>
               </w:rPr>
-              <w:t>141 929 t (incl. 0/20 conversion, client rule 2026-08-16)</w:t>
+              <w:t>164 093 t (incl. 0/20 conversion, client rule 2026-08-16)</w:t>
             </w:r>
           </w:p>
         </w:tc>
@@ -9456,7 +9642,7 @@
                 <w:b w:val="0"/>
                 <w:sz w:val="17"/>
               </w:rPr>
-              <w:t>6 687 t (incl. zone-1.3 dedusting dust, client rule 2026-08-16)</w:t>
+              <w:t>6 684 t (incl. zone-1.3 dedusting dust, client rule 2026-08-16)</w:t>
             </w:r>
           </w:p>
         </w:tc>
@@ -9524,7 +9710,7 @@
                 <w:b w:val="0"/>
                 <w:sz w:val="17"/>
               </w:rPr>
-              <w:t>24.88 % / 24.88 % (equal by construction since the conversion rule)</w:t>
+              <w:t>23.36 % / 23.36 % (equal by construction since the conversion rule)</w:t>
             </w:r>
           </w:p>
         </w:tc>
@@ -9756,7 +9942,7 @@
                 <w:b w:val="0"/>
                 <w:sz w:val="17"/>
               </w:rPr>
-              <w:t>62</w:t>
+              <w:t>58</w:t>
             </w:r>
           </w:p>
         </w:tc>
@@ -9806,7 +9992,7 @@
                 <w:b w:val="0"/>
                 <w:sz w:val="17"/>
               </w:rPr>
-              <w:t>188</w:t>
+              <w:t>192</w:t>
             </w:r>
           </w:p>
         </w:tc>
@@ -9856,7 +10042,7 @@
                 <w:b w:val="0"/>
                 <w:sz w:val="17"/>
               </w:rPr>
-              <w:t>324</w:t>
+              <w:t>74</w:t>
             </w:r>
           </w:p>
         </w:tc>
@@ -9914,12 +10100,12 @@
     </w:tbl>
     <w:p>
       <w:r>
-        <w:t>PFD scenario A: KFS 80 t/h vs engine ~62 t/h; crude 170 vs ~188 — the PFD figures assume the NACO DESIGN feed curve; the engine runs the MEASURED belt-cut curve (45.5 % already &lt; 20 mm at the pivot). Same flowsheet, different feed curve: the gap is a FEED-CURVE question, not a flowsheet disagreement (same family as the KFS 80-vs-51 spec question).</w:t>
+        <w:t>PFD scenario A: KFS 80 t/h vs engine ~58 t/h; crude 170 vs ~192 — the PFD figures assume the NACO DESIGN feed curve; the engine runs the MEASURED belt-cut curve (45.5 % already &lt; 20 mm at the pivot). Same flowsheet, different feed curve: the gap is a FEED-CURVE question, not a flowsheet disagreement (same family as the KFS 80-vs-51 spec question).</w:t>
       </w:r>
     </w:p>
     <w:p>
       <w:r>
-        <w:t>PFD screen feed 350 t/h vs engine 324 t/h and PFD recycle 125 vs 324 — consistent with the finer measured feed (less +35 oversize, less recycle).</w:t>
+        <w:t>PFD screen feed 350 t/h vs engine 324 t/h and PFD recycle 125 vs 74 — consistent with the finer measured feed (less +35 oversize, less recycle).</w:t>
       </w:r>
     </w:p>
     <w:p>
@@ -9942,7 +10128,7 @@
     </w:p>
     <w:p>
       <w:r>
-        <w:t>Engine commit 27a64f0; scenario: modes 1A (250 t/h wet) + 1B (172.0 t/h wet, CSS 18), measured 2026-08-08 belt-cut feed, dry weather, reference settings g60/CSS30/v30. Replay without any assistant: PYTHONPATH=src python dossiers/DT-002/extract_dt002.py (regenerates dt002_data.json), then PYTHONPATH=src python dossiers/DT-002/render_dt002.py (regenerates this note and the Word document from that JSON). Every figure in this note comes from that JSON; none is hand-typed. The PFD is archived alongside (SHA-256 4c2cd3a447744542a0fb981e8e14bb9b50f4bab373da26a425824fb455f0275f, byte-identical to the 2026-08-12 docs/pfd/ archive). Declared hypotheses [H] remain hypotheses: no external test campaign has been launched (client decision 2026-08-16). Produced by NOEZYS.</w:t>
+        <w:t>Engine commit e485561; scenario: modes 1A (250 t/h wet) + 1B (172.0 t/h wet, CSS 18), measured 2026-08-08 belt-cut feed, dry weather, reference settings g60/CSS30/v30. Replay without any assistant: PYTHONPATH=src python dossiers/DT-002/extract_dt002.py (regenerates dt002_data.json), then PYTHONPATH=src python dossiers/DT-002/render_dt002.py (regenerates this note and the Word document from that JSON). Every figure in this note comes from that JSON; none is hand-typed. The PFD is archived alongside (SHA-256 4c2cd3a447744542a0fb981e8e14bb9b50f4bab373da26a425824fb455f0275f, byte-identical to the 2026-08-12 docs/pfd/ archive). Declared hypotheses [H] remain hypotheses: no external test campaign has been launched (client decision 2026-08-16). Produced by NOEZYS.</w:t>
       </w:r>
     </w:p>
     <w:sectPr>
